--- a/docs/02_RankUp_User_Creation_Approval_QA.docx
+++ b/docs/02_RankUp_User_Creation_Approval_QA.docx
@@ -62,7 +62,7 @@
           <w:sz w:val="18"/>
           <w:szCs w:val="18"/>
         </w:rPr>
-        <w:t xml:space="preserve">Multi-role + active role  ·  Date: 11 Jul 2026</w:t>
+        <w:t xml:space="preserve">app_user_roles + app_user_approval  ·  Date: 13 Jul 2026</w:t>
       </w:r>
     </w:p>
     <w:p>
@@ -106,7 +106,7 @@
           <w:sz w:val="22"/>
           <w:szCs w:val="22"/>
         </w:rPr>
-        <w:t xml:space="preserve">1. Self-service request — Student / Parent / Teacher submit → Admin reviews → Approve or Reject → On approve, user sets password → Login.</w:t>
+        <w:t xml:space="preserve">1. Self-service request — Student / Parent / Teacher submit → approval queue in app_user_approval → admins record approvals → ONLY Portal Admin activates → user sets password → Login.</w:t>
       </w:r>
     </w:p>
     <w:p>
@@ -830,15 +830,58 @@
     </w:tbl>
     <w:p>
       <w:pPr>
-        <w:spacing w:after="160" w:before="0"/>
-      </w:pPr>
-      <w:r>
-        <w:rPr>
-          <w:rFonts w:ascii="Calibri" w:cs="Calibri" w:eastAsia="Calibri" w:hAnsi="Calibri"/>
-          <w:sz w:val="22"/>
-          <w:szCs w:val="22"/>
-        </w:rPr>
-        <w:t xml:space="preserve">Roles live in app_user_roles. app_users.role is the primary/default role at login. JWT role claim is the active role for the session.</w:t>
+        <w:spacing w:after="60"/>
+        <w:ind w:left="360"/>
+      </w:pPr>
+      <w:r>
+        <w:rPr>
+          <w:rFonts w:ascii="Calibri" w:cs="Calibri" w:eastAsia="Calibri" w:hAnsi="Calibri"/>
+          <w:sz w:val="22"/>
+          <w:szCs w:val="22"/>
+        </w:rPr>
+        <w:t xml:space="preserve">• Roles live only in app_user_roles. Columns app_users.role and app_users.admin_target are removed.</w:t>
+      </w:r>
+    </w:p>
+    <w:p>
+      <w:pPr>
+        <w:spacing w:after="60"/>
+        <w:ind w:left="360"/>
+      </w:pPr>
+      <w:r>
+        <w:rPr>
+          <w:rFonts w:ascii="Calibri" w:cs="Calibri" w:eastAsia="Calibri" w:hAnsi="Calibri"/>
+          <w:sz w:val="22"/>
+          <w:szCs w:val="22"/>
+        </w:rPr>
+        <w:t xml:space="preserve">• Default login role = earliest role assignment in app_user_roles (by created_at).</w:t>
+      </w:r>
+    </w:p>
+    <w:p>
+      <w:pPr>
+        <w:spacing w:after="60"/>
+        <w:ind w:left="360"/>
+      </w:pPr>
+      <w:r>
+        <w:rPr>
+          <w:rFonts w:ascii="Calibri" w:cs="Calibri" w:eastAsia="Calibri" w:hAnsi="Calibri"/>
+          <w:sz w:val="22"/>
+          <w:szCs w:val="22"/>
+        </w:rPr>
+        <w:t xml:space="preserve">• JWT role claim = active session role; roles = all assigned roles.</w:t>
+      </w:r>
+    </w:p>
+    <w:p>
+      <w:pPr>
+        <w:spacing w:after="60"/>
+        <w:ind w:left="360"/>
+      </w:pPr>
+      <w:r>
+        <w:rPr>
+          <w:rFonts w:ascii="Calibri" w:cs="Calibri" w:eastAsia="Calibri" w:hAnsi="Calibri"/>
+          <w:sz w:val="22"/>
+          <w:szCs w:val="22"/>
+        </w:rPr>
+        <w:t xml:space="preserve">• Self-service approval routing lives in app_user_approval (not on app_users).</w:t>
       </w:r>
     </w:p>
     <w:p>
@@ -1284,7 +1327,7 @@
                 <w:sz w:val="18"/>
                 <w:szCs w:val="18"/>
               </w:rPr>
-              <w:t xml:space="preserve">Approve / reject registrations</w:t>
+              <w:t xml:space="preserve">Record registration approval</w:t>
             </w:r>
           </w:p>
         </w:tc>
@@ -1310,7 +1353,7 @@
                 <w:sz w:val="18"/>
                 <w:szCs w:val="18"/>
               </w:rPr>
-              <w:t xml:space="preserve">All</w:t>
+              <w:t xml:space="preserve">Yes (activates)</w:t>
             </w:r>
           </w:p>
         </w:tc>
@@ -1336,7 +1379,7 @@
                 <w:sz w:val="18"/>
                 <w:szCs w:val="18"/>
               </w:rPr>
-              <w:t xml:space="preserve">Own school, School Admin target</w:t>
+              <w:t xml:space="preserve">Own school (does not activate)</w:t>
             </w:r>
           </w:p>
         </w:tc>
@@ -1362,7 +1405,375 @@
                 <w:sz w:val="18"/>
                 <w:szCs w:val="18"/>
               </w:rPr>
-              <w:t xml:space="preserve">Own school+campus, School Admin target</w:t>
+              <w:t xml:space="preserve">Own campus (does not activate)</w:t>
+            </w:r>
+          </w:p>
+        </w:tc>
+        <w:tc>
+          <w:tcPr>
+            <w:tcW w:type="dxa" w:w="900"/>
+            <w:tcBorders>
+              <w:top w:val="single" w:color="D9E1EA" w:sz="4"/>
+              <w:left w:val="single" w:color="D9E1EA" w:sz="4"/>
+              <w:bottom w:val="single" w:color="D9E1EA" w:sz="4"/>
+              <w:right w:val="single" w:color="D9E1EA" w:sz="4"/>
+            </w:tcBorders>
+          </w:tcPr>
+          <w:p>
+            <w:pPr>
+              <w:spacing w:after="40" w:before="40"/>
+            </w:pPr>
+            <w:r>
+              <w:rPr>
+                <w:rFonts w:ascii="Calibri" w:cs="Calibri" w:eastAsia="Calibri" w:hAnsi="Calibri"/>
+                <w:b w:val="false"/>
+                <w:bCs w:val="false"/>
+                <w:sz w:val="18"/>
+                <w:szCs w:val="18"/>
+              </w:rPr>
+              <w:t xml:space="preserve">—</w:t>
+            </w:r>
+          </w:p>
+        </w:tc>
+        <w:tc>
+          <w:tcPr>
+            <w:tcW w:type="dxa" w:w="900"/>
+            <w:tcBorders>
+              <w:top w:val="single" w:color="D9E1EA" w:sz="4"/>
+              <w:left w:val="single" w:color="D9E1EA" w:sz="4"/>
+              <w:bottom w:val="single" w:color="D9E1EA" w:sz="4"/>
+              <w:right w:val="single" w:color="D9E1EA" w:sz="4"/>
+            </w:tcBorders>
+          </w:tcPr>
+          <w:p>
+            <w:pPr>
+              <w:spacing w:after="40" w:before="40"/>
+            </w:pPr>
+            <w:r>
+              <w:rPr>
+                <w:rFonts w:ascii="Calibri" w:cs="Calibri" w:eastAsia="Calibri" w:hAnsi="Calibri"/>
+                <w:b w:val="false"/>
+                <w:bCs w:val="false"/>
+                <w:sz w:val="18"/>
+                <w:szCs w:val="18"/>
+              </w:rPr>
+              <w:t xml:space="preserve">—</w:t>
+            </w:r>
+          </w:p>
+        </w:tc>
+        <w:tc>
+          <w:tcPr>
+            <w:tcW w:type="dxa" w:w="960"/>
+            <w:tcBorders>
+              <w:top w:val="single" w:color="D9E1EA" w:sz="4"/>
+              <w:left w:val="single" w:color="D9E1EA" w:sz="4"/>
+              <w:bottom w:val="single" w:color="D9E1EA" w:sz="4"/>
+              <w:right w:val="single" w:color="D9E1EA" w:sz="4"/>
+            </w:tcBorders>
+          </w:tcPr>
+          <w:p>
+            <w:pPr>
+              <w:spacing w:after="40" w:before="40"/>
+            </w:pPr>
+            <w:r>
+              <w:rPr>
+                <w:rFonts w:ascii="Calibri" w:cs="Calibri" w:eastAsia="Calibri" w:hAnsi="Calibri"/>
+                <w:b w:val="false"/>
+                <w:bCs w:val="false"/>
+                <w:sz w:val="18"/>
+                <w:szCs w:val="18"/>
+              </w:rPr>
+              <w:t xml:space="preserve">—</w:t>
+            </w:r>
+          </w:p>
+        </w:tc>
+      </w:tr>
+      <w:tr>
+        <w:tc>
+          <w:tcPr>
+            <w:tcW w:type="dxa" w:w="2100"/>
+            <w:tcBorders>
+              <w:top w:val="single" w:color="D9E1EA" w:sz="4"/>
+              <w:left w:val="single" w:color="D9E1EA" w:sz="4"/>
+              <w:bottom w:val="single" w:color="D9E1EA" w:sz="4"/>
+              <w:right w:val="single" w:color="D9E1EA" w:sz="4"/>
+            </w:tcBorders>
+          </w:tcPr>
+          <w:p>
+            <w:pPr>
+              <w:spacing w:after="40" w:before="40"/>
+            </w:pPr>
+            <w:r>
+              <w:rPr>
+                <w:rFonts w:ascii="Calibri" w:cs="Calibri" w:eastAsia="Calibri" w:hAnsi="Calibri"/>
+                <w:b w:val="false"/>
+                <w:bCs w:val="false"/>
+                <w:sz w:val="18"/>
+                <w:szCs w:val="18"/>
+              </w:rPr>
+              <w:t xml:space="preserve">Activate registration</w:t>
+            </w:r>
+          </w:p>
+        </w:tc>
+        <w:tc>
+          <w:tcPr>
+            <w:tcW w:type="dxa" w:w="1200"/>
+            <w:tcBorders>
+              <w:top w:val="single" w:color="D9E1EA" w:sz="4"/>
+              <w:left w:val="single" w:color="D9E1EA" w:sz="4"/>
+              <w:bottom w:val="single" w:color="D9E1EA" w:sz="4"/>
+              <w:right w:val="single" w:color="D9E1EA" w:sz="4"/>
+            </w:tcBorders>
+          </w:tcPr>
+          <w:p>
+            <w:pPr>
+              <w:spacing w:after="40" w:before="40"/>
+            </w:pPr>
+            <w:r>
+              <w:rPr>
+                <w:rFonts w:ascii="Calibri" w:cs="Calibri" w:eastAsia="Calibri" w:hAnsi="Calibri"/>
+                <w:b w:val="false"/>
+                <w:bCs w:val="false"/>
+                <w:sz w:val="18"/>
+                <w:szCs w:val="18"/>
+              </w:rPr>
+              <w:t xml:space="preserve">Yes — required</w:t>
+            </w:r>
+          </w:p>
+        </w:tc>
+        <w:tc>
+          <w:tcPr>
+            <w:tcW w:type="dxa" w:w="1400"/>
+            <w:tcBorders>
+              <w:top w:val="single" w:color="D9E1EA" w:sz="4"/>
+              <w:left w:val="single" w:color="D9E1EA" w:sz="4"/>
+              <w:bottom w:val="single" w:color="D9E1EA" w:sz="4"/>
+              <w:right w:val="single" w:color="D9E1EA" w:sz="4"/>
+            </w:tcBorders>
+          </w:tcPr>
+          <w:p>
+            <w:pPr>
+              <w:spacing w:after="40" w:before="40"/>
+            </w:pPr>
+            <w:r>
+              <w:rPr>
+                <w:rFonts w:ascii="Calibri" w:cs="Calibri" w:eastAsia="Calibri" w:hAnsi="Calibri"/>
+                <w:b w:val="false"/>
+                <w:bCs w:val="false"/>
+                <w:sz w:val="18"/>
+                <w:szCs w:val="18"/>
+              </w:rPr>
+              <w:t xml:space="preserve">No</w:t>
+            </w:r>
+          </w:p>
+        </w:tc>
+        <w:tc>
+          <w:tcPr>
+            <w:tcW w:type="dxa" w:w="1400"/>
+            <w:tcBorders>
+              <w:top w:val="single" w:color="D9E1EA" w:sz="4"/>
+              <w:left w:val="single" w:color="D9E1EA" w:sz="4"/>
+              <w:bottom w:val="single" w:color="D9E1EA" w:sz="4"/>
+              <w:right w:val="single" w:color="D9E1EA" w:sz="4"/>
+            </w:tcBorders>
+          </w:tcPr>
+          <w:p>
+            <w:pPr>
+              <w:spacing w:after="40" w:before="40"/>
+            </w:pPr>
+            <w:r>
+              <w:rPr>
+                <w:rFonts w:ascii="Calibri" w:cs="Calibri" w:eastAsia="Calibri" w:hAnsi="Calibri"/>
+                <w:b w:val="false"/>
+                <w:bCs w:val="false"/>
+                <w:sz w:val="18"/>
+                <w:szCs w:val="18"/>
+              </w:rPr>
+              <w:t xml:space="preserve">No</w:t>
+            </w:r>
+          </w:p>
+        </w:tc>
+        <w:tc>
+          <w:tcPr>
+            <w:tcW w:type="dxa" w:w="900"/>
+            <w:tcBorders>
+              <w:top w:val="single" w:color="D9E1EA" w:sz="4"/>
+              <w:left w:val="single" w:color="D9E1EA" w:sz="4"/>
+              <w:bottom w:val="single" w:color="D9E1EA" w:sz="4"/>
+              <w:right w:val="single" w:color="D9E1EA" w:sz="4"/>
+            </w:tcBorders>
+          </w:tcPr>
+          <w:p>
+            <w:pPr>
+              <w:spacing w:after="40" w:before="40"/>
+            </w:pPr>
+            <w:r>
+              <w:rPr>
+                <w:rFonts w:ascii="Calibri" w:cs="Calibri" w:eastAsia="Calibri" w:hAnsi="Calibri"/>
+                <w:b w:val="false"/>
+                <w:bCs w:val="false"/>
+                <w:sz w:val="18"/>
+                <w:szCs w:val="18"/>
+              </w:rPr>
+              <w:t xml:space="preserve">—</w:t>
+            </w:r>
+          </w:p>
+        </w:tc>
+        <w:tc>
+          <w:tcPr>
+            <w:tcW w:type="dxa" w:w="900"/>
+            <w:tcBorders>
+              <w:top w:val="single" w:color="D9E1EA" w:sz="4"/>
+              <w:left w:val="single" w:color="D9E1EA" w:sz="4"/>
+              <w:bottom w:val="single" w:color="D9E1EA" w:sz="4"/>
+              <w:right w:val="single" w:color="D9E1EA" w:sz="4"/>
+            </w:tcBorders>
+          </w:tcPr>
+          <w:p>
+            <w:pPr>
+              <w:spacing w:after="40" w:before="40"/>
+            </w:pPr>
+            <w:r>
+              <w:rPr>
+                <w:rFonts w:ascii="Calibri" w:cs="Calibri" w:eastAsia="Calibri" w:hAnsi="Calibri"/>
+                <w:b w:val="false"/>
+                <w:bCs w:val="false"/>
+                <w:sz w:val="18"/>
+                <w:szCs w:val="18"/>
+              </w:rPr>
+              <w:t xml:space="preserve">—</w:t>
+            </w:r>
+          </w:p>
+        </w:tc>
+        <w:tc>
+          <w:tcPr>
+            <w:tcW w:type="dxa" w:w="960"/>
+            <w:tcBorders>
+              <w:top w:val="single" w:color="D9E1EA" w:sz="4"/>
+              <w:left w:val="single" w:color="D9E1EA" w:sz="4"/>
+              <w:bottom w:val="single" w:color="D9E1EA" w:sz="4"/>
+              <w:right w:val="single" w:color="D9E1EA" w:sz="4"/>
+            </w:tcBorders>
+          </w:tcPr>
+          <w:p>
+            <w:pPr>
+              <w:spacing w:after="40" w:before="40"/>
+            </w:pPr>
+            <w:r>
+              <w:rPr>
+                <w:rFonts w:ascii="Calibri" w:cs="Calibri" w:eastAsia="Calibri" w:hAnsi="Calibri"/>
+                <w:b w:val="false"/>
+                <w:bCs w:val="false"/>
+                <w:sz w:val="18"/>
+                <w:szCs w:val="18"/>
+              </w:rPr>
+              <w:t xml:space="preserve">—</w:t>
+            </w:r>
+          </w:p>
+        </w:tc>
+      </w:tr>
+      <w:tr>
+        <w:tc>
+          <w:tcPr>
+            <w:tcW w:type="dxa" w:w="2100"/>
+            <w:tcBorders>
+              <w:top w:val="single" w:color="D9E1EA" w:sz="4"/>
+              <w:left w:val="single" w:color="D9E1EA" w:sz="4"/>
+              <w:bottom w:val="single" w:color="D9E1EA" w:sz="4"/>
+              <w:right w:val="single" w:color="D9E1EA" w:sz="4"/>
+            </w:tcBorders>
+          </w:tcPr>
+          <w:p>
+            <w:pPr>
+              <w:spacing w:after="40" w:before="40"/>
+            </w:pPr>
+            <w:r>
+              <w:rPr>
+                <w:rFonts w:ascii="Calibri" w:cs="Calibri" w:eastAsia="Calibri" w:hAnsi="Calibri"/>
+                <w:b w:val="false"/>
+                <w:bCs w:val="false"/>
+                <w:sz w:val="18"/>
+                <w:szCs w:val="18"/>
+              </w:rPr>
+              <w:t xml:space="preserve">Reject registrations</w:t>
+            </w:r>
+          </w:p>
+        </w:tc>
+        <w:tc>
+          <w:tcPr>
+            <w:tcW w:type="dxa" w:w="1200"/>
+            <w:tcBorders>
+              <w:top w:val="single" w:color="D9E1EA" w:sz="4"/>
+              <w:left w:val="single" w:color="D9E1EA" w:sz="4"/>
+              <w:bottom w:val="single" w:color="D9E1EA" w:sz="4"/>
+              <w:right w:val="single" w:color="D9E1EA" w:sz="4"/>
+            </w:tcBorders>
+          </w:tcPr>
+          <w:p>
+            <w:pPr>
+              <w:spacing w:after="40" w:before="40"/>
+            </w:pPr>
+            <w:r>
+              <w:rPr>
+                <w:rFonts w:ascii="Calibri" w:cs="Calibri" w:eastAsia="Calibri" w:hAnsi="Calibri"/>
+                <w:b w:val="false"/>
+                <w:bCs w:val="false"/>
+                <w:sz w:val="18"/>
+                <w:szCs w:val="18"/>
+              </w:rPr>
+              <w:t xml:space="preserve">All pending</w:t>
+            </w:r>
+          </w:p>
+        </w:tc>
+        <w:tc>
+          <w:tcPr>
+            <w:tcW w:type="dxa" w:w="1400"/>
+            <w:tcBorders>
+              <w:top w:val="single" w:color="D9E1EA" w:sz="4"/>
+              <w:left w:val="single" w:color="D9E1EA" w:sz="4"/>
+              <w:bottom w:val="single" w:color="D9E1EA" w:sz="4"/>
+              <w:right w:val="single" w:color="D9E1EA" w:sz="4"/>
+            </w:tcBorders>
+          </w:tcPr>
+          <w:p>
+            <w:pPr>
+              <w:spacing w:after="40" w:before="40"/>
+            </w:pPr>
+            <w:r>
+              <w:rPr>
+                <w:rFonts w:ascii="Calibri" w:cs="Calibri" w:eastAsia="Calibri" w:hAnsi="Calibri"/>
+                <w:b w:val="false"/>
+                <w:bCs w:val="false"/>
+                <w:sz w:val="18"/>
+                <w:szCs w:val="18"/>
+              </w:rPr>
+              <w:t xml:space="preserve">Own school (if not yet acted)</w:t>
+            </w:r>
+          </w:p>
+        </w:tc>
+        <w:tc>
+          <w:tcPr>
+            <w:tcW w:type="dxa" w:w="1400"/>
+            <w:tcBorders>
+              <w:top w:val="single" w:color="D9E1EA" w:sz="4"/>
+              <w:left w:val="single" w:color="D9E1EA" w:sz="4"/>
+              <w:bottom w:val="single" w:color="D9E1EA" w:sz="4"/>
+              <w:right w:val="single" w:color="D9E1EA" w:sz="4"/>
+            </w:tcBorders>
+          </w:tcPr>
+          <w:p>
+            <w:pPr>
+              <w:spacing w:after="40" w:before="40"/>
+            </w:pPr>
+            <w:r>
+              <w:rPr>
+                <w:rFonts w:ascii="Calibri" w:cs="Calibri" w:eastAsia="Calibri" w:hAnsi="Calibri"/>
+                <w:b w:val="false"/>
+                <w:bCs w:val="false"/>
+                <w:sz w:val="18"/>
+                <w:szCs w:val="18"/>
+              </w:rPr>
+              <w:t xml:space="preserve">Own campus (if not yet acted)</w:t>
             </w:r>
           </w:p>
         </w:tc>
@@ -2765,7 +3176,7 @@
           <w:sz w:val="24"/>
           <w:szCs w:val="24"/>
         </w:rPr>
-        <w:t xml:space="preserve">Path A — Self-service → Approve → Set password → Login</w:t>
+        <w:t xml:space="preserve">Path A — Self-service → Approval queue → Portal Admin activates → Set password → Login</w:t>
       </w:r>
     </w:p>
     <w:p>
@@ -2807,7 +3218,7 @@
           <w:sz w:val="22"/>
           <w:szCs w:val="22"/>
         </w:rPr>
-        <w:t xml:space="preserve">3. Request appears on Registration approvals for eligible admins.</w:t>
+        <w:t xml:space="preserve">3. API creates pending app_users + app_user_roles + one pending app_user_approval row per eligible reviewer.</w:t>
       </w:r>
     </w:p>
     <w:p>
@@ -2821,7 +3232,7 @@
           <w:sz w:val="22"/>
           <w:szCs w:val="22"/>
         </w:rPr>
-        <w:t xml:space="preserve">4. Admin Approves (or Rejects).</w:t>
+        <w:t xml:space="preserve">4. Eligible admins see the request on Registration approvals (Pending with lists remaining reviewers).</w:t>
       </w:r>
     </w:p>
     <w:p>
@@ -2835,7 +3246,7 @@
           <w:sz w:val="22"/>
           <w:szCs w:val="22"/>
         </w:rPr>
-        <w:t xml:space="preserve">5. On Approve: user becomes active but has no password; role profile created.</w:t>
+        <w:t xml:space="preserve">5. SchoolAdmin / CampusAdmin may Approve → their queue row is marked; account stays pending.</w:t>
       </w:r>
     </w:p>
     <w:p>
@@ -2849,7 +3260,21 @@
           <w:sz w:val="22"/>
           <w:szCs w:val="22"/>
         </w:rPr>
-        <w:t xml:space="preserve">6. User enters CNIC/mobile → NeedsPasswordSetup → sets password → signs in.</w:t>
+        <w:t xml:space="preserve">6. PortalAdmin Approves → account activates (NeedsPasswordSetup); role profile created.</w:t>
+      </w:r>
+    </w:p>
+    <w:p>
+      <w:pPr>
+        <w:spacing w:after="60"/>
+        <w:ind w:left="360"/>
+      </w:pPr>
+      <w:r>
+        <w:rPr>
+          <w:rFonts w:ascii="Calibri" w:cs="Calibri" w:eastAsia="Calibri" w:hAnsi="Calibri"/>
+          <w:sz w:val="22"/>
+          <w:szCs w:val="22"/>
+        </w:rPr>
+        <w:t xml:space="preserve">7. User enters CNIC/mobile → sets password → signs in.</w:t>
       </w:r>
     </w:p>
     <w:p>
@@ -3606,7 +4031,7 @@
                 <w:sz w:val="18"/>
                 <w:szCs w:val="18"/>
               </w:rPr>
-              <w:t xml:space="preserve">Required *</w:t>
+              <w:t xml:space="preserve">Optional</w:t>
             </w:r>
           </w:p>
         </w:tc>
@@ -3712,7 +4137,7 @@
                 <w:sz w:val="18"/>
                 <w:szCs w:val="18"/>
               </w:rPr>
-              <w:t xml:space="preserve">Required *</w:t>
+              <w:t xml:space="preserve">Optional (needs school if set)</w:t>
             </w:r>
           </w:p>
         </w:tc>
@@ -3901,23 +4326,263 @@
           <w:sz w:val="22"/>
           <w:szCs w:val="22"/>
         </w:rPr>
-        <w:t xml:space="preserve">• School selected → admin_target = School Admin → SchoolAdmin (same school), CampusAdmin (same school+campus), and PortalAdmin.</w:t>
-      </w:r>
-    </w:p>
-    <w:p>
-      <w:pPr>
-        <w:spacing w:after="60"/>
-        <w:ind w:left="360"/>
-      </w:pPr>
-      <w:r>
-        <w:rPr>
-          <w:rFonts w:ascii="Calibri" w:cs="Calibri" w:eastAsia="Calibri" w:hAnsi="Calibri"/>
-          <w:sz w:val="22"/>
-          <w:szCs w:val="22"/>
-        </w:rPr>
-        <w:t xml:space="preserve">• No school → admin_target = Portal Admin → PortalAdmin only.</w:t>
-      </w:r>
-    </w:p>
+        <w:t xml:space="preserve">• admin_target is NOT used. Approval recipients are derived from school/campus into app_user_approval.</w:t>
+      </w:r>
+    </w:p>
+    <w:p>
+      <w:pPr>
+        <w:pStyle w:val="Heading3"/>
+        <w:spacing w:after="80" w:before="200"/>
+      </w:pPr>
+      <w:r>
+        <w:rPr>
+          <w:rFonts w:ascii="Calibri" w:cs="Calibri" w:eastAsia="Calibri" w:hAnsi="Calibri"/>
+          <w:b/>
+          <w:bCs/>
+          <w:color w:val="0B2545"/>
+          <w:sz w:val="24"/>
+          <w:szCs w:val="24"/>
+        </w:rPr>
+        <w:t xml:space="preserve">Who is queued in app_user_approval (at submit time)</w:t>
+      </w:r>
+    </w:p>
+    <w:tbl>
+      <w:tblPr>
+        <w:tblW w:type="dxa" w:w="9360"/>
+        <w:tblBorders>
+          <w:top w:val="single" w:color="auto" w:sz="4"/>
+          <w:left w:val="single" w:color="auto" w:sz="4"/>
+          <w:bottom w:val="single" w:color="auto" w:sz="4"/>
+          <w:right w:val="single" w:color="auto" w:sz="4"/>
+          <w:insideH w:val="single" w:color="auto" w:sz="4"/>
+          <w:insideV w:val="single" w:color="auto" w:sz="4"/>
+        </w:tblBorders>
+      </w:tblPr>
+      <w:tblGrid>
+        <w:gridCol w:w="4200"/>
+        <w:gridCol w:w="5160"/>
+      </w:tblGrid>
+      <w:tr>
+        <w:tc>
+          <w:tcPr>
+            <w:tcW w:type="dxa" w:w="4200"/>
+            <w:tcBorders>
+              <w:top w:val="single" w:color="D9E1EA" w:sz="4"/>
+              <w:left w:val="single" w:color="D9E1EA" w:sz="4"/>
+              <w:bottom w:val="single" w:color="D9E1EA" w:sz="4"/>
+              <w:right w:val="single" w:color="D9E1EA" w:sz="4"/>
+            </w:tcBorders>
+            <w:shd w:fill="F4F6F9"/>
+          </w:tcPr>
+          <w:p>
+            <w:pPr>
+              <w:spacing w:after="40" w:before="40"/>
+            </w:pPr>
+            <w:r>
+              <w:rPr>
+                <w:rFonts w:ascii="Calibri" w:cs="Calibri" w:eastAsia="Calibri" w:hAnsi="Calibri"/>
+                <w:b/>
+                <w:bCs/>
+                <w:color w:val="0B2545"/>
+                <w:sz w:val="18"/>
+                <w:szCs w:val="18"/>
+              </w:rPr>
+              <w:t xml:space="preserve">Selection on request</w:t>
+            </w:r>
+          </w:p>
+        </w:tc>
+        <w:tc>
+          <w:tcPr>
+            <w:tcW w:type="dxa" w:w="5160"/>
+            <w:tcBorders>
+              <w:top w:val="single" w:color="D9E1EA" w:sz="4"/>
+              <w:left w:val="single" w:color="D9E1EA" w:sz="4"/>
+              <w:bottom w:val="single" w:color="D9E1EA" w:sz="4"/>
+              <w:right w:val="single" w:color="D9E1EA" w:sz="4"/>
+            </w:tcBorders>
+            <w:shd w:fill="F4F6F9"/>
+          </w:tcPr>
+          <w:p>
+            <w:pPr>
+              <w:spacing w:after="40" w:before="40"/>
+            </w:pPr>
+            <w:r>
+              <w:rPr>
+                <w:rFonts w:ascii="Calibri" w:cs="Calibri" w:eastAsia="Calibri" w:hAnsi="Calibri"/>
+                <w:b/>
+                <w:bCs/>
+                <w:color w:val="0B2545"/>
+                <w:sz w:val="18"/>
+                <w:szCs w:val="18"/>
+              </w:rPr>
+              <w:t xml:space="preserve">Pending approver rows</w:t>
+            </w:r>
+          </w:p>
+        </w:tc>
+      </w:tr>
+      <w:tr>
+        <w:tc>
+          <w:tcPr>
+            <w:tcW w:type="dxa" w:w="4200"/>
+            <w:tcBorders>
+              <w:top w:val="single" w:color="D9E1EA" w:sz="4"/>
+              <w:left w:val="single" w:color="D9E1EA" w:sz="4"/>
+              <w:bottom w:val="single" w:color="D9E1EA" w:sz="4"/>
+              <w:right w:val="single" w:color="D9E1EA" w:sz="4"/>
+            </w:tcBorders>
+          </w:tcPr>
+          <w:p>
+            <w:pPr>
+              <w:spacing w:after="40" w:before="40"/>
+            </w:pPr>
+            <w:r>
+              <w:rPr>
+                <w:rFonts w:ascii="Calibri" w:cs="Calibri" w:eastAsia="Calibri" w:hAnsi="Calibri"/>
+                <w:b w:val="false"/>
+                <w:bCs w:val="false"/>
+                <w:sz w:val="18"/>
+                <w:szCs w:val="18"/>
+              </w:rPr>
+              <w:t xml:space="preserve">Parent / Student or Teacher with no school</w:t>
+            </w:r>
+          </w:p>
+        </w:tc>
+        <w:tc>
+          <w:tcPr>
+            <w:tcW w:type="dxa" w:w="5160"/>
+            <w:tcBorders>
+              <w:top w:val="single" w:color="D9E1EA" w:sz="4"/>
+              <w:left w:val="single" w:color="D9E1EA" w:sz="4"/>
+              <w:bottom w:val="single" w:color="D9E1EA" w:sz="4"/>
+              <w:right w:val="single" w:color="D9E1EA" w:sz="4"/>
+            </w:tcBorders>
+          </w:tcPr>
+          <w:p>
+            <w:pPr>
+              <w:spacing w:after="40" w:before="40"/>
+            </w:pPr>
+            <w:r>
+              <w:rPr>
+                <w:rFonts w:ascii="Calibri" w:cs="Calibri" w:eastAsia="Calibri" w:hAnsi="Calibri"/>
+                <w:b w:val="false"/>
+                <w:bCs w:val="false"/>
+                <w:sz w:val="18"/>
+                <w:szCs w:val="18"/>
+              </w:rPr>
+              <w:t xml:space="preserve">PortalAdmin only</w:t>
+            </w:r>
+          </w:p>
+        </w:tc>
+      </w:tr>
+      <w:tr>
+        <w:tc>
+          <w:tcPr>
+            <w:tcW w:type="dxa" w:w="4200"/>
+            <w:tcBorders>
+              <w:top w:val="single" w:color="D9E1EA" w:sz="4"/>
+              <w:left w:val="single" w:color="D9E1EA" w:sz="4"/>
+              <w:bottom w:val="single" w:color="D9E1EA" w:sz="4"/>
+              <w:right w:val="single" w:color="D9E1EA" w:sz="4"/>
+            </w:tcBorders>
+          </w:tcPr>
+          <w:p>
+            <w:pPr>
+              <w:spacing w:after="40" w:before="40"/>
+            </w:pPr>
+            <w:r>
+              <w:rPr>
+                <w:rFonts w:ascii="Calibri" w:cs="Calibri" w:eastAsia="Calibri" w:hAnsi="Calibri"/>
+                <w:b w:val="false"/>
+                <w:bCs w:val="false"/>
+                <w:sz w:val="18"/>
+                <w:szCs w:val="18"/>
+              </w:rPr>
+              <w:t xml:space="preserve">School selected, no campus</w:t>
+            </w:r>
+          </w:p>
+        </w:tc>
+        <w:tc>
+          <w:tcPr>
+            <w:tcW w:type="dxa" w:w="5160"/>
+            <w:tcBorders>
+              <w:top w:val="single" w:color="D9E1EA" w:sz="4"/>
+              <w:left w:val="single" w:color="D9E1EA" w:sz="4"/>
+              <w:bottom w:val="single" w:color="D9E1EA" w:sz="4"/>
+              <w:right w:val="single" w:color="D9E1EA" w:sz="4"/>
+            </w:tcBorders>
+          </w:tcPr>
+          <w:p>
+            <w:pPr>
+              <w:spacing w:after="40" w:before="40"/>
+            </w:pPr>
+            <w:r>
+              <w:rPr>
+                <w:rFonts w:ascii="Calibri" w:cs="Calibri" w:eastAsia="Calibri" w:hAnsi="Calibri"/>
+                <w:b w:val="false"/>
+                <w:bCs w:val="false"/>
+                <w:sz w:val="18"/>
+                <w:szCs w:val="18"/>
+              </w:rPr>
+              <w:t xml:space="preserve">SchoolAdmin (that school) + PortalAdmin</w:t>
+            </w:r>
+          </w:p>
+        </w:tc>
+      </w:tr>
+      <w:tr>
+        <w:tc>
+          <w:tcPr>
+            <w:tcW w:type="dxa" w:w="4200"/>
+            <w:tcBorders>
+              <w:top w:val="single" w:color="D9E1EA" w:sz="4"/>
+              <w:left w:val="single" w:color="D9E1EA" w:sz="4"/>
+              <w:bottom w:val="single" w:color="D9E1EA" w:sz="4"/>
+              <w:right w:val="single" w:color="D9E1EA" w:sz="4"/>
+            </w:tcBorders>
+          </w:tcPr>
+          <w:p>
+            <w:pPr>
+              <w:spacing w:after="40" w:before="40"/>
+            </w:pPr>
+            <w:r>
+              <w:rPr>
+                <w:rFonts w:ascii="Calibri" w:cs="Calibri" w:eastAsia="Calibri" w:hAnsi="Calibri"/>
+                <w:b w:val="false"/>
+                <w:bCs w:val="false"/>
+                <w:sz w:val="18"/>
+                <w:szCs w:val="18"/>
+              </w:rPr>
+              <w:t xml:space="preserve">School + campus selected</w:t>
+            </w:r>
+          </w:p>
+        </w:tc>
+        <w:tc>
+          <w:tcPr>
+            <w:tcW w:type="dxa" w:w="5160"/>
+            <w:tcBorders>
+              <w:top w:val="single" w:color="D9E1EA" w:sz="4"/>
+              <w:left w:val="single" w:color="D9E1EA" w:sz="4"/>
+              <w:bottom w:val="single" w:color="D9E1EA" w:sz="4"/>
+              <w:right w:val="single" w:color="D9E1EA" w:sz="4"/>
+            </w:tcBorders>
+          </w:tcPr>
+          <w:p>
+            <w:pPr>
+              <w:spacing w:after="40" w:before="40"/>
+            </w:pPr>
+            <w:r>
+              <w:rPr>
+                <w:rFonts w:ascii="Calibri" w:cs="Calibri" w:eastAsia="Calibri" w:hAnsi="Calibri"/>
+                <w:b w:val="false"/>
+                <w:bCs w:val="false"/>
+                <w:sz w:val="18"/>
+                <w:szCs w:val="18"/>
+              </w:rPr>
+              <w:t xml:space="preserve">CampusAdmin (that campus) + SchoolAdmin (that school) + PortalAdmin</w:t>
+            </w:r>
+          </w:p>
+        </w:tc>
+      </w:tr>
+    </w:tbl>
     <w:p>
       <w:pPr>
         <w:pStyle w:val="Heading2"/>
@@ -3932,7 +4597,7 @@
           <w:sz w:val="28"/>
           <w:szCs w:val="28"/>
         </w:rPr>
-        <w:t xml:space="preserve">5. Approval &amp; rejection rules</w:t>
+        <w:t xml:space="preserve">5. Approval queue &amp; activation rules</w:t>
       </w:r>
     </w:p>
     <w:tbl>
@@ -4033,7 +4698,7 @@
                 <w:sz w:val="18"/>
                 <w:szCs w:val="18"/>
               </w:rPr>
-              <w:t xml:space="preserve">Can approve / reject</w:t>
+              <w:t xml:space="preserve">Can act</w:t>
             </w:r>
           </w:p>
         </w:tc>
@@ -4113,7 +4778,7 @@
                 <w:sz w:val="18"/>
                 <w:szCs w:val="18"/>
               </w:rPr>
-              <w:t xml:space="preserve">All pending requests</w:t>
+              <w:t xml:space="preserve">Approve (activates) or Reject</w:t>
             </w:r>
           </w:p>
         </w:tc>
@@ -4167,7 +4832,7 @@
                 <w:sz w:val="18"/>
                 <w:szCs w:val="18"/>
               </w:rPr>
-              <w:t xml:space="preserve">Own school AND admin_target = School Admin</w:t>
+              <w:t xml:space="preserve">Own school (school-only or with campus). Portal-only hidden.</w:t>
             </w:r>
           </w:p>
         </w:tc>
@@ -4193,7 +4858,7 @@
                 <w:sz w:val="18"/>
                 <w:szCs w:val="18"/>
               </w:rPr>
-              <w:t xml:space="preserve">Same scope only (Portal-target forbidden)</w:t>
+              <w:t xml:space="preserve">Approve (record only) or Reject — until already approved</w:t>
             </w:r>
           </w:p>
         </w:tc>
@@ -4247,7 +4912,7 @@
                 <w:sz w:val="18"/>
                 <w:szCs w:val="18"/>
               </w:rPr>
-              <w:t xml:space="preserve">Own school + campus AND admin_target = School Admin</w:t>
+              <w:t xml:space="preserve">Own school + campus only. School-only and Portal-only hidden.</w:t>
             </w:r>
           </w:p>
         </w:tc>
@@ -4273,7 +4938,7 @@
                 <w:sz w:val="18"/>
                 <w:szCs w:val="18"/>
               </w:rPr>
-              <w:t xml:space="preserve">Same campus scope only</w:t>
+              <w:t xml:space="preserve">Approve (record only) or Reject — until already approved</w:t>
             </w:r>
           </w:p>
         </w:tc>
@@ -4281,6 +4946,367 @@
     </w:tbl>
     <w:p>
       <w:pPr>
+        <w:pStyle w:val="Heading3"/>
+        <w:spacing w:after="80" w:before="200"/>
+      </w:pPr>
+      <w:r>
+        <w:rPr>
+          <w:rFonts w:ascii="Calibri" w:cs="Calibri" w:eastAsia="Calibri" w:hAnsi="Calibri"/>
+          <w:b/>
+          <w:bCs/>
+          <w:color w:val="0B2545"/>
+          <w:sz w:val="24"/>
+          <w:szCs w:val="24"/>
+        </w:rPr>
+        <w:t xml:space="preserve">Activation hierarchy (critical)</w:t>
+      </w:r>
+    </w:p>
+    <w:tbl>
+      <w:tblPr>
+        <w:tblW w:type="dxa" w:w="9360"/>
+        <w:tblBorders>
+          <w:top w:val="single" w:color="auto" w:sz="4"/>
+          <w:left w:val="single" w:color="auto" w:sz="4"/>
+          <w:bottom w:val="single" w:color="auto" w:sz="4"/>
+          <w:right w:val="single" w:color="auto" w:sz="4"/>
+          <w:insideH w:val="single" w:color="auto" w:sz="4"/>
+          <w:insideV w:val="single" w:color="auto" w:sz="4"/>
+        </w:tblBorders>
+      </w:tblPr>
+      <w:tblGrid>
+        <w:gridCol w:w="1800"/>
+        <w:gridCol w:w="4200"/>
+        <w:gridCol w:w="3360"/>
+      </w:tblGrid>
+      <w:tr>
+        <w:tc>
+          <w:tcPr>
+            <w:tcW w:type="dxa" w:w="1800"/>
+            <w:tcBorders>
+              <w:top w:val="single" w:color="D9E1EA" w:sz="4"/>
+              <w:left w:val="single" w:color="D9E1EA" w:sz="4"/>
+              <w:bottom w:val="single" w:color="D9E1EA" w:sz="4"/>
+              <w:right w:val="single" w:color="D9E1EA" w:sz="4"/>
+            </w:tcBorders>
+            <w:shd w:fill="F4F6F9"/>
+          </w:tcPr>
+          <w:p>
+            <w:pPr>
+              <w:spacing w:after="40" w:before="40"/>
+            </w:pPr>
+            <w:r>
+              <w:rPr>
+                <w:rFonts w:ascii="Calibri" w:cs="Calibri" w:eastAsia="Calibri" w:hAnsi="Calibri"/>
+                <w:b/>
+                <w:bCs/>
+                <w:color w:val="0B2545"/>
+                <w:sz w:val="18"/>
+                <w:szCs w:val="18"/>
+              </w:rPr>
+              <w:t xml:space="preserve">Who approves</w:t>
+            </w:r>
+          </w:p>
+        </w:tc>
+        <w:tc>
+          <w:tcPr>
+            <w:tcW w:type="dxa" w:w="4200"/>
+            <w:tcBorders>
+              <w:top w:val="single" w:color="D9E1EA" w:sz="4"/>
+              <w:left w:val="single" w:color="D9E1EA" w:sz="4"/>
+              <w:bottom w:val="single" w:color="D9E1EA" w:sz="4"/>
+              <w:right w:val="single" w:color="D9E1EA" w:sz="4"/>
+            </w:tcBorders>
+            <w:shd w:fill="F4F6F9"/>
+          </w:tcPr>
+          <w:p>
+            <w:pPr>
+              <w:spacing w:after="40" w:before="40"/>
+            </w:pPr>
+            <w:r>
+              <w:rPr>
+                <w:rFonts w:ascii="Calibri" w:cs="Calibri" w:eastAsia="Calibri" w:hAnsi="Calibri"/>
+                <w:b/>
+                <w:bCs/>
+                <w:color w:val="0B2545"/>
+                <w:sz w:val="18"/>
+                <w:szCs w:val="18"/>
+              </w:rPr>
+              <w:t xml:space="preserve">Effect</w:t>
+            </w:r>
+          </w:p>
+        </w:tc>
+        <w:tc>
+          <w:tcPr>
+            <w:tcW w:type="dxa" w:w="3360"/>
+            <w:tcBorders>
+              <w:top w:val="single" w:color="D9E1EA" w:sz="4"/>
+              <w:left w:val="single" w:color="D9E1EA" w:sz="4"/>
+              <w:bottom w:val="single" w:color="D9E1EA" w:sz="4"/>
+              <w:right w:val="single" w:color="D9E1EA" w:sz="4"/>
+            </w:tcBorders>
+            <w:shd w:fill="F4F6F9"/>
+          </w:tcPr>
+          <w:p>
+            <w:pPr>
+              <w:spacing w:after="40" w:before="40"/>
+            </w:pPr>
+            <w:r>
+              <w:rPr>
+                <w:rFonts w:ascii="Calibri" w:cs="Calibri" w:eastAsia="Calibri" w:hAnsi="Calibri"/>
+                <w:b/>
+                <w:bCs/>
+                <w:color w:val="0B2545"/>
+                <w:sz w:val="18"/>
+                <w:szCs w:val="18"/>
+              </w:rPr>
+              <w:t xml:space="preserve">Account activated?</w:t>
+            </w:r>
+          </w:p>
+        </w:tc>
+      </w:tr>
+      <w:tr>
+        <w:tc>
+          <w:tcPr>
+            <w:tcW w:type="dxa" w:w="1800"/>
+            <w:tcBorders>
+              <w:top w:val="single" w:color="D9E1EA" w:sz="4"/>
+              <w:left w:val="single" w:color="D9E1EA" w:sz="4"/>
+              <w:bottom w:val="single" w:color="D9E1EA" w:sz="4"/>
+              <w:right w:val="single" w:color="D9E1EA" w:sz="4"/>
+            </w:tcBorders>
+          </w:tcPr>
+          <w:p>
+            <w:pPr>
+              <w:spacing w:after="40" w:before="40"/>
+            </w:pPr>
+            <w:r>
+              <w:rPr>
+                <w:rFonts w:ascii="Calibri" w:cs="Calibri" w:eastAsia="Calibri" w:hAnsi="Calibri"/>
+                <w:b w:val="false"/>
+                <w:bCs w:val="false"/>
+                <w:sz w:val="18"/>
+                <w:szCs w:val="18"/>
+              </w:rPr>
+              <w:t xml:space="preserve">PortalAdmin</w:t>
+            </w:r>
+          </w:p>
+        </w:tc>
+        <w:tc>
+          <w:tcPr>
+            <w:tcW w:type="dxa" w:w="4200"/>
+            <w:tcBorders>
+              <w:top w:val="single" w:color="D9E1EA" w:sz="4"/>
+              <w:left w:val="single" w:color="D9E1EA" w:sz="4"/>
+              <w:bottom w:val="single" w:color="D9E1EA" w:sz="4"/>
+              <w:right w:val="single" w:color="D9E1EA" w:sz="4"/>
+            </w:tcBorders>
+          </w:tcPr>
+          <w:p>
+            <w:pPr>
+              <w:spacing w:after="40" w:before="40"/>
+            </w:pPr>
+            <w:r>
+              <w:rPr>
+                <w:rFonts w:ascii="Calibri" w:cs="Calibri" w:eastAsia="Calibri" w:hAnsi="Calibri"/>
+                <w:b w:val="false"/>
+                <w:bCs w:val="false"/>
+                <w:sz w:val="18"/>
+                <w:szCs w:val="18"/>
+              </w:rPr>
+              <w:t xml:space="preserve">Marks app_user_approval; creates profile; is_active=true; must_change_password=true</w:t>
+            </w:r>
+          </w:p>
+        </w:tc>
+        <w:tc>
+          <w:tcPr>
+            <w:tcW w:type="dxa" w:w="3360"/>
+            <w:tcBorders>
+              <w:top w:val="single" w:color="D9E1EA" w:sz="4"/>
+              <w:left w:val="single" w:color="D9E1EA" w:sz="4"/>
+              <w:bottom w:val="single" w:color="D9E1EA" w:sz="4"/>
+              <w:right w:val="single" w:color="D9E1EA" w:sz="4"/>
+            </w:tcBorders>
+          </w:tcPr>
+          <w:p>
+            <w:pPr>
+              <w:spacing w:after="40" w:before="40"/>
+            </w:pPr>
+            <w:r>
+              <w:rPr>
+                <w:rFonts w:ascii="Calibri" w:cs="Calibri" w:eastAsia="Calibri" w:hAnsi="Calibri"/>
+                <w:b w:val="false"/>
+                <w:bCs w:val="false"/>
+                <w:sz w:val="18"/>
+                <w:szCs w:val="18"/>
+              </w:rPr>
+              <w:t xml:space="preserve">Yes — other pending rows not required</w:t>
+            </w:r>
+          </w:p>
+        </w:tc>
+      </w:tr>
+      <w:tr>
+        <w:tc>
+          <w:tcPr>
+            <w:tcW w:type="dxa" w:w="1800"/>
+            <w:tcBorders>
+              <w:top w:val="single" w:color="D9E1EA" w:sz="4"/>
+              <w:left w:val="single" w:color="D9E1EA" w:sz="4"/>
+              <w:bottom w:val="single" w:color="D9E1EA" w:sz="4"/>
+              <w:right w:val="single" w:color="D9E1EA" w:sz="4"/>
+            </w:tcBorders>
+          </w:tcPr>
+          <w:p>
+            <w:pPr>
+              <w:spacing w:after="40" w:before="40"/>
+            </w:pPr>
+            <w:r>
+              <w:rPr>
+                <w:rFonts w:ascii="Calibri" w:cs="Calibri" w:eastAsia="Calibri" w:hAnsi="Calibri"/>
+                <w:b w:val="false"/>
+                <w:bCs w:val="false"/>
+                <w:sz w:val="18"/>
+                <w:szCs w:val="18"/>
+              </w:rPr>
+              <w:t xml:space="preserve">SchoolAdmin</w:t>
+            </w:r>
+          </w:p>
+        </w:tc>
+        <w:tc>
+          <w:tcPr>
+            <w:tcW w:type="dxa" w:w="4200"/>
+            <w:tcBorders>
+              <w:top w:val="single" w:color="D9E1EA" w:sz="4"/>
+              <w:left w:val="single" w:color="D9E1EA" w:sz="4"/>
+              <w:bottom w:val="single" w:color="D9E1EA" w:sz="4"/>
+              <w:right w:val="single" w:color="D9E1EA" w:sz="4"/>
+            </w:tcBorders>
+          </w:tcPr>
+          <w:p>
+            <w:pPr>
+              <w:spacing w:after="40" w:before="40"/>
+            </w:pPr>
+            <w:r>
+              <w:rPr>
+                <w:rFonts w:ascii="Calibri" w:cs="Calibri" w:eastAsia="Calibri" w:hAnsi="Calibri"/>
+                <w:b w:val="false"/>
+                <w:bCs w:val="false"/>
+                <w:sz w:val="18"/>
+                <w:szCs w:val="18"/>
+              </w:rPr>
+              <w:t xml:space="preserve">Marks their queue row only</w:t>
+            </w:r>
+          </w:p>
+        </w:tc>
+        <w:tc>
+          <w:tcPr>
+            <w:tcW w:type="dxa" w:w="3360"/>
+            <w:tcBorders>
+              <w:top w:val="single" w:color="D9E1EA" w:sz="4"/>
+              <w:left w:val="single" w:color="D9E1EA" w:sz="4"/>
+              <w:bottom w:val="single" w:color="D9E1EA" w:sz="4"/>
+              <w:right w:val="single" w:color="D9E1EA" w:sz="4"/>
+            </w:tcBorders>
+          </w:tcPr>
+          <w:p>
+            <w:pPr>
+              <w:spacing w:after="40" w:before="40"/>
+            </w:pPr>
+            <w:r>
+              <w:rPr>
+                <w:rFonts w:ascii="Calibri" w:cs="Calibri" w:eastAsia="Calibri" w:hAnsi="Calibri"/>
+                <w:b w:val="false"/>
+                <w:bCs w:val="false"/>
+                <w:sz w:val="18"/>
+                <w:szCs w:val="18"/>
+              </w:rPr>
+              <w:t xml:space="preserve">No — still needs PortalAdmin</w:t>
+            </w:r>
+          </w:p>
+        </w:tc>
+      </w:tr>
+      <w:tr>
+        <w:tc>
+          <w:tcPr>
+            <w:tcW w:type="dxa" w:w="1800"/>
+            <w:tcBorders>
+              <w:top w:val="single" w:color="D9E1EA" w:sz="4"/>
+              <w:left w:val="single" w:color="D9E1EA" w:sz="4"/>
+              <w:bottom w:val="single" w:color="D9E1EA" w:sz="4"/>
+              <w:right w:val="single" w:color="D9E1EA" w:sz="4"/>
+            </w:tcBorders>
+          </w:tcPr>
+          <w:p>
+            <w:pPr>
+              <w:spacing w:after="40" w:before="40"/>
+            </w:pPr>
+            <w:r>
+              <w:rPr>
+                <w:rFonts w:ascii="Calibri" w:cs="Calibri" w:eastAsia="Calibri" w:hAnsi="Calibri"/>
+                <w:b w:val="false"/>
+                <w:bCs w:val="false"/>
+                <w:sz w:val="18"/>
+                <w:szCs w:val="18"/>
+              </w:rPr>
+              <w:t xml:space="preserve">CampusAdmin</w:t>
+            </w:r>
+          </w:p>
+        </w:tc>
+        <w:tc>
+          <w:tcPr>
+            <w:tcW w:type="dxa" w:w="4200"/>
+            <w:tcBorders>
+              <w:top w:val="single" w:color="D9E1EA" w:sz="4"/>
+              <w:left w:val="single" w:color="D9E1EA" w:sz="4"/>
+              <w:bottom w:val="single" w:color="D9E1EA" w:sz="4"/>
+              <w:right w:val="single" w:color="D9E1EA" w:sz="4"/>
+            </w:tcBorders>
+          </w:tcPr>
+          <w:p>
+            <w:pPr>
+              <w:spacing w:after="40" w:before="40"/>
+            </w:pPr>
+            <w:r>
+              <w:rPr>
+                <w:rFonts w:ascii="Calibri" w:cs="Calibri" w:eastAsia="Calibri" w:hAnsi="Calibri"/>
+                <w:b w:val="false"/>
+                <w:bCs w:val="false"/>
+                <w:sz w:val="18"/>
+                <w:szCs w:val="18"/>
+              </w:rPr>
+              <w:t xml:space="preserve">Marks their queue row only; SchoolAdmin then not required</w:t>
+            </w:r>
+          </w:p>
+        </w:tc>
+        <w:tc>
+          <w:tcPr>
+            <w:tcW w:type="dxa" w:w="3360"/>
+            <w:tcBorders>
+              <w:top w:val="single" w:color="D9E1EA" w:sz="4"/>
+              <w:left w:val="single" w:color="D9E1EA" w:sz="4"/>
+              <w:bottom w:val="single" w:color="D9E1EA" w:sz="4"/>
+              <w:right w:val="single" w:color="D9E1EA" w:sz="4"/>
+            </w:tcBorders>
+          </w:tcPr>
+          <w:p>
+            <w:pPr>
+              <w:spacing w:after="40" w:before="40"/>
+            </w:pPr>
+            <w:r>
+              <w:rPr>
+                <w:rFonts w:ascii="Calibri" w:cs="Calibri" w:eastAsia="Calibri" w:hAnsi="Calibri"/>
+                <w:b w:val="false"/>
+                <w:bCs w:val="false"/>
+                <w:sz w:val="18"/>
+                <w:szCs w:val="18"/>
+              </w:rPr>
+              <w:t xml:space="preserve">No — still needs PortalAdmin</w:t>
+            </w:r>
+          </w:p>
+        </w:tc>
+      </w:tr>
+    </w:tbl>
+    <w:p>
+      <w:pPr>
         <w:spacing w:after="60"/>
         <w:ind w:left="360"/>
       </w:pPr>
@@ -4290,7 +5316,7 @@
           <w:sz w:val="22"/>
           <w:szCs w:val="22"/>
         </w:rPr>
-        <w:t xml:space="preserve">• On Approve: is_active=true, password still null, must_change_password=true; role profile created.</w:t>
+        <w:t xml:space="preserve">• After SchoolAdmin / CampusAdmin approve, the request stays on their Approvals list.</w:t>
       </w:r>
     </w:p>
     <w:p>
@@ -4304,7 +5330,7 @@
           <w:sz w:val="22"/>
           <w:szCs w:val="22"/>
         </w:rPr>
-        <w:t xml:space="preserve">• Student profile defaults: grade 1, section A.</w:t>
+        <w:t xml:space="preserve">• Approve / Reject buttons are hidden for that admin; UI shows: Approved — awaiting Portal Admin.</w:t>
       </w:r>
     </w:p>
     <w:p>
@@ -4318,7 +5344,21 @@
           <w:sz w:val="22"/>
           <w:szCs w:val="22"/>
         </w:rPr>
-        <w:t xml:space="preserve">• Teacher approve requires school + campus on the request.</w:t>
+        <w:t xml:space="preserve">• Pending with lists remaining pending reviewers (approved_at IS NULL). After CampusAdmin approval, pending SchoolAdmin rows are omitted from Pending with.</w:t>
+      </w:r>
+    </w:p>
+    <w:p>
+      <w:pPr>
+        <w:spacing w:after="60"/>
+        <w:ind w:left="360"/>
+      </w:pPr>
+      <w:r>
+        <w:rPr>
+          <w:rFonts w:ascii="Calibri" w:cs="Calibri" w:eastAsia="Calibri" w:hAnsi="Calibri"/>
+          <w:sz w:val="22"/>
+          <w:szCs w:val="22"/>
+        </w:rPr>
+        <w:t xml:space="preserve">• Student profile defaults on PortalAdmin activation: grade 1, section A.</w:t>
       </w:r>
     </w:p>
     <w:p>
@@ -4376,7 +5416,7 @@
           <w:sz w:val="22"/>
           <w:szCs w:val="22"/>
         </w:rPr>
-        <w:t xml:space="preserve">No password on create. Directory users are auto-approved and must set password on first login (NeedsPasswordSetup).</w:t>
+        <w:t xml:space="preserve">No password on create. Directory users are auto-approved and must set password on first login (NeedsPasswordSetup). Directory create does not use app_user_approval.</w:t>
       </w:r>
     </w:p>
     <w:tbl>
@@ -5111,7 +6151,7 @@
           <w:sz w:val="22"/>
           <w:szCs w:val="22"/>
         </w:rPr>
-        <w:t xml:space="preserve">One person can hold multiple roles on one login. Roles are stored in app_user_roles.</w:t>
+        <w:t xml:space="preserve">One person can hold multiple roles on one login. Roles are stored in app_user_roles only.</w:t>
       </w:r>
     </w:p>
     <w:p>
@@ -5260,7 +6300,7 @@
           <w:sz w:val="22"/>
           <w:szCs w:val="22"/>
         </w:rPr>
-        <w:t xml:space="preserve">1. Login uses primary role (app_users.role) as the default active role.</w:t>
+        <w:t xml:space="preserve">1. Login default active role = earliest assignment in app_user_roles.</w:t>
       </w:r>
     </w:p>
     <w:p>
@@ -5434,6 +6474,19 @@
           <w:szCs w:val="22"/>
         </w:rPr>
         <w:t xml:space="preserve">Login identifier resolution: username → CNIC → mobile.</w:t>
+      </w:r>
+    </w:p>
+    <w:p>
+      <w:pPr>
+        <w:spacing w:after="120" w:before="0"/>
+      </w:pPr>
+      <w:r>
+        <w:rPr>
+          <w:rFonts w:ascii="Calibri" w:cs="Calibri" w:eastAsia="Calibri" w:hAnsi="Calibri"/>
+          <w:sz w:val="22"/>
+          <w:szCs w:val="22"/>
+        </w:rPr>
+        <w:t xml:space="preserve">While SchoolAdmin / CampusAdmin have approved but PortalAdmin has not, login-status remains PendingApproval.</w:t>
       </w:r>
     </w:p>
     <w:p>
@@ -5685,7 +6738,7 @@
                 <w:sz w:val="18"/>
                 <w:szCs w:val="18"/>
               </w:rPr>
-              <w:t xml:space="preserve">Appears on Approvals only while pending</w:t>
+              <w:t xml:space="preserve">Appears while is_active=false and no password (includes post–Campus/School approval)</w:t>
             </w:r>
           </w:p>
         </w:tc>
@@ -5845,7 +6898,7 @@
                 <w:sz w:val="18"/>
                 <w:szCs w:val="18"/>
               </w:rPr>
-              <w:t xml:space="preserve">app_users.is_active, password_hash, app_user_roles</w:t>
+              <w:t xml:space="preserve">app_users.is_active, password_hash, app_user_roles, app_user_approval</w:t>
             </w:r>
           </w:p>
         </w:tc>
@@ -6749,7 +7802,7 @@
           <w:sz w:val="24"/>
           <w:szCs w:val="24"/>
         </w:rPr>
-        <w:t xml:space="preserve">QA-01 — Student self-request — happy path</w:t>
+        <w:t xml:space="preserve">QA-01 — Student self-request — Portal Admin activates</w:t>
       </w:r>
     </w:p>
     <w:p>
@@ -6793,7 +7846,7 @@
           <w:sz w:val="22"/>
           <w:szCs w:val="22"/>
         </w:rPr>
-        <w:t xml:space="preserve">2. Account type = Student. Fill full name, mobile, school, campus, roll number.</w:t>
+        <w:t xml:space="preserve">2. Account type = Student. Fill full name, mobile, roll; optionally school + campus.</w:t>
       </w:r>
     </w:p>
     <w:p>
@@ -6807,7 +7860,7 @@
           <w:sz w:val="22"/>
           <w:szCs w:val="22"/>
         </w:rPr>
-        <w:t xml:space="preserve">3. Submit request.</w:t>
+        <w:t xml:space="preserve">3. Submit request. Confirm app_user_approval rows match selection.</w:t>
       </w:r>
     </w:p>
     <w:p>
@@ -6821,7 +7874,7 @@
           <w:sz w:val="22"/>
           <w:szCs w:val="22"/>
         </w:rPr>
-        <w:t xml:space="preserve">4. As PortalAdmin, SchoolAdmin (same school), or CampusAdmin (same campus), open Approvals and Approve.</w:t>
+        <w:t xml:space="preserve">4. As PortalAdmin, open Approvals → Approve.</w:t>
       </w:r>
     </w:p>
     <w:p>
@@ -6963,7 +8016,7 @@
           <w:sz w:val="22"/>
           <w:szCs w:val="22"/>
         </w:rPr>
-        <w:t xml:space="preserve">4. PortalAdmin Approvals → Approve.</w:t>
+        <w:t xml:space="preserve">4. PortalAdmin Approvals → Approve (activates).</w:t>
       </w:r>
     </w:p>
     <w:p>
@@ -7002,7 +8055,7 @@
           <w:sz w:val="22"/>
           <w:szCs w:val="22"/>
         </w:rPr>
-        <w:t xml:space="preserve">Only PortalAdmin can approve. Parent becomes Ready after set-password + login.</w:t>
+        <w:t xml:space="preserve">Only PortalAdmin sees and activates. Parent becomes Ready after set-password + login.</w:t>
       </w:r>
     </w:p>
     <w:p>
@@ -7019,7 +8072,7 @@
           <w:sz w:val="24"/>
           <w:szCs w:val="24"/>
         </w:rPr>
-        <w:t xml:space="preserve">QA-03 — Teacher self-request with school (School / Campus Admin path)</w:t>
+        <w:t xml:space="preserve">QA-03 — Campus path — CampusAdmin records, PortalAdmin activates</w:t>
       </w:r>
     </w:p>
     <w:p>
@@ -7049,7 +8102,7 @@
           <w:sz w:val="22"/>
           <w:szCs w:val="22"/>
         </w:rPr>
-        <w:t xml:space="preserve">1. Request as Teacher; select school + campus; optional teacher code.</w:t>
+        <w:t xml:space="preserve">1. Request as Student or Teacher with school + campus.</w:t>
       </w:r>
     </w:p>
     <w:p>
@@ -7063,7 +8116,7 @@
           <w:sz w:val="22"/>
           <w:szCs w:val="22"/>
         </w:rPr>
-        <w:t xml:space="preserve">2. SchoolAdmin of that school, CampusAdmin of that campus, and PortalAdmin can Approve.</w:t>
+        <w:t xml:space="preserve">2. As CampusAdmin of that campus, Approve.</w:t>
       </w:r>
     </w:p>
     <w:p>
@@ -7077,7 +8130,49 @@
           <w:sz w:val="22"/>
           <w:szCs w:val="22"/>
         </w:rPr>
-        <w:t xml:space="preserve">3. Set password → login as Teacher on Web and Mobile.</w:t>
+        <w:t xml:space="preserve">3. Confirm account still PendingApproval (cannot set password yet).</w:t>
+      </w:r>
+    </w:p>
+    <w:p>
+      <w:pPr>
+        <w:spacing w:after="60"/>
+        <w:ind w:left="360"/>
+      </w:pPr>
+      <w:r>
+        <w:rPr>
+          <w:rFonts w:ascii="Calibri" w:cs="Calibri" w:eastAsia="Calibri" w:hAnsi="Calibri"/>
+          <w:sz w:val="22"/>
+          <w:szCs w:val="22"/>
+        </w:rPr>
+        <w:t xml:space="preserve">4. CampusAdmin list still shows the row; buttons hidden; message: Approved — awaiting Portal Admin.</w:t>
+      </w:r>
+    </w:p>
+    <w:p>
+      <w:pPr>
+        <w:spacing w:after="60"/>
+        <w:ind w:left="360"/>
+      </w:pPr>
+      <w:r>
+        <w:rPr>
+          <w:rFonts w:ascii="Calibri" w:cs="Calibri" w:eastAsia="Calibri" w:hAnsi="Calibri"/>
+          <w:sz w:val="22"/>
+          <w:szCs w:val="22"/>
+        </w:rPr>
+        <w:t xml:space="preserve">5. Pending with shows Portal Admin (School Admin omitted after CampusAdmin approval).</w:t>
+      </w:r>
+    </w:p>
+    <w:p>
+      <w:pPr>
+        <w:spacing w:after="60"/>
+        <w:ind w:left="360"/>
+      </w:pPr>
+      <w:r>
+        <w:rPr>
+          <w:rFonts w:ascii="Calibri" w:cs="Calibri" w:eastAsia="Calibri" w:hAnsi="Calibri"/>
+          <w:sz w:val="22"/>
+          <w:szCs w:val="22"/>
+        </w:rPr>
+        <w:t xml:space="preserve">6. As PortalAdmin, Approve → NeedsPasswordSetup → set password → login.</w:t>
       </w:r>
     </w:p>
     <w:p>
@@ -7102,7 +8197,7 @@
           <w:sz w:val="22"/>
           <w:szCs w:val="22"/>
         </w:rPr>
-        <w:t xml:space="preserve">Teacher profile created; login succeeds.</w:t>
+        <w:t xml:space="preserve">CampusAdmin does not activate. PortalAdmin activates. SchoolAdmin not required after CampusAdmin.</w:t>
       </w:r>
     </w:p>
     <w:p>
@@ -7119,7 +8214,7 @@
           <w:sz w:val="24"/>
           <w:szCs w:val="24"/>
         </w:rPr>
-        <w:t xml:space="preserve">QA-04 — Teacher self-request without school (Portal Admin path)</w:t>
+        <w:t xml:space="preserve">QA-04 — School-only path — SchoolAdmin records, PortalAdmin activates</w:t>
       </w:r>
     </w:p>
     <w:p>
@@ -7135,7 +8230,7 @@
           <w:sz w:val="20"/>
           <w:szCs w:val="20"/>
         </w:rPr>
-        <w:t xml:space="preserve">Platforms: Web + Mobile + API</w:t>
+        <w:t xml:space="preserve">Platforms: Web + Mobile</w:t>
       </w:r>
     </w:p>
     <w:p>
@@ -7149,7 +8244,7 @@
           <w:sz w:val="22"/>
           <w:szCs w:val="22"/>
         </w:rPr>
-        <w:t xml:space="preserve">1. Request as Teacher with school empty.</w:t>
+        <w:t xml:space="preserve">1. Request as Teacher/Student with school selected and campus empty.</w:t>
       </w:r>
     </w:p>
     <w:p>
@@ -7163,7 +8258,7 @@
           <w:sz w:val="22"/>
           <w:szCs w:val="22"/>
         </w:rPr>
-        <w:t xml:space="preserve">2. Confirm SchoolAdmin / CampusAdmin do not see it.</w:t>
+        <w:t xml:space="preserve">2. CampusAdmin must NOT see it.</w:t>
       </w:r>
     </w:p>
     <w:p>
@@ -7177,7 +8272,21 @@
           <w:sz w:val="22"/>
           <w:szCs w:val="22"/>
         </w:rPr>
-        <w:t xml:space="preserve">3. PortalAdmin attempts Approve.</w:t>
+        <w:t xml:space="preserve">3. SchoolAdmin Approves → still pending; message Approved — awaiting Portal Admin.</w:t>
+      </w:r>
+    </w:p>
+    <w:p>
+      <w:pPr>
+        <w:spacing w:after="60"/>
+        <w:ind w:left="360"/>
+      </w:pPr>
+      <w:r>
+        <w:rPr>
+          <w:rFonts w:ascii="Calibri" w:cs="Calibri" w:eastAsia="Calibri" w:hAnsi="Calibri"/>
+          <w:sz w:val="22"/>
+          <w:szCs w:val="22"/>
+        </w:rPr>
+        <w:t xml:space="preserve">4. PortalAdmin Approves → activates.</w:t>
       </w:r>
     </w:p>
     <w:p>
@@ -7202,32 +8311,7 @@
           <w:sz w:val="22"/>
           <w:szCs w:val="22"/>
         </w:rPr>
-        <w:t xml:space="preserve">Document actual API result.</w:t>
-      </w:r>
-    </w:p>
-    <w:p>
-      <w:pPr>
-        <w:spacing w:after="160" w:before="0"/>
-      </w:pPr>
-      <w:r>
-        <w:rPr>
-          <w:rFonts w:ascii="Calibri" w:cs="Calibri" w:eastAsia="Calibri" w:hAnsi="Calibri"/>
-          <w:b/>
-          <w:bCs/>
-          <w:color w:val="92400E"/>
-          <w:sz w:val="22"/>
-          <w:szCs w:val="22"/>
-        </w:rPr>
-        <w:t xml:space="preserve">Note: </w:t>
-      </w:r>
-      <w:r>
-        <w:rPr>
-          <w:rFonts w:ascii="Calibri" w:cs="Calibri" w:eastAsia="Calibri" w:hAnsi="Calibri"/>
-          <w:color w:val="92400E"/>
-          <w:sz w:val="22"/>
-          <w:szCs w:val="22"/>
-        </w:rPr>
-        <w:t xml:space="preserve">Teacher profile creation requires school + campus at approve time — approve may fail if missing. Prefer school+campus or directory create.</w:t>
+        <w:t xml:space="preserve">SchoolAdmin alone does not activate; PortalAdmin does.</w:t>
       </w:r>
     </w:p>
     <w:p>
@@ -7244,7 +8328,7 @@
           <w:sz w:val="24"/>
           <w:szCs w:val="24"/>
         </w:rPr>
-        <w:t xml:space="preserve">QA-05 — Student request validation (required fields)</w:t>
+        <w:t xml:space="preserve">QA-05 — PortalAdmin first — no need for School/Campus</w:t>
       </w:r>
     </w:p>
     <w:p>
@@ -7274,7 +8358,7 @@
           <w:sz w:val="22"/>
           <w:szCs w:val="22"/>
         </w:rPr>
-        <w:t xml:space="preserve">1. As Student, submit without school → blocked.</w:t>
+        <w:t xml:space="preserve">1. Submit Student/Teacher with school + campus (full queue).</w:t>
       </w:r>
     </w:p>
     <w:p>
@@ -7288,7 +8372,7 @@
           <w:sz w:val="22"/>
           <w:szCs w:val="22"/>
         </w:rPr>
-        <w:t xml:space="preserve">2. Without campus → blocked.</w:t>
+        <w:t xml:space="preserve">2. As PortalAdmin, Approve immediately (without Campus/School acting).</w:t>
       </w:r>
     </w:p>
     <w:p>
@@ -7302,21 +8386,7 @@
           <w:sz w:val="22"/>
           <w:szCs w:val="22"/>
         </w:rPr>
-        <w:t xml:space="preserve">3. Without roll number → blocked.</w:t>
-      </w:r>
-    </w:p>
-    <w:p>
-      <w:pPr>
-        <w:spacing w:after="60"/>
-        <w:ind w:left="360"/>
-      </w:pPr>
-      <w:r>
-        <w:rPr>
-          <w:rFonts w:ascii="Calibri" w:cs="Calibri" w:eastAsia="Calibri" w:hAnsi="Calibri"/>
-          <w:sz w:val="22"/>
-          <w:szCs w:val="22"/>
-        </w:rPr>
-        <w:t xml:space="preserve">4. Without full name or mobile → blocked.</w:t>
+        <w:t xml:space="preserve">3. Confirm NeedsPasswordSetup; user can set password.</w:t>
       </w:r>
     </w:p>
     <w:p>
@@ -7341,7 +8411,7 @@
           <w:sz w:val="22"/>
           <w:szCs w:val="22"/>
         </w:rPr>
-        <w:t xml:space="preserve">Client and/or API validation errors; no pending row created.</w:t>
+        <w:t xml:space="preserve">PortalAdmin alone activates even if other approval rows remain pending.</w:t>
       </w:r>
     </w:p>
     <w:p>
@@ -7358,7 +8428,7 @@
           <w:sz w:val="24"/>
           <w:szCs w:val="24"/>
         </w:rPr>
-        <w:t xml:space="preserve">QA-06 — Parent must not send school/campus/roll</w:t>
+        <w:t xml:space="preserve">QA-06 — Teacher / Student without school (Portal only)</w:t>
       </w:r>
     </w:p>
     <w:p>
@@ -7374,7 +8444,7 @@
           <w:sz w:val="20"/>
           <w:szCs w:val="20"/>
         </w:rPr>
-        <w:t xml:space="preserve">Platforms: Web + Mobile + API</w:t>
+        <w:t xml:space="preserve">Platforms: Web + Mobile</w:t>
       </w:r>
     </w:p>
     <w:p>
@@ -7388,7 +8458,7 @@
           <w:sz w:val="22"/>
           <w:szCs w:val="22"/>
         </w:rPr>
-        <w:t xml:space="preserve">1. UI: switching to Parent clears/hides school fields.</w:t>
+        <w:t xml:space="preserve">1. Request as Teacher or Student with school empty (Student still needs roll).</w:t>
       </w:r>
     </w:p>
     <w:p>
@@ -7402,7 +8472,21 @@
           <w:sz w:val="22"/>
           <w:szCs w:val="22"/>
         </w:rPr>
-        <w:t xml:space="preserve">2. API optional: POST register as Parent with schoolId → validation error.</w:t>
+        <w:t xml:space="preserve">2. Confirm SchoolAdmin / CampusAdmin do not see it.</w:t>
+      </w:r>
+    </w:p>
+    <w:p>
+      <w:pPr>
+        <w:spacing w:after="60"/>
+        <w:ind w:left="360"/>
+      </w:pPr>
+      <w:r>
+        <w:rPr>
+          <w:rFonts w:ascii="Calibri" w:cs="Calibri" w:eastAsia="Calibri" w:hAnsi="Calibri"/>
+          <w:sz w:val="22"/>
+          <w:szCs w:val="22"/>
+        </w:rPr>
+        <w:t xml:space="preserve">3. PortalAdmin Approves → activates → set password.</w:t>
       </w:r>
     </w:p>
     <w:p>
@@ -7427,7 +8511,7 @@
           <w:sz w:val="22"/>
           <w:szCs w:val="22"/>
         </w:rPr>
-        <w:t xml:space="preserve">Parent requests never carry school/campus/roll.</w:t>
+        <w:t xml:space="preserve">Portal-only queue; activation works without school/campus on the request.</w:t>
       </w:r>
     </w:p>
     <w:p>
@@ -7444,7 +8528,7 @@
           <w:sz w:val="24"/>
           <w:szCs w:val="24"/>
         </w:rPr>
-        <w:t xml:space="preserve">QA-07 — Duplicate mobile / CNIC / username</w:t>
+        <w:t xml:space="preserve">QA-07 — Student request validation</w:t>
       </w:r>
     </w:p>
     <w:p>
@@ -7474,7 +8558,7 @@
           <w:sz w:val="22"/>
           <w:szCs w:val="22"/>
         </w:rPr>
-        <w:t xml:space="preserve">1. Submit a valid Student request.</w:t>
+        <w:t xml:space="preserve">1. As Student, submit without roll number → blocked.</w:t>
       </w:r>
     </w:p>
     <w:p>
@@ -7488,7 +8572,7 @@
           <w:sz w:val="22"/>
           <w:szCs w:val="22"/>
         </w:rPr>
-        <w:t xml:space="preserve">2. Submit again with same mobile or CNIC → error.</w:t>
+        <w:t xml:space="preserve">2. Without full name or mobile → blocked.</w:t>
       </w:r>
     </w:p>
     <w:p>
@@ -7502,7 +8586,21 @@
           <w:sz w:val="22"/>
           <w:szCs w:val="22"/>
         </w:rPr>
-        <w:t xml:space="preserve">3. Reject first request, then same mobile can register again.</w:t>
+        <w:t xml:space="preserve">3. Campus without school → blocked.</w:t>
+      </w:r>
+    </w:p>
+    <w:p>
+      <w:pPr>
+        <w:spacing w:after="60"/>
+        <w:ind w:left="360"/>
+      </w:pPr>
+      <w:r>
+        <w:rPr>
+          <w:rFonts w:ascii="Calibri" w:cs="Calibri" w:eastAsia="Calibri" w:hAnsi="Calibri"/>
+          <w:sz w:val="22"/>
+          <w:szCs w:val="22"/>
+        </w:rPr>
+        <w:t xml:space="preserve">4. School/campus empty is allowed (Portal-only queue).</w:t>
       </w:r>
     </w:p>
     <w:p>
@@ -7527,7 +8625,7 @@
           <w:sz w:val="22"/>
           <w:szCs w:val="22"/>
         </w:rPr>
-        <w:t xml:space="preserve">Uniqueness while pending/active; after reject, re-request allowed.</w:t>
+        <w:t xml:space="preserve">Roll + identity required; school/campus optional for Student.</w:t>
       </w:r>
     </w:p>
     <w:p>
@@ -7544,7 +8642,7 @@
           <w:sz w:val="24"/>
           <w:szCs w:val="24"/>
         </w:rPr>
-        <w:t xml:space="preserve">QA-08 — Reject registration</w:t>
+        <w:t xml:space="preserve">QA-08 — Parent must not send school/campus/roll</w:t>
       </w:r>
     </w:p>
     <w:p>
@@ -7560,7 +8658,7 @@
           <w:sz w:val="20"/>
           <w:szCs w:val="20"/>
         </w:rPr>
-        <w:t xml:space="preserve">Platforms: Web + Mobile</w:t>
+        <w:t xml:space="preserve">Platforms: Web + Mobile + API</w:t>
       </w:r>
     </w:p>
     <w:p>
@@ -7574,7 +8672,7 @@
           <w:sz w:val="22"/>
           <w:szCs w:val="22"/>
         </w:rPr>
-        <w:t xml:space="preserve">1. Create a pending request.</w:t>
+        <w:t xml:space="preserve">1. UI: switching to Parent clears/hides school fields.</w:t>
       </w:r>
     </w:p>
     <w:p>
@@ -7588,35 +8686,7 @@
           <w:sz w:val="22"/>
           <w:szCs w:val="22"/>
         </w:rPr>
-        <w:t xml:space="preserve">2. Admin Rejects.</w:t>
-      </w:r>
-    </w:p>
-    <w:p>
-      <w:pPr>
-        <w:spacing w:after="60"/>
-        <w:ind w:left="360"/>
-      </w:pPr>
-      <w:r>
-        <w:rPr>
-          <w:rFonts w:ascii="Calibri" w:cs="Calibri" w:eastAsia="Calibri" w:hAnsi="Calibri"/>
-          <w:sz w:val="22"/>
-          <w:szCs w:val="22"/>
-        </w:rPr>
-        <w:t xml:space="preserve">3. Confirm removed from Approvals.</w:t>
-      </w:r>
-    </w:p>
-    <w:p>
-      <w:pPr>
-        <w:spacing w:after="60"/>
-        <w:ind w:left="360"/>
-      </w:pPr>
-      <w:r>
-        <w:rPr>
-          <w:rFonts w:ascii="Calibri" w:cs="Calibri" w:eastAsia="Calibri" w:hAnsi="Calibri"/>
-          <w:sz w:val="22"/>
-          <w:szCs w:val="22"/>
-        </w:rPr>
-        <w:t xml:space="preserve">4. Login with same identifier → No account found.</w:t>
+        <w:t xml:space="preserve">2. API optional: POST register as Parent with schoolId → validation error.</w:t>
       </w:r>
     </w:p>
     <w:p>
@@ -7641,7 +8711,7 @@
           <w:sz w:val="22"/>
           <w:szCs w:val="22"/>
         </w:rPr>
-        <w:t xml:space="preserve">Hard delete; cannot login; can request again.</w:t>
+        <w:t xml:space="preserve">Parent requests never carry school/campus/roll.</w:t>
       </w:r>
     </w:p>
     <w:p>
@@ -7658,7 +8728,7 @@
           <w:sz w:val="24"/>
           <w:szCs w:val="24"/>
         </w:rPr>
-        <w:t xml:space="preserve">QA-09 — SchoolAdmin &amp; CampusAdmin scope isolation</w:t>
+        <w:t xml:space="preserve">QA-09 — Duplicate mobile / CNIC / username</w:t>
       </w:r>
     </w:p>
     <w:p>
@@ -7688,7 +8758,7 @@
           <w:sz w:val="22"/>
           <w:szCs w:val="22"/>
         </w:rPr>
-        <w:t xml:space="preserve">1. Create Student request for School A / Campus 1.</w:t>
+        <w:t xml:space="preserve">1. Submit a valid Student request.</w:t>
       </w:r>
     </w:p>
     <w:p>
@@ -7702,7 +8772,7 @@
           <w:sz w:val="22"/>
           <w:szCs w:val="22"/>
         </w:rPr>
-        <w:t xml:space="preserve">2. Create Parent request (Portal target).</w:t>
+        <w:t xml:space="preserve">2. Submit again with same mobile or CNIC → error.</w:t>
       </w:r>
     </w:p>
     <w:p>
@@ -7716,49 +8786,7 @@
           <w:sz w:val="22"/>
           <w:szCs w:val="22"/>
         </w:rPr>
-        <w:t xml:space="preserve">3. SchoolAdmin of School B → must not see School A request.</w:t>
-      </w:r>
-    </w:p>
-    <w:p>
-      <w:pPr>
-        <w:spacing w:after="60"/>
-        <w:ind w:left="360"/>
-      </w:pPr>
-      <w:r>
-        <w:rPr>
-          <w:rFonts w:ascii="Calibri" w:cs="Calibri" w:eastAsia="Calibri" w:hAnsi="Calibri"/>
-          <w:sz w:val="22"/>
-          <w:szCs w:val="22"/>
-        </w:rPr>
-        <w:t xml:space="preserve">4. CampusAdmin of School A / Campus 2 → must not see Campus 1 request.</w:t>
-      </w:r>
-    </w:p>
-    <w:p>
-      <w:pPr>
-        <w:spacing w:after="60"/>
-        <w:ind w:left="360"/>
-      </w:pPr>
-      <w:r>
-        <w:rPr>
-          <w:rFonts w:ascii="Calibri" w:cs="Calibri" w:eastAsia="Calibri" w:hAnsi="Calibri"/>
-          <w:sz w:val="22"/>
-          <w:szCs w:val="22"/>
-        </w:rPr>
-        <w:t xml:space="preserve">5. CampusAdmin of Campus 1 → sees Student request; not Parent portal request.</w:t>
-      </w:r>
-    </w:p>
-    <w:p>
-      <w:pPr>
-        <w:spacing w:after="60"/>
-        <w:ind w:left="360"/>
-      </w:pPr>
-      <w:r>
-        <w:rPr>
-          <w:rFonts w:ascii="Calibri" w:cs="Calibri" w:eastAsia="Calibri" w:hAnsi="Calibri"/>
-          <w:sz w:val="22"/>
-          <w:szCs w:val="22"/>
-        </w:rPr>
-        <w:t xml:space="preserve">6. SchoolAdmin of School A → sees Student request; not Parent.</w:t>
+        <w:t xml:space="preserve">3. Reject first request, then same mobile can register again.</w:t>
       </w:r>
     </w:p>
     <w:p>
@@ -7783,7 +8811,7 @@
           <w:sz w:val="22"/>
           <w:szCs w:val="22"/>
         </w:rPr>
-        <w:t xml:space="preserve">Each admin only sees own-scope School-Admin-target requests.</w:t>
+        <w:t xml:space="preserve">Uniqueness while pending/active; after reject, re-request allowed.</w:t>
       </w:r>
     </w:p>
     <w:p>
@@ -7800,7 +8828,7 @@
           <w:sz w:val="24"/>
           <w:szCs w:val="24"/>
         </w:rPr>
-        <w:t xml:space="preserve">QA-10 — PendingApproval login messaging</w:t>
+        <w:t xml:space="preserve">QA-10 — Reject registration</w:t>
       </w:r>
     </w:p>
     <w:p>
@@ -7830,7 +8858,7 @@
           <w:sz w:val="22"/>
           <w:szCs w:val="22"/>
         </w:rPr>
-        <w:t xml:space="preserve">1. While request is pending, enter identifier on login.</w:t>
+        <w:t xml:space="preserve">1. Create a pending request.</w:t>
       </w:r>
     </w:p>
     <w:p>
@@ -7844,7 +8872,35 @@
           <w:sz w:val="22"/>
           <w:szCs w:val="22"/>
         </w:rPr>
-        <w:t xml:space="preserve">2. Do not proceed to password login.</w:t>
+        <w:t xml:space="preserve">2. Admin Rejects (before or without prior Campus/School record).</w:t>
+      </w:r>
+    </w:p>
+    <w:p>
+      <w:pPr>
+        <w:spacing w:after="60"/>
+        <w:ind w:left="360"/>
+      </w:pPr>
+      <w:r>
+        <w:rPr>
+          <w:rFonts w:ascii="Calibri" w:cs="Calibri" w:eastAsia="Calibri" w:hAnsi="Calibri"/>
+          <w:sz w:val="22"/>
+          <w:szCs w:val="22"/>
+        </w:rPr>
+        <w:t xml:space="preserve">3. Confirm removed from Approvals.</w:t>
+      </w:r>
+    </w:p>
+    <w:p>
+      <w:pPr>
+        <w:spacing w:after="60"/>
+        <w:ind w:left="360"/>
+      </w:pPr>
+      <w:r>
+        <w:rPr>
+          <w:rFonts w:ascii="Calibri" w:cs="Calibri" w:eastAsia="Calibri" w:hAnsi="Calibri"/>
+          <w:sz w:val="22"/>
+          <w:szCs w:val="22"/>
+        </w:rPr>
+        <w:t xml:space="preserve">4. Login with same identifier → No account found.</w:t>
       </w:r>
     </w:p>
     <w:p>
@@ -7869,7 +8925,7 @@
           <w:sz w:val="22"/>
           <w:szCs w:val="22"/>
         </w:rPr>
-        <w:t xml:space="preserve">Status PendingApproval with wait-for-admin message on both clients.</w:t>
+        <w:t xml:space="preserve">Hard delete; cannot login; can request again.</w:t>
       </w:r>
     </w:p>
     <w:p>
@@ -7886,7 +8942,7 @@
           <w:sz w:val="24"/>
           <w:szCs w:val="24"/>
         </w:rPr>
-        <w:t xml:space="preserve">QA-11 — NeedsPasswordSetup then Ready</w:t>
+        <w:t xml:space="preserve">QA-11 — SchoolAdmin &amp; CampusAdmin scope isolation</w:t>
       </w:r>
     </w:p>
     <w:p>
@@ -7916,7 +8972,7 @@
           <w:sz w:val="22"/>
           <w:szCs w:val="22"/>
         </w:rPr>
-        <w:t xml:space="preserve">1. Approve a pending user.</w:t>
+        <w:t xml:space="preserve">1. Create Student request for School A / Campus 1.</w:t>
       </w:r>
     </w:p>
     <w:p>
@@ -7930,7 +8986,7 @@
           <w:sz w:val="22"/>
           <w:szCs w:val="22"/>
         </w:rPr>
-        <w:t xml:space="preserve">2. Login identifier → NeedsPasswordSetup.</w:t>
+        <w:t xml:space="preserve">2. Create Parent request (no school).</w:t>
       </w:r>
     </w:p>
     <w:p>
@@ -7944,7 +9000,7 @@
           <w:sz w:val="22"/>
           <w:szCs w:val="22"/>
         </w:rPr>
-        <w:t xml:space="preserve">3. Try login before set-initial-password → blocked.</w:t>
+        <w:t xml:space="preserve">3. SchoolAdmin of School B → must not see School A request.</w:t>
       </w:r>
     </w:p>
     <w:p>
@@ -7958,7 +9014,7 @@
           <w:sz w:val="22"/>
           <w:szCs w:val="22"/>
         </w:rPr>
-        <w:t xml:space="preserve">4. Set password → login succeeds → Ready.</w:t>
+        <w:t xml:space="preserve">4. CampusAdmin of School A / Campus 2 → must not see Campus 1 request.</w:t>
       </w:r>
     </w:p>
     <w:p>
@@ -7972,7 +9028,21 @@
           <w:sz w:val="22"/>
           <w:szCs w:val="22"/>
         </w:rPr>
-        <w:t xml:space="preserve">5. Later login goes straight to password step.</w:t>
+        <w:t xml:space="preserve">5. CampusAdmin of Campus 1 → sees Student request; not Parent.</w:t>
+      </w:r>
+    </w:p>
+    <w:p>
+      <w:pPr>
+        <w:spacing w:after="60"/>
+        <w:ind w:left="360"/>
+      </w:pPr>
+      <w:r>
+        <w:rPr>
+          <w:rFonts w:ascii="Calibri" w:cs="Calibri" w:eastAsia="Calibri" w:hAnsi="Calibri"/>
+          <w:sz w:val="22"/>
+          <w:szCs w:val="22"/>
+        </w:rPr>
+        <w:t xml:space="preserve">6. SchoolAdmin of School A → sees Student request; not Parent.</w:t>
       </w:r>
     </w:p>
     <w:p>
@@ -7997,7 +9067,7 @@
           <w:sz w:val="22"/>
           <w:szCs w:val="22"/>
         </w:rPr>
-        <w:t xml:space="preserve">Set-password does not auto-login; user must sign in afterward.</w:t>
+        <w:t xml:space="preserve">Scope by school/campus on the request (not admin_target).</w:t>
       </w:r>
     </w:p>
     <w:p>
@@ -8014,7 +9084,7 @@
           <w:sz w:val="24"/>
           <w:szCs w:val="24"/>
         </w:rPr>
-        <w:t xml:space="preserve">QA-12 — Directory create Student (auto-approve + set password)</w:t>
+        <w:t xml:space="preserve">QA-12 — PendingApproval login messaging (including partial approval)</w:t>
       </w:r>
     </w:p>
     <w:p>
@@ -8030,7 +9100,7 @@
           <w:sz w:val="20"/>
           <w:szCs w:val="20"/>
         </w:rPr>
-        <w:t xml:space="preserve">Platforms: Web create; Web + Mobile login</w:t>
+        <w:t xml:space="preserve">Platforms: Web + Mobile</w:t>
       </w:r>
     </w:p>
     <w:p>
@@ -8044,7 +9114,7 @@
           <w:sz w:val="22"/>
           <w:szCs w:val="22"/>
         </w:rPr>
-        <w:t xml:space="preserve">1. Admin opens /admin/directory/students → Create.</w:t>
+        <w:t xml:space="preserve">1. While request is pending (including after CampusAdmin/SchoolAdmin approval), enter identifier on login.</w:t>
       </w:r>
     </w:p>
     <w:p>
@@ -8058,35 +9128,7 @@
           <w:sz w:val="22"/>
           <w:szCs w:val="22"/>
         </w:rPr>
-        <w:t xml:space="preserve">2. Fill required fields including username — NO password field.</w:t>
-      </w:r>
-    </w:p>
-    <w:p>
-      <w:pPr>
-        <w:spacing w:after="60"/>
-        <w:ind w:left="360"/>
-      </w:pPr>
-      <w:r>
-        <w:rPr>
-          <w:rFonts w:ascii="Calibri" w:cs="Calibri" w:eastAsia="Calibri" w:hAnsi="Calibri"/>
-          <w:sz w:val="22"/>
-          <w:szCs w:val="22"/>
-        </w:rPr>
-        <w:t xml:space="preserve">3. Save; confirm first-login password message.</w:t>
-      </w:r>
-    </w:p>
-    <w:p>
-      <w:pPr>
-        <w:spacing w:after="60"/>
-        <w:ind w:left="360"/>
-      </w:pPr>
-      <w:r>
-        <w:rPr>
-          <w:rFonts w:ascii="Calibri" w:cs="Calibri" w:eastAsia="Calibri" w:hAnsi="Calibri"/>
-          <w:sz w:val="22"/>
-          <w:szCs w:val="22"/>
-        </w:rPr>
-        <w:t xml:space="preserve">4. Login: NeedsPasswordSetup → set password → Sign in.</w:t>
+        <w:t xml:space="preserve">2. Do not proceed to password login.</w:t>
       </w:r>
     </w:p>
     <w:p>
@@ -8111,7 +9153,7 @@
           <w:sz w:val="22"/>
           <w:szCs w:val="22"/>
         </w:rPr>
-        <w:t xml:space="preserve">No pending approval. NeedsPasswordSetup then Ready.</w:t>
+        <w:t xml:space="preserve">Status PendingApproval until PortalAdmin activates.</w:t>
       </w:r>
     </w:p>
     <w:p>
@@ -8128,7 +9170,7 @@
           <w:sz w:val="24"/>
           <w:szCs w:val="24"/>
         </w:rPr>
-        <w:t xml:space="preserve">QA-13 — Directory create Teacher / Parent</w:t>
+        <w:t xml:space="preserve">QA-13 — NeedsPasswordSetup then Ready (after PortalAdmin)</w:t>
       </w:r>
     </w:p>
     <w:p>
@@ -8144,7 +9186,7 @@
           <w:sz w:val="20"/>
           <w:szCs w:val="20"/>
         </w:rPr>
-        <w:t xml:space="preserve">Platforms: Web create; Web + Mobile login</w:t>
+        <w:t xml:space="preserve">Platforms: Web + Mobile</w:t>
       </w:r>
     </w:p>
     <w:p>
@@ -8158,7 +9200,7 @@
           <w:sz w:val="22"/>
           <w:szCs w:val="22"/>
         </w:rPr>
-        <w:t xml:space="preserve">1. Create Teacher via directory (no password); first login set password.</w:t>
+        <w:t xml:space="preserve">1. PortalAdmin Approves a pending user.</w:t>
       </w:r>
     </w:p>
     <w:p>
@@ -8172,7 +9214,49 @@
           <w:sz w:val="22"/>
           <w:szCs w:val="22"/>
         </w:rPr>
-        <w:t xml:space="preserve">2. Create Parent via directory (no password); optionally link student; first login set password.</w:t>
+        <w:t xml:space="preserve">2. Login identifier → NeedsPasswordSetup.</w:t>
+      </w:r>
+    </w:p>
+    <w:p>
+      <w:pPr>
+        <w:spacing w:after="60"/>
+        <w:ind w:left="360"/>
+      </w:pPr>
+      <w:r>
+        <w:rPr>
+          <w:rFonts w:ascii="Calibri" w:cs="Calibri" w:eastAsia="Calibri" w:hAnsi="Calibri"/>
+          <w:sz w:val="22"/>
+          <w:szCs w:val="22"/>
+        </w:rPr>
+        <w:t xml:space="preserve">3. Try login before set-initial-password → blocked.</w:t>
+      </w:r>
+    </w:p>
+    <w:p>
+      <w:pPr>
+        <w:spacing w:after="60"/>
+        <w:ind w:left="360"/>
+      </w:pPr>
+      <w:r>
+        <w:rPr>
+          <w:rFonts w:ascii="Calibri" w:cs="Calibri" w:eastAsia="Calibri" w:hAnsi="Calibri"/>
+          <w:sz w:val="22"/>
+          <w:szCs w:val="22"/>
+        </w:rPr>
+        <w:t xml:space="preserve">4. Set password → login succeeds → Ready.</w:t>
+      </w:r>
+    </w:p>
+    <w:p>
+      <w:pPr>
+        <w:spacing w:after="60"/>
+        <w:ind w:left="360"/>
+      </w:pPr>
+      <w:r>
+        <w:rPr>
+          <w:rFonts w:ascii="Calibri" w:cs="Calibri" w:eastAsia="Calibri" w:hAnsi="Calibri"/>
+          <w:sz w:val="22"/>
+          <w:szCs w:val="22"/>
+        </w:rPr>
+        <w:t xml:space="preserve">5. Later login goes straight to password step.</w:t>
       </w:r>
     </w:p>
     <w:p>
@@ -8197,7 +9281,7 @@
           <w:sz w:val="22"/>
           <w:szCs w:val="22"/>
         </w:rPr>
-        <w:t xml:space="preserve">Both Active after create; Ready after set-password + login.</w:t>
+        <w:t xml:space="preserve">Set-password does not auto-login; user must sign in afterward.</w:t>
       </w:r>
     </w:p>
     <w:p>
@@ -8214,7 +9298,7 @@
           <w:sz w:val="24"/>
           <w:szCs w:val="24"/>
         </w:rPr>
-        <w:t xml:space="preserve">QA-14 — PortalAdmin creates SchoolAdmin</w:t>
+        <w:t xml:space="preserve">QA-14 — Directory create Student (auto-approve + set password)</w:t>
       </w:r>
     </w:p>
     <w:p>
@@ -8244,7 +9328,7 @@
           <w:sz w:val="22"/>
           <w:szCs w:val="22"/>
         </w:rPr>
-        <w:t xml:space="preserve">1. PortalAdmin opens /admin/directory/school-admins.</w:t>
+        <w:t xml:space="preserve">1. Admin opens /admin/directory/students → Create.</w:t>
       </w:r>
     </w:p>
     <w:p>
@@ -8258,7 +9342,7 @@
           <w:sz w:val="22"/>
           <w:szCs w:val="22"/>
         </w:rPr>
-        <w:t xml:space="preserve">2. Create School Admin: name, username, school (optional contacts). No password.</w:t>
+        <w:t xml:space="preserve">2. Fill required fields including username — NO password field.</w:t>
       </w:r>
     </w:p>
     <w:p>
@@ -8272,7 +9356,7 @@
           <w:sz w:val="22"/>
           <w:szCs w:val="22"/>
         </w:rPr>
-        <w:t xml:space="preserve">3. SchoolAdmin / CampusAdmin cannot open this page.</w:t>
+        <w:t xml:space="preserve">3. Save; confirm first-login password message.</w:t>
       </w:r>
     </w:p>
     <w:p>
@@ -8286,7 +9370,7 @@
           <w:sz w:val="22"/>
           <w:szCs w:val="22"/>
         </w:rPr>
-        <w:t xml:space="preserve">4. New School Admin: NeedsPasswordSetup → set password → access school Approvals.</w:t>
+        <w:t xml:space="preserve">4. Login: NeedsPasswordSetup → set password → Sign in.</w:t>
       </w:r>
     </w:p>
     <w:p>
@@ -8311,7 +9395,7 @@
           <w:sz w:val="22"/>
           <w:szCs w:val="22"/>
         </w:rPr>
-        <w:t xml:space="preserve">Auto-approved SchoolAdmin; first login requires set-initial-password.</w:t>
+        <w:t xml:space="preserve">No pending approval queue. NeedsPasswordSetup then Ready.</w:t>
       </w:r>
     </w:p>
     <w:p>
@@ -8328,7 +9412,7 @@
           <w:sz w:val="24"/>
           <w:szCs w:val="24"/>
         </w:rPr>
-        <w:t xml:space="preserve">QA-15 — PortalAdmin / SchoolAdmin creates CampusAdmin</w:t>
+        <w:t xml:space="preserve">QA-15 — Directory create Teacher / Parent</w:t>
       </w:r>
     </w:p>
     <w:p>
@@ -8358,7 +9442,7 @@
           <w:sz w:val="22"/>
           <w:szCs w:val="22"/>
         </w:rPr>
-        <w:t xml:space="preserve">1. PortalAdmin or SchoolAdmin opens /admin/directory/campus-admins.</w:t>
+        <w:t xml:space="preserve">1. Create Teacher via directory (no password); first login set password.</w:t>
       </w:r>
     </w:p>
     <w:p>
@@ -8372,35 +9456,7 @@
           <w:sz w:val="22"/>
           <w:szCs w:val="22"/>
         </w:rPr>
-        <w:t xml:space="preserve">2. Create Campus Admin with school + campus (SchoolAdmin locked to own school). No password.</w:t>
-      </w:r>
-    </w:p>
-    <w:p>
-      <w:pPr>
-        <w:spacing w:after="60"/>
-        <w:ind w:left="360"/>
-      </w:pPr>
-      <w:r>
-        <w:rPr>
-          <w:rFonts w:ascii="Calibri" w:cs="Calibri" w:eastAsia="Calibri" w:hAnsi="Calibri"/>
-          <w:sz w:val="22"/>
-          <w:szCs w:val="22"/>
-        </w:rPr>
-        <w:t xml:space="preserve">3. CampusAdmin cannot open Campus Admins management.</w:t>
-      </w:r>
-    </w:p>
-    <w:p>
-      <w:pPr>
-        <w:spacing w:after="60"/>
-        <w:ind w:left="360"/>
-      </w:pPr>
-      <w:r>
-        <w:rPr>
-          <w:rFonts w:ascii="Calibri" w:cs="Calibri" w:eastAsia="Calibri" w:hAnsi="Calibri"/>
-          <w:sz w:val="22"/>
-          <w:szCs w:val="22"/>
-        </w:rPr>
-        <w:t xml:space="preserve">4. New Campus Admin: set password → Approvals only for own campus; can create Student/Teacher/Parent in own campus.</w:t>
+        <w:t xml:space="preserve">2. Create Parent via directory (no password); optionally link student; first login set password.</w:t>
       </w:r>
     </w:p>
     <w:p>
@@ -8425,7 +9481,7 @@
           <w:sz w:val="22"/>
           <w:szCs w:val="22"/>
         </w:rPr>
-        <w:t xml:space="preserve">Auto-approved CampusAdmin; campus-scoped approvals and directory create.</w:t>
+        <w:t xml:space="preserve">Both Active after create; Ready after set-password + login.</w:t>
       </w:r>
     </w:p>
     <w:p>
@@ -8442,7 +9498,7 @@
           <w:sz w:val="24"/>
           <w:szCs w:val="24"/>
         </w:rPr>
-        <w:t xml:space="preserve">QA-16 — CampusAdmin creates Student / Teacher / Parent</w:t>
+        <w:t xml:space="preserve">QA-16 — PortalAdmin creates SchoolAdmin</w:t>
       </w:r>
     </w:p>
     <w:p>
@@ -8458,7 +9514,7 @@
           <w:sz w:val="20"/>
           <w:szCs w:val="20"/>
         </w:rPr>
-        <w:t xml:space="preserve">Platforms: Web</w:t>
+        <w:t xml:space="preserve">Platforms: Web create; Web + Mobile login</w:t>
       </w:r>
     </w:p>
     <w:p>
@@ -8472,7 +9528,7 @@
           <w:sz w:val="22"/>
           <w:szCs w:val="22"/>
         </w:rPr>
-        <w:t xml:space="preserve">1. Login as CampusAdmin (active role CampusAdmin).</w:t>
+        <w:t xml:space="preserve">1. PortalAdmin opens /admin/directory/school-admins.</w:t>
       </w:r>
     </w:p>
     <w:p>
@@ -8486,7 +9542,7 @@
           <w:sz w:val="22"/>
           <w:szCs w:val="22"/>
         </w:rPr>
-        <w:t xml:space="preserve">2. Create Student/Teacher — school/campus forced to own campus.</w:t>
+        <w:t xml:space="preserve">2. Create School Admin: name, username, school (optional contacts). No password.</w:t>
       </w:r>
     </w:p>
     <w:p>
@@ -8500,7 +9556,7 @@
           <w:sz w:val="22"/>
           <w:szCs w:val="22"/>
         </w:rPr>
-        <w:t xml:space="preserve">3. Create Parent.</w:t>
+        <w:t xml:space="preserve">3. SchoolAdmin / CampusAdmin cannot open this page.</w:t>
       </w:r>
     </w:p>
     <w:p>
@@ -8514,7 +9570,7 @@
           <w:sz w:val="22"/>
           <w:szCs w:val="22"/>
         </w:rPr>
-        <w:t xml:space="preserve">4. Attempt create for another campus → blocked.</w:t>
+        <w:t xml:space="preserve">4. New School Admin: NeedsPasswordSetup → set password → access school Approvals.</w:t>
       </w:r>
     </w:p>
     <w:p>
@@ -8539,7 +9595,7 @@
           <w:sz w:val="22"/>
           <w:szCs w:val="22"/>
         </w:rPr>
-        <w:t xml:space="preserve">Creates succeed only in own school+campus; auto-approved; users need set-password.</w:t>
+        <w:t xml:space="preserve">Auto-approved SchoolAdmin; first login requires set-initial-password.</w:t>
       </w:r>
     </w:p>
     <w:p>
@@ -8556,7 +9612,7 @@
           <w:sz w:val="24"/>
           <w:szCs w:val="24"/>
         </w:rPr>
-        <w:t xml:space="preserve">QA-17 — Multi-role: add Teacher to existing Parent</w:t>
+        <w:t xml:space="preserve">QA-17 — PortalAdmin / SchoolAdmin creates CampusAdmin</w:t>
       </w:r>
     </w:p>
     <w:p>
@@ -8572,7 +9628,7 @@
           <w:sz w:val="20"/>
           <w:szCs w:val="20"/>
         </w:rPr>
-        <w:t xml:space="preserve">Platforms: Web + Mobile + API</w:t>
+        <w:t xml:space="preserve">Platforms: Web create; Web + Mobile login</w:t>
       </w:r>
     </w:p>
     <w:p>
@@ -8586,7 +9642,7 @@
           <w:sz w:val="22"/>
           <w:szCs w:val="22"/>
         </w:rPr>
-        <w:t xml:space="preserve">1. Create/approve a Parent who can login (Ready).</w:t>
+        <w:t xml:space="preserve">1. PortalAdmin or SchoolAdmin opens /admin/directory/campus-admins.</w:t>
       </w:r>
     </w:p>
     <w:p>
@@ -8600,7 +9656,7 @@
           <w:sz w:val="22"/>
           <w:szCs w:val="22"/>
         </w:rPr>
-        <w:t xml:space="preserve">2. As admin, directory-create Teacher using the same mobile (and school/campus/teacher code).</w:t>
+        <w:t xml:space="preserve">2. Create Campus Admin with school + campus (SchoolAdmin locked to own school). No password.</w:t>
       </w:r>
     </w:p>
     <w:p>
@@ -8614,7 +9670,7 @@
           <w:sz w:val="22"/>
           <w:szCs w:val="22"/>
         </w:rPr>
-        <w:t xml:space="preserve">3. Confirm no duplicate user; Parent account now has roles Parent + Teacher.</w:t>
+        <w:t xml:space="preserve">3. CampusAdmin cannot open Campus Admins management.</w:t>
       </w:r>
     </w:p>
     <w:p>
@@ -8628,21 +9684,7 @@
           <w:sz w:val="22"/>
           <w:szCs w:val="22"/>
         </w:rPr>
-        <w:t xml:space="preserve">4. Login → default active role is primary; switch to Teacher on Web header / Mobile Profile.</w:t>
-      </w:r>
-    </w:p>
-    <w:p>
-      <w:pPr>
-        <w:spacing w:after="60"/>
-        <w:ind w:left="360"/>
-      </w:pPr>
-      <w:r>
-        <w:rPr>
-          <w:rFonts w:ascii="Calibri" w:cs="Calibri" w:eastAsia="Calibri" w:hAnsi="Calibri"/>
-          <w:sz w:val="22"/>
-          <w:szCs w:val="22"/>
-        </w:rPr>
-        <w:t xml:space="preserve">5. Confirm nav/permissions change with active role; refresh keeps active role.</w:t>
+        <w:t xml:space="preserve">4. New Campus Admin: set password → Approvals only for own campus; can create Student/Teacher/Parent in own campus.</w:t>
       </w:r>
     </w:p>
     <w:p>
@@ -8667,7 +9709,7 @@
           <w:sz w:val="22"/>
           <w:szCs w:val="22"/>
         </w:rPr>
-        <w:t xml:space="preserve">One account, two roles; switch-role works; one password.</w:t>
+        <w:t xml:space="preserve">Auto-approved CampusAdmin; campus-scoped approvals and directory create.</w:t>
       </w:r>
     </w:p>
     <w:p>
@@ -8684,7 +9726,7 @@
           <w:sz w:val="24"/>
           <w:szCs w:val="24"/>
         </w:rPr>
-        <w:t xml:space="preserve">QA-18 — Multi-role: CampusAdmin + Teacher</w:t>
+        <w:t xml:space="preserve">QA-18 — CampusAdmin creates Student / Teacher / Parent</w:t>
       </w:r>
     </w:p>
     <w:p>
@@ -8700,7 +9742,7 @@
           <w:sz w:val="20"/>
           <w:szCs w:val="20"/>
         </w:rPr>
-        <w:t xml:space="preserve">Platforms: Web + Mobile</w:t>
+        <w:t xml:space="preserve">Platforms: Web</w:t>
       </w:r>
     </w:p>
     <w:p>
@@ -8714,7 +9756,7 @@
           <w:sz w:val="22"/>
           <w:szCs w:val="22"/>
         </w:rPr>
-        <w:t xml:space="preserve">1. Create CampusAdmin, then add Teacher role via directory (same mobile) OR create Teacher then add CampusAdmin.</w:t>
+        <w:t xml:space="preserve">1. Login as CampusAdmin (active role CampusAdmin).</w:t>
       </w:r>
     </w:p>
     <w:p>
@@ -8728,7 +9770,7 @@
           <w:sz w:val="22"/>
           <w:szCs w:val="22"/>
         </w:rPr>
-        <w:t xml:space="preserve">2. Login and switch between CampusAdmin and Teacher.</w:t>
+        <w:t xml:space="preserve">2. Create Student/Teacher — school/campus forced to own campus.</w:t>
       </w:r>
     </w:p>
     <w:p>
@@ -8742,7 +9784,7 @@
           <w:sz w:val="22"/>
           <w:szCs w:val="22"/>
         </w:rPr>
-        <w:t xml:space="preserve">3. As CampusAdmin: Approvals + directory available.</w:t>
+        <w:t xml:space="preserve">3. Create Parent.</w:t>
       </w:r>
     </w:p>
     <w:p>
@@ -8756,7 +9798,7 @@
           <w:sz w:val="22"/>
           <w:szCs w:val="22"/>
         </w:rPr>
-        <w:t xml:space="preserve">4. As Teacher: quiz manage available; Approvals not available.</w:t>
+        <w:t xml:space="preserve">4. Attempt create for another campus → blocked.</w:t>
       </w:r>
     </w:p>
     <w:p>
@@ -8781,7 +9823,7 @@
           <w:sz w:val="22"/>
           <w:szCs w:val="22"/>
         </w:rPr>
-        <w:t xml:space="preserve">Active-role gates features correctly; both roles listed in /auth/me.</w:t>
+        <w:t xml:space="preserve">Creates succeed only in own school+campus; auto-approved; users need set-password.</w:t>
       </w:r>
     </w:p>
     <w:p>
@@ -8798,7 +9840,7 @@
           <w:sz w:val="24"/>
           <w:szCs w:val="24"/>
         </w:rPr>
-        <w:t xml:space="preserve">QA-19 — Multi-role blocked: Student + anything / PortalAdmin + anything</w:t>
+        <w:t xml:space="preserve">QA-19 — Multi-role: add Teacher to existing Parent</w:t>
       </w:r>
     </w:p>
     <w:p>
@@ -8814,7 +9856,7 @@
           <w:sz w:val="20"/>
           <w:szCs w:val="20"/>
         </w:rPr>
-        <w:t xml:space="preserve">Platforms: Web + API</w:t>
+        <w:t xml:space="preserve">Platforms: Web + Mobile + API</w:t>
       </w:r>
     </w:p>
     <w:p>
@@ -8828,7 +9870,7 @@
           <w:sz w:val="22"/>
           <w:szCs w:val="22"/>
         </w:rPr>
-        <w:t xml:space="preserve">1. Try directory-create Teacher with mobile of an existing Student → error.</w:t>
+        <w:t xml:space="preserve">1. Create/approve a Parent who can login (Ready).</w:t>
       </w:r>
     </w:p>
     <w:p>
@@ -8842,7 +9884,7 @@
           <w:sz w:val="22"/>
           <w:szCs w:val="22"/>
         </w:rPr>
-        <w:t xml:space="preserve">2. Try add any role to PortalAdmin → error.</w:t>
+        <w:t xml:space="preserve">2. As admin, directory-create Teacher using the same mobile (and school/campus/teacher code).</w:t>
       </w:r>
     </w:p>
     <w:p>
@@ -8856,7 +9898,35 @@
           <w:sz w:val="22"/>
           <w:szCs w:val="22"/>
         </w:rPr>
-        <w:t xml:space="preserve">3. Try add Student role to a Teacher → error.</w:t>
+        <w:t xml:space="preserve">3. Confirm no duplicate user; Parent account now has roles Parent + Teacher in app_user_roles.</w:t>
+      </w:r>
+    </w:p>
+    <w:p>
+      <w:pPr>
+        <w:spacing w:after="60"/>
+        <w:ind w:left="360"/>
+      </w:pPr>
+      <w:r>
+        <w:rPr>
+          <w:rFonts w:ascii="Calibri" w:cs="Calibri" w:eastAsia="Calibri" w:hAnsi="Calibri"/>
+          <w:sz w:val="22"/>
+          <w:szCs w:val="22"/>
+        </w:rPr>
+        <w:t xml:space="preserve">4. Login → default active role from earliest assignment; switch to Teacher on Web header / Mobile Profile.</w:t>
+      </w:r>
+    </w:p>
+    <w:p>
+      <w:pPr>
+        <w:spacing w:after="60"/>
+        <w:ind w:left="360"/>
+      </w:pPr>
+      <w:r>
+        <w:rPr>
+          <w:rFonts w:ascii="Calibri" w:cs="Calibri" w:eastAsia="Calibri" w:hAnsi="Calibri"/>
+          <w:sz w:val="22"/>
+          <w:szCs w:val="22"/>
+        </w:rPr>
+        <w:t xml:space="preserve">5. Confirm nav/permissions change with active role; refresh keeps active role.</w:t>
       </w:r>
     </w:p>
     <w:p>
@@ -8881,7 +9951,7 @@
           <w:sz w:val="22"/>
           <w:szCs w:val="22"/>
         </w:rPr>
-        <w:t xml:space="preserve">Validation / business-rule errors; no second role added.</w:t>
+        <w:t xml:space="preserve">One account, two roles; switch-role works; one password.</w:t>
       </w:r>
     </w:p>
     <w:p>
@@ -8898,7 +9968,7 @@
           <w:sz w:val="24"/>
           <w:szCs w:val="24"/>
         </w:rPr>
-        <w:t xml:space="preserve">QA-20 — Deactivate / activate user (active check)</w:t>
+        <w:t xml:space="preserve">QA-20 — Multi-role: CampusAdmin + Teacher</w:t>
       </w:r>
     </w:p>
     <w:p>
@@ -8914,7 +9984,7 @@
           <w:sz w:val="20"/>
           <w:szCs w:val="20"/>
         </w:rPr>
-        <w:t xml:space="preserve">Platforms: Web directory; Web + Mobile login</w:t>
+        <w:t xml:space="preserve">Platforms: Web + Mobile</w:t>
       </w:r>
     </w:p>
     <w:p>
@@ -8928,7 +9998,7 @@
           <w:sz w:val="22"/>
           <w:szCs w:val="22"/>
         </w:rPr>
-        <w:t xml:space="preserve">1. Create or approve a user who can login.</w:t>
+        <w:t xml:space="preserve">1. Create CampusAdmin, then add Teacher role via directory (same mobile) OR create Teacher then add CampusAdmin.</w:t>
       </w:r>
     </w:p>
     <w:p>
@@ -8942,7 +10012,7 @@
           <w:sz w:val="22"/>
           <w:szCs w:val="22"/>
         </w:rPr>
-        <w:t xml:space="preserve">2. On Web directory, Deactivate.</w:t>
+        <w:t xml:space="preserve">2. Login and switch between CampusAdmin and Teacher.</w:t>
       </w:r>
     </w:p>
     <w:p>
@@ -8956,7 +10026,7 @@
           <w:sz w:val="22"/>
           <w:szCs w:val="22"/>
         </w:rPr>
-        <w:t xml:space="preserve">3. Attempt login on Web and Mobile → not active.</w:t>
+        <w:t xml:space="preserve">3. As CampusAdmin: Approvals + directory available.</w:t>
       </w:r>
     </w:p>
     <w:p>
@@ -8970,7 +10040,7 @@
           <w:sz w:val="22"/>
           <w:szCs w:val="22"/>
         </w:rPr>
-        <w:t xml:space="preserve">4. Activate again → login succeeds.</w:t>
+        <w:t xml:space="preserve">4. As Teacher: quiz manage available; Approvals not available.</w:t>
       </w:r>
     </w:p>
     <w:p>
@@ -8995,7 +10065,7 @@
           <w:sz w:val="22"/>
           <w:szCs w:val="22"/>
         </w:rPr>
-        <w:t xml:space="preserve">Deactivated is not PendingApproval. Activated returns to Ready.</w:t>
+        <w:t xml:space="preserve">Active-role gates features correctly; both roles listed in /auth/me.</w:t>
       </w:r>
     </w:p>
     <w:p>
@@ -9012,7 +10082,7 @@
           <w:sz w:val="24"/>
           <w:szCs w:val="24"/>
         </w:rPr>
-        <w:t xml:space="preserve">QA-21 — SchoolAdmin / CampusAdmin cannot create outside scope</w:t>
+        <w:t xml:space="preserve">QA-21 — Multi-role blocked: Student + anything / PortalAdmin + anything</w:t>
       </w:r>
     </w:p>
     <w:p>
@@ -9042,7 +10112,7 @@
           <w:sz w:val="22"/>
           <w:szCs w:val="22"/>
         </w:rPr>
-        <w:t xml:space="preserve">1. Login as SchoolAdmin; try create student for another school.</w:t>
+        <w:t xml:space="preserve">1. Try directory-create Teacher with mobile of an existing Student → error.</w:t>
       </w:r>
     </w:p>
     <w:p>
@@ -9056,7 +10126,21 @@
           <w:sz w:val="22"/>
           <w:szCs w:val="22"/>
         </w:rPr>
-        <w:t xml:space="preserve">2. Login as CampusAdmin; try create for another campus.</w:t>
+        <w:t xml:space="preserve">2. Try add any role to PortalAdmin → error.</w:t>
+      </w:r>
+    </w:p>
+    <w:p>
+      <w:pPr>
+        <w:spacing w:after="60"/>
+        <w:ind w:left="360"/>
+      </w:pPr>
+      <w:r>
+        <w:rPr>
+          <w:rFonts w:ascii="Calibri" w:cs="Calibri" w:eastAsia="Calibri" w:hAnsi="Calibri"/>
+          <w:sz w:val="22"/>
+          <w:szCs w:val="22"/>
+        </w:rPr>
+        <w:t xml:space="preserve">3. Try add Student role to a Teacher → error.</w:t>
       </w:r>
     </w:p>
     <w:p>
@@ -9081,7 +10165,7 @@
           <w:sz w:val="22"/>
           <w:szCs w:val="22"/>
         </w:rPr>
-        <w:t xml:space="preserve">Blocked by UI and/or API (403 / validation).</w:t>
+        <w:t xml:space="preserve">Validation / business-rule errors; no second role added.</w:t>
       </w:r>
     </w:p>
     <w:p>
@@ -9098,7 +10182,7 @@
           <w:sz w:val="24"/>
           <w:szCs w:val="24"/>
         </w:rPr>
-        <w:t xml:space="preserve">QA-22 — Approvals UI polish (Web)</w:t>
+        <w:t xml:space="preserve">QA-22 — Deactivate / activate user (active check)</w:t>
       </w:r>
     </w:p>
     <w:p>
@@ -9114,7 +10198,7 @@
           <w:sz w:val="20"/>
           <w:szCs w:val="20"/>
         </w:rPr>
-        <w:t xml:space="preserve">Platforms: Web</w:t>
+        <w:t xml:space="preserve">Platforms: Web directory; Web + Mobile login</w:t>
       </w:r>
     </w:p>
     <w:p>
@@ -9128,7 +10212,7 @@
           <w:sz w:val="22"/>
           <w:szCs w:val="22"/>
         </w:rPr>
-        <w:t xml:space="preserve">1. Submit request with a long reason.</w:t>
+        <w:t xml:space="preserve">1. Create or PortalAdmin-approve a user who can login.</w:t>
       </w:r>
     </w:p>
     <w:p>
@@ -9142,7 +10226,7 @@
           <w:sz w:val="22"/>
           <w:szCs w:val="22"/>
         </w:rPr>
-        <w:t xml:space="preserve">2. Approvals table shows school line 1, campus line 2; truncated reason.</w:t>
+        <w:t xml:space="preserve">2. On Web directory, Deactivate.</w:t>
       </w:r>
     </w:p>
     <w:p>
@@ -9156,7 +10240,7 @@
           <w:sz w:val="22"/>
           <w:szCs w:val="22"/>
         </w:rPr>
-        <w:t xml:space="preserve">3. Click Read more → popup shows full reason.</w:t>
+        <w:t xml:space="preserve">3. Attempt login on Web and Mobile → not active.</w:t>
       </w:r>
     </w:p>
     <w:p>
@@ -9170,7 +10254,7 @@
           <w:sz w:val="22"/>
           <w:szCs w:val="22"/>
         </w:rPr>
-        <w:t xml:space="preserve">4. Confirm Admin Target column is not shown.</w:t>
+        <w:t xml:space="preserve">4. Activate again → login succeeds.</w:t>
       </w:r>
     </w:p>
     <w:p>
@@ -9195,7 +10279,7 @@
           <w:sz w:val="22"/>
           <w:szCs w:val="22"/>
         </w:rPr>
-        <w:t xml:space="preserve">Truncation + popup; no Admin Target column.</w:t>
+        <w:t xml:space="preserve">Deactivated is not PendingApproval. Activated returns to Ready.</w:t>
       </w:r>
     </w:p>
     <w:p>
@@ -9212,7 +10296,7 @@
           <w:sz w:val="24"/>
           <w:szCs w:val="24"/>
         </w:rPr>
-        <w:t xml:space="preserve">QA-23 — Searchable school/campus on Request Access (Web)</w:t>
+        <w:t xml:space="preserve">QA-23 — SchoolAdmin / CampusAdmin cannot create outside scope</w:t>
       </w:r>
     </w:p>
     <w:p>
@@ -9228,7 +10312,7 @@
           <w:sz w:val="20"/>
           <w:szCs w:val="20"/>
         </w:rPr>
-        <w:t xml:space="preserve">Platforms: Web</w:t>
+        <w:t xml:space="preserve">Platforms: Web + API</w:t>
       </w:r>
     </w:p>
     <w:p>
@@ -9242,7 +10326,7 @@
           <w:sz w:val="22"/>
           <w:szCs w:val="22"/>
         </w:rPr>
-        <w:t xml:space="preserve">1. Open /request-access as Student/Teacher.</w:t>
+        <w:t xml:space="preserve">1. Login as SchoolAdmin; try create student for another school.</w:t>
       </w:r>
     </w:p>
     <w:p>
@@ -9256,21 +10340,7 @@
           <w:sz w:val="22"/>
           <w:szCs w:val="22"/>
         </w:rPr>
-        <w:t xml:space="preserve">2. Open School dropdown → type to filter.</w:t>
-      </w:r>
-    </w:p>
-    <w:p>
-      <w:pPr>
-        <w:spacing w:after="60"/>
-        <w:ind w:left="360"/>
-      </w:pPr>
-      <w:r>
-        <w:rPr>
-          <w:rFonts w:ascii="Calibri" w:cs="Calibri" w:eastAsia="Calibri" w:hAnsi="Calibri"/>
-          <w:sz w:val="22"/>
-          <w:szCs w:val="22"/>
-        </w:rPr>
-        <w:t xml:space="preserve">3. Select school → Campus searchable list loads.</w:t>
+        <w:t xml:space="preserve">2. Login as CampusAdmin; try create for another campus.</w:t>
       </w:r>
     </w:p>
     <w:p>
@@ -9295,7 +10365,7 @@
           <w:sz w:val="22"/>
           <w:szCs w:val="22"/>
         </w:rPr>
-        <w:t xml:space="preserve">Filter-as-you-type works; Mobile may remain native dropdowns.</w:t>
+        <w:t xml:space="preserve">Blocked by UI and/or API (403 / validation).</w:t>
       </w:r>
     </w:p>
     <w:p>
@@ -9312,7 +10382,7 @@
           <w:sz w:val="24"/>
           <w:szCs w:val="24"/>
         </w:rPr>
-        <w:t xml:space="preserve">QA-24 — Password minimum length</w:t>
+        <w:t xml:space="preserve">QA-24 — Approvals UI polish (Web)</w:t>
       </w:r>
     </w:p>
     <w:p>
@@ -9328,7 +10398,7 @@
           <w:sz w:val="20"/>
           <w:szCs w:val="20"/>
         </w:rPr>
-        <w:t xml:space="preserve">Platforms: Web + Mobile</w:t>
+        <w:t xml:space="preserve">Platforms: Web</w:t>
       </w:r>
     </w:p>
     <w:p>
@@ -9342,7 +10412,63 @@
           <w:sz w:val="22"/>
           <w:szCs w:val="22"/>
         </w:rPr>
-        <w:t xml:space="preserve">1. After approval, try set password shorter than 6 characters.</w:t>
+        <w:t xml:space="preserve">1. Submit request with a long reason.</w:t>
+      </w:r>
+    </w:p>
+    <w:p>
+      <w:pPr>
+        <w:spacing w:after="60"/>
+        <w:ind w:left="360"/>
+      </w:pPr>
+      <w:r>
+        <w:rPr>
+          <w:rFonts w:ascii="Calibri" w:cs="Calibri" w:eastAsia="Calibri" w:hAnsi="Calibri"/>
+          <w:sz w:val="22"/>
+          <w:szCs w:val="22"/>
+        </w:rPr>
+        <w:t xml:space="preserve">2. Approvals table shows school line 1, campus line 2; truncated reason; Pending with list.</w:t>
+      </w:r>
+    </w:p>
+    <w:p>
+      <w:pPr>
+        <w:spacing w:after="60"/>
+        <w:ind w:left="360"/>
+      </w:pPr>
+      <w:r>
+        <w:rPr>
+          <w:rFonts w:ascii="Calibri" w:cs="Calibri" w:eastAsia="Calibri" w:hAnsi="Calibri"/>
+          <w:sz w:val="22"/>
+          <w:szCs w:val="22"/>
+        </w:rPr>
+        <w:t xml:space="preserve">3. Click Read more → popup shows full reason.</w:t>
+      </w:r>
+    </w:p>
+    <w:p>
+      <w:pPr>
+        <w:spacing w:after="60"/>
+        <w:ind w:left="360"/>
+      </w:pPr>
+      <w:r>
+        <w:rPr>
+          <w:rFonts w:ascii="Calibri" w:cs="Calibri" w:eastAsia="Calibri" w:hAnsi="Calibri"/>
+          <w:sz w:val="22"/>
+          <w:szCs w:val="22"/>
+        </w:rPr>
+        <w:t xml:space="preserve">4. Confirm Admin Target column is not shown.</w:t>
+      </w:r>
+    </w:p>
+    <w:p>
+      <w:pPr>
+        <w:spacing w:after="60"/>
+        <w:ind w:left="360"/>
+      </w:pPr>
+      <w:r>
+        <w:rPr>
+          <w:rFonts w:ascii="Calibri" w:cs="Calibri" w:eastAsia="Calibri" w:hAnsi="Calibri"/>
+          <w:sz w:val="22"/>
+          <w:szCs w:val="22"/>
+        </w:rPr>
+        <w:t xml:space="preserve">5. After CampusAdmin approve, confirm status text instead of buttons.</w:t>
       </w:r>
     </w:p>
     <w:p>
@@ -9367,7 +10493,7 @@
           <w:sz w:val="22"/>
           <w:szCs w:val="22"/>
         </w:rPr>
-        <w:t xml:space="preserve">Validation error; password not saved.</w:t>
+        <w:t xml:space="preserve">Truncation + popup; no Admin Target; awaiting message after local approve.</w:t>
       </w:r>
     </w:p>
     <w:p>
@@ -9384,7 +10510,7 @@
           <w:sz w:val="24"/>
           <w:szCs w:val="24"/>
         </w:rPr>
-        <w:t xml:space="preserve">QA-25 — Login with CNIC vs mobile</w:t>
+        <w:t xml:space="preserve">QA-25 — Searchable school/campus on Request Access (Web)</w:t>
       </w:r>
     </w:p>
     <w:p>
@@ -9400,7 +10526,7 @@
           <w:sz w:val="20"/>
           <w:szCs w:val="20"/>
         </w:rPr>
-        <w:t xml:space="preserve">Platforms: Web + Mobile</w:t>
+        <w:t xml:space="preserve">Platforms: Web</w:t>
       </w:r>
     </w:p>
     <w:p>
@@ -9414,7 +10540,7 @@
           <w:sz w:val="22"/>
           <w:szCs w:val="22"/>
         </w:rPr>
-        <w:t xml:space="preserve">1. Register/create user with both CNIC and mobile when possible.</w:t>
+        <w:t xml:space="preserve">1. Open /request-access as Student/Teacher.</w:t>
       </w:r>
     </w:p>
     <w:p>
@@ -9428,7 +10554,21 @@
           <w:sz w:val="22"/>
           <w:szCs w:val="22"/>
         </w:rPr>
-        <w:t xml:space="preserve">2. After Ready, login using CNIC, then using mobile.</w:t>
+        <w:t xml:space="preserve">2. Open School dropdown → type to filter (optional field).</w:t>
+      </w:r>
+    </w:p>
+    <w:p>
+      <w:pPr>
+        <w:spacing w:after="60"/>
+        <w:ind w:left="360"/>
+      </w:pPr>
+      <w:r>
+        <w:rPr>
+          <w:rFonts w:ascii="Calibri" w:cs="Calibri" w:eastAsia="Calibri" w:hAnsi="Calibri"/>
+          <w:sz w:val="22"/>
+          <w:szCs w:val="22"/>
+        </w:rPr>
+        <w:t xml:space="preserve">3. Select school → Campus searchable list loads.</w:t>
       </w:r>
     </w:p>
     <w:p>
@@ -9453,7 +10593,7 @@
           <w:sz w:val="22"/>
           <w:szCs w:val="22"/>
         </w:rPr>
-        <w:t xml:space="preserve">Both identifiers resolve to the same account when stored.</w:t>
+        <w:t xml:space="preserve">Filter-as-you-type works; Mobile may remain native dropdowns.</w:t>
       </w:r>
     </w:p>
     <w:p>
@@ -9470,7 +10610,7 @@
           <w:sz w:val="24"/>
           <w:szCs w:val="24"/>
         </w:rPr>
-        <w:t xml:space="preserve">QA-26 — Notifications for new registration (admin)</w:t>
+        <w:t xml:space="preserve">QA-26 — Password minimum length</w:t>
       </w:r>
     </w:p>
     <w:p>
@@ -9500,21 +10640,7 @@
           <w:sz w:val="22"/>
           <w:szCs w:val="22"/>
         </w:rPr>
-        <w:t xml:space="preserve">1. As eligible admin logged in, submit a new request from another device.</w:t>
-      </w:r>
-    </w:p>
-    <w:p>
-      <w:pPr>
-        <w:spacing w:after="60"/>
-        <w:ind w:left="360"/>
-      </w:pPr>
-      <w:r>
-        <w:rPr>
-          <w:rFonts w:ascii="Calibri" w:cs="Calibri" w:eastAsia="Calibri" w:hAnsi="Calibri"/>
-          <w:sz w:val="22"/>
-          <w:szCs w:val="22"/>
-        </w:rPr>
-        <w:t xml:space="preserve">2. Check in-app notifications / Approvals (Portal / School / Campus as applicable).</w:t>
+        <w:t xml:space="preserve">1. After PortalAdmin approval, try set password shorter than 6 characters.</w:t>
       </w:r>
     </w:p>
     <w:p>
@@ -9539,7 +10665,7 @@
           <w:sz w:val="22"/>
           <w:szCs w:val="22"/>
         </w:rPr>
-        <w:t xml:space="preserve">Eligible admins receive RegistrationRequest notification.</w:t>
+        <w:t xml:space="preserve">Validation error; password not saved.</w:t>
       </w:r>
     </w:p>
     <w:p>
@@ -9556,7 +10682,7 @@
           <w:sz w:val="24"/>
           <w:szCs w:val="24"/>
         </w:rPr>
-        <w:t xml:space="preserve">QA-27 — Non-admin cannot open Approvals</w:t>
+        <w:t xml:space="preserve">QA-27 — Login with CNIC vs mobile</w:t>
       </w:r>
     </w:p>
     <w:p>
@@ -9586,7 +10712,7 @@
           <w:sz w:val="22"/>
           <w:szCs w:val="22"/>
         </w:rPr>
-        <w:t xml:space="preserve">1. Login as Student / Teacher / Parent (active role).</w:t>
+        <w:t xml:space="preserve">1. Register/create user with both CNIC and mobile when possible.</w:t>
       </w:r>
     </w:p>
     <w:p>
@@ -9600,7 +10726,7 @@
           <w:sz w:val="22"/>
           <w:szCs w:val="22"/>
         </w:rPr>
-        <w:t xml:space="preserve">2. Navigate to Approvals / admin registrations.</w:t>
+        <w:t xml:space="preserve">2. After Ready, login using CNIC, then using mobile.</w:t>
       </w:r>
     </w:p>
     <w:p>
@@ -9625,7 +10751,7 @@
           <w:sz w:val="22"/>
           <w:szCs w:val="22"/>
         </w:rPr>
-        <w:t xml:space="preserve">Redirect / forbidden; no pending list.</w:t>
+        <w:t xml:space="preserve">Both identifiers resolve to the same account when stored.</w:t>
       </w:r>
     </w:p>
     <w:p>
@@ -9642,7 +10768,7 @@
           <w:sz w:val="24"/>
           <w:szCs w:val="24"/>
         </w:rPr>
-        <w:t xml:space="preserve">QA-28 — Switch role then refresh token</w:t>
+        <w:t xml:space="preserve">QA-28 — Notifications for new registration (admin)</w:t>
       </w:r>
     </w:p>
     <w:p>
@@ -9658,7 +10784,7 @@
           <w:sz w:val="20"/>
           <w:szCs w:val="20"/>
         </w:rPr>
-        <w:t xml:space="preserve">Platforms: Web + Mobile + API</w:t>
+        <w:t xml:space="preserve">Platforms: Web + Mobile</w:t>
       </w:r>
     </w:p>
     <w:p>
@@ -9672,7 +10798,179 @@
           <w:sz w:val="22"/>
           <w:szCs w:val="22"/>
         </w:rPr>
-        <w:t xml:space="preserve">1. Login as multi-role user; switch to non-primary role.</w:t>
+        <w:t xml:space="preserve">1. As eligible admin logged in, submit a new request from another device.</w:t>
+      </w:r>
+    </w:p>
+    <w:p>
+      <w:pPr>
+        <w:spacing w:after="60"/>
+        <w:ind w:left="360"/>
+      </w:pPr>
+      <w:r>
+        <w:rPr>
+          <w:rFonts w:ascii="Calibri" w:cs="Calibri" w:eastAsia="Calibri" w:hAnsi="Calibri"/>
+          <w:sz w:val="22"/>
+          <w:szCs w:val="22"/>
+        </w:rPr>
+        <w:t xml:space="preserve">2. Check in-app notifications / Approvals (Portal / School / Campus as queued).</w:t>
+      </w:r>
+    </w:p>
+    <w:p>
+      <w:pPr>
+        <w:spacing w:after="80" w:before="0"/>
+      </w:pPr>
+      <w:r>
+        <w:rPr>
+          <w:rFonts w:ascii="Calibri" w:cs="Calibri" w:eastAsia="Calibri" w:hAnsi="Calibri"/>
+          <w:b/>
+          <w:bCs/>
+          <w:color w:val="166534"/>
+          <w:sz w:val="22"/>
+          <w:szCs w:val="22"/>
+        </w:rPr>
+        <w:t xml:space="preserve">Expected: </w:t>
+      </w:r>
+      <w:r>
+        <w:rPr>
+          <w:rFonts w:ascii="Calibri" w:cs="Calibri" w:eastAsia="Calibri" w:hAnsi="Calibri"/>
+          <w:color w:val="166534"/>
+          <w:sz w:val="22"/>
+          <w:szCs w:val="22"/>
+        </w:rPr>
+        <w:t xml:space="preserve">Eligible admins in the approval queue receive RegistrationRequest notification.</w:t>
+      </w:r>
+    </w:p>
+    <w:p>
+      <w:pPr>
+        <w:pStyle w:val="Heading3"/>
+        <w:spacing w:after="80" w:before="200"/>
+      </w:pPr>
+      <w:r>
+        <w:rPr>
+          <w:rFonts w:ascii="Calibri" w:cs="Calibri" w:eastAsia="Calibri" w:hAnsi="Calibri"/>
+          <w:b/>
+          <w:bCs/>
+          <w:color w:val="0B2545"/>
+          <w:sz w:val="24"/>
+          <w:szCs w:val="24"/>
+        </w:rPr>
+        <w:t xml:space="preserve">QA-29 — Non-admin cannot open Approvals</w:t>
+      </w:r>
+    </w:p>
+    <w:p>
+      <w:pPr>
+        <w:spacing w:after="120" w:before="0"/>
+      </w:pPr>
+      <w:r>
+        <w:rPr>
+          <w:rFonts w:ascii="Calibri" w:cs="Calibri" w:eastAsia="Calibri" w:hAnsi="Calibri"/>
+          <w:i/>
+          <w:iCs/>
+          <w:color w:val="53606D"/>
+          <w:sz w:val="20"/>
+          <w:szCs w:val="20"/>
+        </w:rPr>
+        <w:t xml:space="preserve">Platforms: Web + Mobile</w:t>
+      </w:r>
+    </w:p>
+    <w:p>
+      <w:pPr>
+        <w:spacing w:after="60"/>
+        <w:ind w:left="360"/>
+      </w:pPr>
+      <w:r>
+        <w:rPr>
+          <w:rFonts w:ascii="Calibri" w:cs="Calibri" w:eastAsia="Calibri" w:hAnsi="Calibri"/>
+          <w:sz w:val="22"/>
+          <w:szCs w:val="22"/>
+        </w:rPr>
+        <w:t xml:space="preserve">1. Login as Student / Teacher / Parent (active role).</w:t>
+      </w:r>
+    </w:p>
+    <w:p>
+      <w:pPr>
+        <w:spacing w:after="60"/>
+        <w:ind w:left="360"/>
+      </w:pPr>
+      <w:r>
+        <w:rPr>
+          <w:rFonts w:ascii="Calibri" w:cs="Calibri" w:eastAsia="Calibri" w:hAnsi="Calibri"/>
+          <w:sz w:val="22"/>
+          <w:szCs w:val="22"/>
+        </w:rPr>
+        <w:t xml:space="preserve">2. Navigate to Approvals / admin registrations.</w:t>
+      </w:r>
+    </w:p>
+    <w:p>
+      <w:pPr>
+        <w:spacing w:after="80" w:before="0"/>
+      </w:pPr>
+      <w:r>
+        <w:rPr>
+          <w:rFonts w:ascii="Calibri" w:cs="Calibri" w:eastAsia="Calibri" w:hAnsi="Calibri"/>
+          <w:b/>
+          <w:bCs/>
+          <w:color w:val="166534"/>
+          <w:sz w:val="22"/>
+          <w:szCs w:val="22"/>
+        </w:rPr>
+        <w:t xml:space="preserve">Expected: </w:t>
+      </w:r>
+      <w:r>
+        <w:rPr>
+          <w:rFonts w:ascii="Calibri" w:cs="Calibri" w:eastAsia="Calibri" w:hAnsi="Calibri"/>
+          <w:color w:val="166534"/>
+          <w:sz w:val="22"/>
+          <w:szCs w:val="22"/>
+        </w:rPr>
+        <w:t xml:space="preserve">Redirect / forbidden; no pending list.</w:t>
+      </w:r>
+    </w:p>
+    <w:p>
+      <w:pPr>
+        <w:pStyle w:val="Heading3"/>
+        <w:spacing w:after="80" w:before="200"/>
+      </w:pPr>
+      <w:r>
+        <w:rPr>
+          <w:rFonts w:ascii="Calibri" w:cs="Calibri" w:eastAsia="Calibri" w:hAnsi="Calibri"/>
+          <w:b/>
+          <w:bCs/>
+          <w:color w:val="0B2545"/>
+          <w:sz w:val="24"/>
+          <w:szCs w:val="24"/>
+        </w:rPr>
+        <w:t xml:space="preserve">QA-30 — Switch role then refresh token</w:t>
+      </w:r>
+    </w:p>
+    <w:p>
+      <w:pPr>
+        <w:spacing w:after="120" w:before="0"/>
+      </w:pPr>
+      <w:r>
+        <w:rPr>
+          <w:rFonts w:ascii="Calibri" w:cs="Calibri" w:eastAsia="Calibri" w:hAnsi="Calibri"/>
+          <w:i/>
+          <w:iCs/>
+          <w:color w:val="53606D"/>
+          <w:sz w:val="20"/>
+          <w:szCs w:val="20"/>
+        </w:rPr>
+        <w:t xml:space="preserve">Platforms: Web + Mobile + API</w:t>
+      </w:r>
+    </w:p>
+    <w:p>
+      <w:pPr>
+        <w:spacing w:after="60"/>
+        <w:ind w:left="360"/>
+      </w:pPr>
+      <w:r>
+        <w:rPr>
+          <w:rFonts w:ascii="Calibri" w:cs="Calibri" w:eastAsia="Calibri" w:hAnsi="Calibri"/>
+          <w:sz w:val="22"/>
+          <w:szCs w:val="22"/>
+        </w:rPr>
+        <w:t xml:space="preserve">1. Login as multi-role user; switch to non-default role.</w:t>
       </w:r>
     </w:p>
     <w:p>
@@ -9955,7 +11253,7 @@
                 <w:sz w:val="18"/>
                 <w:szCs w:val="18"/>
               </w:rPr>
-              <w:t xml:space="preserve">Student request requires school, campus, roll</w:t>
+              <w:t xml:space="preserve">Student requires roll; school/campus optional</w:t>
             </w:r>
           </w:p>
         </w:tc>
@@ -10351,7 +11649,7 @@
                 <w:sz w:val="18"/>
                 <w:szCs w:val="18"/>
               </w:rPr>
-              <w:t xml:space="preserve">Pending shows for Portal / School / Campus correctly</w:t>
+              <w:t xml:space="preserve">Submit writes correct app_user_approval queue</w:t>
             </w:r>
           </w:p>
         </w:tc>
@@ -10483,7 +11781,7 @@
                 <w:sz w:val="18"/>
                 <w:szCs w:val="18"/>
               </w:rPr>
-              <w:t xml:space="preserve">SchoolAdmin / CampusAdmin cannot see Portal-target</w:t>
+              <w:t xml:space="preserve">Pending scope by school/campus (no admin_target)</w:t>
             </w:r>
           </w:p>
         </w:tc>
@@ -10615,7 +11913,7 @@
                 <w:sz w:val="18"/>
                 <w:szCs w:val="18"/>
               </w:rPr>
-              <w:t xml:space="preserve">Approve → NeedsPasswordSetup</w:t>
+              <w:t xml:space="preserve">SchoolAdmin / CampusAdmin approve does NOT activate</w:t>
             </w:r>
           </w:p>
         </w:tc>
@@ -10747,7 +12045,7 @@
                 <w:sz w:val="18"/>
                 <w:szCs w:val="18"/>
               </w:rPr>
-              <w:t xml:space="preserve">Set password → Ready login</w:t>
+              <w:t xml:space="preserve">After local approve: Approved — awaiting Portal Admin.</w:t>
             </w:r>
           </w:p>
         </w:tc>
@@ -10879,7 +12177,7 @@
                 <w:sz w:val="18"/>
                 <w:szCs w:val="18"/>
               </w:rPr>
-              <w:t xml:space="preserve">Reject → account not found</w:t>
+              <w:t xml:space="preserve">PortalAdmin approve → NeedsPasswordSetup</w:t>
             </w:r>
           </w:p>
         </w:tc>
@@ -11011,7 +12309,7 @@
                 <w:sz w:val="18"/>
                 <w:szCs w:val="18"/>
               </w:rPr>
-              <w:t xml:space="preserve">Directory create → NeedsPasswordSetup (no admin password)</w:t>
+              <w:t xml:space="preserve">PortalAdmin alone can activate (others not required)</w:t>
             </w:r>
           </w:p>
         </w:tc>
@@ -11063,7 +12361,7 @@
                 <w:sz w:val="18"/>
                 <w:szCs w:val="18"/>
               </w:rPr>
-              <w:t xml:space="preserve">login</w:t>
+              <w:t xml:space="preserve">☐</w:t>
             </w:r>
           </w:p>
         </w:tc>
@@ -11143,7 +12441,7 @@
                 <w:sz w:val="18"/>
                 <w:szCs w:val="18"/>
               </w:rPr>
-              <w:t xml:space="preserve">PortalAdmin creates SchoolAdmin; first login set password</w:t>
+              <w:t xml:space="preserve">CampusAdmin approve removes SchoolAdmin from Pending with</w:t>
             </w:r>
           </w:p>
         </w:tc>
@@ -11275,7 +12573,7 @@
                 <w:sz w:val="18"/>
                 <w:szCs w:val="18"/>
               </w:rPr>
-              <w:t xml:space="preserve">Portal/School Admin creates CampusAdmin; first login set password</w:t>
+              <w:t xml:space="preserve">Set password → Ready login</w:t>
             </w:r>
           </w:p>
         </w:tc>
@@ -11407,7 +12705,7 @@
                 <w:sz w:val="18"/>
                 <w:szCs w:val="18"/>
               </w:rPr>
-              <w:t xml:space="preserve">CampusAdmin campus-scoped approve + directory create</w:t>
+              <w:t xml:space="preserve">Reject → account not found</w:t>
             </w:r>
           </w:p>
         </w:tc>
@@ -11539,7 +12837,7 @@
                 <w:sz w:val="18"/>
                 <w:szCs w:val="18"/>
               </w:rPr>
-              <w:t xml:space="preserve">Multi-role add Teacher to Parent; switch role</w:t>
+              <w:t xml:space="preserve">Directory create → NeedsPasswordSetup (no approval queue)</w:t>
             </w:r>
           </w:p>
         </w:tc>
@@ -11591,7 +12889,7 @@
                 <w:sz w:val="18"/>
                 <w:szCs w:val="18"/>
               </w:rPr>
-              <w:t xml:space="preserve">☐</w:t>
+              <w:t xml:space="preserve">login</w:t>
             </w:r>
           </w:p>
         </w:tc>
@@ -11671,7 +12969,7 @@
                 <w:sz w:val="18"/>
                 <w:szCs w:val="18"/>
               </w:rPr>
-              <w:t xml:space="preserve">Student / PortalAdmin cannot combine roles</w:t>
+              <w:t xml:space="preserve">PortalAdmin creates SchoolAdmin; first login set password</w:t>
             </w:r>
           </w:p>
         </w:tc>
@@ -11723,7 +13021,7 @@
                 <w:sz w:val="18"/>
                 <w:szCs w:val="18"/>
               </w:rPr>
-              <w:t xml:space="preserve">—</w:t>
+              <w:t xml:space="preserve">☐</w:t>
             </w:r>
           </w:p>
         </w:tc>
@@ -11803,7 +13101,7 @@
                 <w:sz w:val="18"/>
                 <w:szCs w:val="18"/>
               </w:rPr>
-              <w:t xml:space="preserve">Deactivate → not active</w:t>
+              <w:t xml:space="preserve">Portal/School Admin creates CampusAdmin; first login set password</w:t>
             </w:r>
           </w:p>
         </w:tc>
@@ -11935,7 +13233,7 @@
                 <w:sz w:val="18"/>
                 <w:szCs w:val="18"/>
               </w:rPr>
-              <w:t xml:space="preserve">Required * dark red bold</w:t>
+              <w:t xml:space="preserve">CampusAdmin campus-scoped list + directory create</w:t>
             </w:r>
           </w:p>
         </w:tc>
@@ -12067,7 +13365,7 @@
                 <w:sz w:val="18"/>
                 <w:szCs w:val="18"/>
               </w:rPr>
-              <w:t xml:space="preserve">Approvals UI: 2-line school/campus, no Admin Target, Read more</w:t>
+              <w:t xml:space="preserve">Multi-role add Teacher to Parent; switch role</w:t>
             </w:r>
           </w:p>
         </w:tc>
@@ -12119,7 +13417,7 @@
                 <w:sz w:val="18"/>
                 <w:szCs w:val="18"/>
               </w:rPr>
-              <w:t xml:space="preserve">—</w:t>
+              <w:t xml:space="preserve">☐</w:t>
             </w:r>
           </w:p>
         </w:tc>
@@ -12199,6 +13497,534 @@
                 <w:sz w:val="18"/>
                 <w:szCs w:val="18"/>
               </w:rPr>
+              <w:t xml:space="preserve">Student / PortalAdmin cannot combine roles</w:t>
+            </w:r>
+          </w:p>
+        </w:tc>
+        <w:tc>
+          <w:tcPr>
+            <w:tcW w:type="dxa" w:w="1000"/>
+            <w:tcBorders>
+              <w:top w:val="single" w:color="D9E1EA" w:sz="4"/>
+              <w:left w:val="single" w:color="D9E1EA" w:sz="4"/>
+              <w:bottom w:val="single" w:color="D9E1EA" w:sz="4"/>
+              <w:right w:val="single" w:color="D9E1EA" w:sz="4"/>
+            </w:tcBorders>
+          </w:tcPr>
+          <w:p>
+            <w:pPr>
+              <w:spacing w:after="40" w:before="40"/>
+            </w:pPr>
+            <w:r>
+              <w:rPr>
+                <w:rFonts w:ascii="Calibri" w:cs="Calibri" w:eastAsia="Calibri" w:hAnsi="Calibri"/>
+                <w:b w:val="false"/>
+                <w:bCs w:val="false"/>
+                <w:sz w:val="18"/>
+                <w:szCs w:val="18"/>
+              </w:rPr>
+              <w:t xml:space="preserve">☐</w:t>
+            </w:r>
+          </w:p>
+        </w:tc>
+        <w:tc>
+          <w:tcPr>
+            <w:tcW w:type="dxa" w:w="1200"/>
+            <w:tcBorders>
+              <w:top w:val="single" w:color="D9E1EA" w:sz="4"/>
+              <w:left w:val="single" w:color="D9E1EA" w:sz="4"/>
+              <w:bottom w:val="single" w:color="D9E1EA" w:sz="4"/>
+              <w:right w:val="single" w:color="D9E1EA" w:sz="4"/>
+            </w:tcBorders>
+          </w:tcPr>
+          <w:p>
+            <w:pPr>
+              <w:spacing w:after="40" w:before="40"/>
+            </w:pPr>
+            <w:r>
+              <w:rPr>
+                <w:rFonts w:ascii="Calibri" w:cs="Calibri" w:eastAsia="Calibri" w:hAnsi="Calibri"/>
+                <w:b w:val="false"/>
+                <w:bCs w:val="false"/>
+                <w:sz w:val="18"/>
+                <w:szCs w:val="18"/>
+              </w:rPr>
+              <w:t xml:space="preserve">—</w:t>
+            </w:r>
+          </w:p>
+        </w:tc>
+        <w:tc>
+          <w:tcPr>
+            <w:tcW w:type="dxa" w:w="1360"/>
+            <w:tcBorders>
+              <w:top w:val="single" w:color="D9E1EA" w:sz="4"/>
+              <w:left w:val="single" w:color="D9E1EA" w:sz="4"/>
+              <w:bottom w:val="single" w:color="D9E1EA" w:sz="4"/>
+              <w:right w:val="single" w:color="D9E1EA" w:sz="4"/>
+            </w:tcBorders>
+          </w:tcPr>
+          <w:p>
+            <w:pPr>
+              <w:spacing w:after="40" w:before="40"/>
+            </w:pPr>
+            <w:r>
+              <w:rPr>
+                <w:rFonts w:ascii="Calibri" w:cs="Calibri" w:eastAsia="Calibri" w:hAnsi="Calibri"/>
+                <w:b w:val="false"/>
+                <w:bCs w:val="false"/>
+                <w:sz w:val="18"/>
+                <w:szCs w:val="18"/>
+              </w:rPr>
+              <w:t xml:space="preserve"/>
+            </w:r>
+          </w:p>
+        </w:tc>
+      </w:tr>
+      <w:tr>
+        <w:tc>
+          <w:tcPr>
+            <w:tcW w:type="dxa" w:w="600"/>
+            <w:tcBorders>
+              <w:top w:val="single" w:color="D9E1EA" w:sz="4"/>
+              <w:left w:val="single" w:color="D9E1EA" w:sz="4"/>
+              <w:bottom w:val="single" w:color="D9E1EA" w:sz="4"/>
+              <w:right w:val="single" w:color="D9E1EA" w:sz="4"/>
+            </w:tcBorders>
+          </w:tcPr>
+          <w:p>
+            <w:pPr>
+              <w:spacing w:after="40" w:before="40"/>
+            </w:pPr>
+            <w:r>
+              <w:rPr>
+                <w:rFonts w:ascii="Calibri" w:cs="Calibri" w:eastAsia="Calibri" w:hAnsi="Calibri"/>
+                <w:b w:val="false"/>
+                <w:bCs w:val="false"/>
+                <w:sz w:val="18"/>
+                <w:szCs w:val="18"/>
+              </w:rPr>
+              <w:t xml:space="preserve">19</w:t>
+            </w:r>
+          </w:p>
+        </w:tc>
+        <w:tc>
+          <w:tcPr>
+            <w:tcW w:type="dxa" w:w="5200"/>
+            <w:tcBorders>
+              <w:top w:val="single" w:color="D9E1EA" w:sz="4"/>
+              <w:left w:val="single" w:color="D9E1EA" w:sz="4"/>
+              <w:bottom w:val="single" w:color="D9E1EA" w:sz="4"/>
+              <w:right w:val="single" w:color="D9E1EA" w:sz="4"/>
+            </w:tcBorders>
+          </w:tcPr>
+          <w:p>
+            <w:pPr>
+              <w:spacing w:after="40" w:before="40"/>
+            </w:pPr>
+            <w:r>
+              <w:rPr>
+                <w:rFonts w:ascii="Calibri" w:cs="Calibri" w:eastAsia="Calibri" w:hAnsi="Calibri"/>
+                <w:b w:val="false"/>
+                <w:bCs w:val="false"/>
+                <w:sz w:val="18"/>
+                <w:szCs w:val="18"/>
+              </w:rPr>
+              <w:t xml:space="preserve">Deactivate → not active</w:t>
+            </w:r>
+          </w:p>
+        </w:tc>
+        <w:tc>
+          <w:tcPr>
+            <w:tcW w:type="dxa" w:w="1000"/>
+            <w:tcBorders>
+              <w:top w:val="single" w:color="D9E1EA" w:sz="4"/>
+              <w:left w:val="single" w:color="D9E1EA" w:sz="4"/>
+              <w:bottom w:val="single" w:color="D9E1EA" w:sz="4"/>
+              <w:right w:val="single" w:color="D9E1EA" w:sz="4"/>
+            </w:tcBorders>
+          </w:tcPr>
+          <w:p>
+            <w:pPr>
+              <w:spacing w:after="40" w:before="40"/>
+            </w:pPr>
+            <w:r>
+              <w:rPr>
+                <w:rFonts w:ascii="Calibri" w:cs="Calibri" w:eastAsia="Calibri" w:hAnsi="Calibri"/>
+                <w:b w:val="false"/>
+                <w:bCs w:val="false"/>
+                <w:sz w:val="18"/>
+                <w:szCs w:val="18"/>
+              </w:rPr>
+              <w:t xml:space="preserve">☐</w:t>
+            </w:r>
+          </w:p>
+        </w:tc>
+        <w:tc>
+          <w:tcPr>
+            <w:tcW w:type="dxa" w:w="1200"/>
+            <w:tcBorders>
+              <w:top w:val="single" w:color="D9E1EA" w:sz="4"/>
+              <w:left w:val="single" w:color="D9E1EA" w:sz="4"/>
+              <w:bottom w:val="single" w:color="D9E1EA" w:sz="4"/>
+              <w:right w:val="single" w:color="D9E1EA" w:sz="4"/>
+            </w:tcBorders>
+          </w:tcPr>
+          <w:p>
+            <w:pPr>
+              <w:spacing w:after="40" w:before="40"/>
+            </w:pPr>
+            <w:r>
+              <w:rPr>
+                <w:rFonts w:ascii="Calibri" w:cs="Calibri" w:eastAsia="Calibri" w:hAnsi="Calibri"/>
+                <w:b w:val="false"/>
+                <w:bCs w:val="false"/>
+                <w:sz w:val="18"/>
+                <w:szCs w:val="18"/>
+              </w:rPr>
+              <w:t xml:space="preserve">☐</w:t>
+            </w:r>
+          </w:p>
+        </w:tc>
+        <w:tc>
+          <w:tcPr>
+            <w:tcW w:type="dxa" w:w="1360"/>
+            <w:tcBorders>
+              <w:top w:val="single" w:color="D9E1EA" w:sz="4"/>
+              <w:left w:val="single" w:color="D9E1EA" w:sz="4"/>
+              <w:bottom w:val="single" w:color="D9E1EA" w:sz="4"/>
+              <w:right w:val="single" w:color="D9E1EA" w:sz="4"/>
+            </w:tcBorders>
+          </w:tcPr>
+          <w:p>
+            <w:pPr>
+              <w:spacing w:after="40" w:before="40"/>
+            </w:pPr>
+            <w:r>
+              <w:rPr>
+                <w:rFonts w:ascii="Calibri" w:cs="Calibri" w:eastAsia="Calibri" w:hAnsi="Calibri"/>
+                <w:b w:val="false"/>
+                <w:bCs w:val="false"/>
+                <w:sz w:val="18"/>
+                <w:szCs w:val="18"/>
+              </w:rPr>
+              <w:t xml:space="preserve"/>
+            </w:r>
+          </w:p>
+        </w:tc>
+      </w:tr>
+      <w:tr>
+        <w:tc>
+          <w:tcPr>
+            <w:tcW w:type="dxa" w:w="600"/>
+            <w:tcBorders>
+              <w:top w:val="single" w:color="D9E1EA" w:sz="4"/>
+              <w:left w:val="single" w:color="D9E1EA" w:sz="4"/>
+              <w:bottom w:val="single" w:color="D9E1EA" w:sz="4"/>
+              <w:right w:val="single" w:color="D9E1EA" w:sz="4"/>
+            </w:tcBorders>
+          </w:tcPr>
+          <w:p>
+            <w:pPr>
+              <w:spacing w:after="40" w:before="40"/>
+            </w:pPr>
+            <w:r>
+              <w:rPr>
+                <w:rFonts w:ascii="Calibri" w:cs="Calibri" w:eastAsia="Calibri" w:hAnsi="Calibri"/>
+                <w:b w:val="false"/>
+                <w:bCs w:val="false"/>
+                <w:sz w:val="18"/>
+                <w:szCs w:val="18"/>
+              </w:rPr>
+              <w:t xml:space="preserve">20</w:t>
+            </w:r>
+          </w:p>
+        </w:tc>
+        <w:tc>
+          <w:tcPr>
+            <w:tcW w:type="dxa" w:w="5200"/>
+            <w:tcBorders>
+              <w:top w:val="single" w:color="D9E1EA" w:sz="4"/>
+              <w:left w:val="single" w:color="D9E1EA" w:sz="4"/>
+              <w:bottom w:val="single" w:color="D9E1EA" w:sz="4"/>
+              <w:right w:val="single" w:color="D9E1EA" w:sz="4"/>
+            </w:tcBorders>
+          </w:tcPr>
+          <w:p>
+            <w:pPr>
+              <w:spacing w:after="40" w:before="40"/>
+            </w:pPr>
+            <w:r>
+              <w:rPr>
+                <w:rFonts w:ascii="Calibri" w:cs="Calibri" w:eastAsia="Calibri" w:hAnsi="Calibri"/>
+                <w:b w:val="false"/>
+                <w:bCs w:val="false"/>
+                <w:sz w:val="18"/>
+                <w:szCs w:val="18"/>
+              </w:rPr>
+              <w:t xml:space="preserve">Required * dark red bold</w:t>
+            </w:r>
+          </w:p>
+        </w:tc>
+        <w:tc>
+          <w:tcPr>
+            <w:tcW w:type="dxa" w:w="1000"/>
+            <w:tcBorders>
+              <w:top w:val="single" w:color="D9E1EA" w:sz="4"/>
+              <w:left w:val="single" w:color="D9E1EA" w:sz="4"/>
+              <w:bottom w:val="single" w:color="D9E1EA" w:sz="4"/>
+              <w:right w:val="single" w:color="D9E1EA" w:sz="4"/>
+            </w:tcBorders>
+          </w:tcPr>
+          <w:p>
+            <w:pPr>
+              <w:spacing w:after="40" w:before="40"/>
+            </w:pPr>
+            <w:r>
+              <w:rPr>
+                <w:rFonts w:ascii="Calibri" w:cs="Calibri" w:eastAsia="Calibri" w:hAnsi="Calibri"/>
+                <w:b w:val="false"/>
+                <w:bCs w:val="false"/>
+                <w:sz w:val="18"/>
+                <w:szCs w:val="18"/>
+              </w:rPr>
+              <w:t xml:space="preserve">☐</w:t>
+            </w:r>
+          </w:p>
+        </w:tc>
+        <w:tc>
+          <w:tcPr>
+            <w:tcW w:type="dxa" w:w="1200"/>
+            <w:tcBorders>
+              <w:top w:val="single" w:color="D9E1EA" w:sz="4"/>
+              <w:left w:val="single" w:color="D9E1EA" w:sz="4"/>
+              <w:bottom w:val="single" w:color="D9E1EA" w:sz="4"/>
+              <w:right w:val="single" w:color="D9E1EA" w:sz="4"/>
+            </w:tcBorders>
+          </w:tcPr>
+          <w:p>
+            <w:pPr>
+              <w:spacing w:after="40" w:before="40"/>
+            </w:pPr>
+            <w:r>
+              <w:rPr>
+                <w:rFonts w:ascii="Calibri" w:cs="Calibri" w:eastAsia="Calibri" w:hAnsi="Calibri"/>
+                <w:b w:val="false"/>
+                <w:bCs w:val="false"/>
+                <w:sz w:val="18"/>
+                <w:szCs w:val="18"/>
+              </w:rPr>
+              <w:t xml:space="preserve">☐</w:t>
+            </w:r>
+          </w:p>
+        </w:tc>
+        <w:tc>
+          <w:tcPr>
+            <w:tcW w:type="dxa" w:w="1360"/>
+            <w:tcBorders>
+              <w:top w:val="single" w:color="D9E1EA" w:sz="4"/>
+              <w:left w:val="single" w:color="D9E1EA" w:sz="4"/>
+              <w:bottom w:val="single" w:color="D9E1EA" w:sz="4"/>
+              <w:right w:val="single" w:color="D9E1EA" w:sz="4"/>
+            </w:tcBorders>
+          </w:tcPr>
+          <w:p>
+            <w:pPr>
+              <w:spacing w:after="40" w:before="40"/>
+            </w:pPr>
+            <w:r>
+              <w:rPr>
+                <w:rFonts w:ascii="Calibri" w:cs="Calibri" w:eastAsia="Calibri" w:hAnsi="Calibri"/>
+                <w:b w:val="false"/>
+                <w:bCs w:val="false"/>
+                <w:sz w:val="18"/>
+                <w:szCs w:val="18"/>
+              </w:rPr>
+              <w:t xml:space="preserve"/>
+            </w:r>
+          </w:p>
+        </w:tc>
+      </w:tr>
+      <w:tr>
+        <w:tc>
+          <w:tcPr>
+            <w:tcW w:type="dxa" w:w="600"/>
+            <w:tcBorders>
+              <w:top w:val="single" w:color="D9E1EA" w:sz="4"/>
+              <w:left w:val="single" w:color="D9E1EA" w:sz="4"/>
+              <w:bottom w:val="single" w:color="D9E1EA" w:sz="4"/>
+              <w:right w:val="single" w:color="D9E1EA" w:sz="4"/>
+            </w:tcBorders>
+          </w:tcPr>
+          <w:p>
+            <w:pPr>
+              <w:spacing w:after="40" w:before="40"/>
+            </w:pPr>
+            <w:r>
+              <w:rPr>
+                <w:rFonts w:ascii="Calibri" w:cs="Calibri" w:eastAsia="Calibri" w:hAnsi="Calibri"/>
+                <w:b w:val="false"/>
+                <w:bCs w:val="false"/>
+                <w:sz w:val="18"/>
+                <w:szCs w:val="18"/>
+              </w:rPr>
+              <w:t xml:space="preserve">21</w:t>
+            </w:r>
+          </w:p>
+        </w:tc>
+        <w:tc>
+          <w:tcPr>
+            <w:tcW w:type="dxa" w:w="5200"/>
+            <w:tcBorders>
+              <w:top w:val="single" w:color="D9E1EA" w:sz="4"/>
+              <w:left w:val="single" w:color="D9E1EA" w:sz="4"/>
+              <w:bottom w:val="single" w:color="D9E1EA" w:sz="4"/>
+              <w:right w:val="single" w:color="D9E1EA" w:sz="4"/>
+            </w:tcBorders>
+          </w:tcPr>
+          <w:p>
+            <w:pPr>
+              <w:spacing w:after="40" w:before="40"/>
+            </w:pPr>
+            <w:r>
+              <w:rPr>
+                <w:rFonts w:ascii="Calibri" w:cs="Calibri" w:eastAsia="Calibri" w:hAnsi="Calibri"/>
+                <w:b w:val="false"/>
+                <w:bCs w:val="false"/>
+                <w:sz w:val="18"/>
+                <w:szCs w:val="18"/>
+              </w:rPr>
+              <w:t xml:space="preserve">Approvals UI: Pending with, no Admin Target, Read more</w:t>
+            </w:r>
+          </w:p>
+        </w:tc>
+        <w:tc>
+          <w:tcPr>
+            <w:tcW w:type="dxa" w:w="1000"/>
+            <w:tcBorders>
+              <w:top w:val="single" w:color="D9E1EA" w:sz="4"/>
+              <w:left w:val="single" w:color="D9E1EA" w:sz="4"/>
+              <w:bottom w:val="single" w:color="D9E1EA" w:sz="4"/>
+              <w:right w:val="single" w:color="D9E1EA" w:sz="4"/>
+            </w:tcBorders>
+          </w:tcPr>
+          <w:p>
+            <w:pPr>
+              <w:spacing w:after="40" w:before="40"/>
+            </w:pPr>
+            <w:r>
+              <w:rPr>
+                <w:rFonts w:ascii="Calibri" w:cs="Calibri" w:eastAsia="Calibri" w:hAnsi="Calibri"/>
+                <w:b w:val="false"/>
+                <w:bCs w:val="false"/>
+                <w:sz w:val="18"/>
+                <w:szCs w:val="18"/>
+              </w:rPr>
+              <w:t xml:space="preserve">☐</w:t>
+            </w:r>
+          </w:p>
+        </w:tc>
+        <w:tc>
+          <w:tcPr>
+            <w:tcW w:type="dxa" w:w="1200"/>
+            <w:tcBorders>
+              <w:top w:val="single" w:color="D9E1EA" w:sz="4"/>
+              <w:left w:val="single" w:color="D9E1EA" w:sz="4"/>
+              <w:bottom w:val="single" w:color="D9E1EA" w:sz="4"/>
+              <w:right w:val="single" w:color="D9E1EA" w:sz="4"/>
+            </w:tcBorders>
+          </w:tcPr>
+          <w:p>
+            <w:pPr>
+              <w:spacing w:after="40" w:before="40"/>
+            </w:pPr>
+            <w:r>
+              <w:rPr>
+                <w:rFonts w:ascii="Calibri" w:cs="Calibri" w:eastAsia="Calibri" w:hAnsi="Calibri"/>
+                <w:b w:val="false"/>
+                <w:bCs w:val="false"/>
+                <w:sz w:val="18"/>
+                <w:szCs w:val="18"/>
+              </w:rPr>
+              <w:t xml:space="preserve">—</w:t>
+            </w:r>
+          </w:p>
+        </w:tc>
+        <w:tc>
+          <w:tcPr>
+            <w:tcW w:type="dxa" w:w="1360"/>
+            <w:tcBorders>
+              <w:top w:val="single" w:color="D9E1EA" w:sz="4"/>
+              <w:left w:val="single" w:color="D9E1EA" w:sz="4"/>
+              <w:bottom w:val="single" w:color="D9E1EA" w:sz="4"/>
+              <w:right w:val="single" w:color="D9E1EA" w:sz="4"/>
+            </w:tcBorders>
+          </w:tcPr>
+          <w:p>
+            <w:pPr>
+              <w:spacing w:after="40" w:before="40"/>
+            </w:pPr>
+            <w:r>
+              <w:rPr>
+                <w:rFonts w:ascii="Calibri" w:cs="Calibri" w:eastAsia="Calibri" w:hAnsi="Calibri"/>
+                <w:b w:val="false"/>
+                <w:bCs w:val="false"/>
+                <w:sz w:val="18"/>
+                <w:szCs w:val="18"/>
+              </w:rPr>
+              <w:t xml:space="preserve"/>
+            </w:r>
+          </w:p>
+        </w:tc>
+      </w:tr>
+      <w:tr>
+        <w:tc>
+          <w:tcPr>
+            <w:tcW w:type="dxa" w:w="600"/>
+            <w:tcBorders>
+              <w:top w:val="single" w:color="D9E1EA" w:sz="4"/>
+              <w:left w:val="single" w:color="D9E1EA" w:sz="4"/>
+              <w:bottom w:val="single" w:color="D9E1EA" w:sz="4"/>
+              <w:right w:val="single" w:color="D9E1EA" w:sz="4"/>
+            </w:tcBorders>
+          </w:tcPr>
+          <w:p>
+            <w:pPr>
+              <w:spacing w:after="40" w:before="40"/>
+            </w:pPr>
+            <w:r>
+              <w:rPr>
+                <w:rFonts w:ascii="Calibri" w:cs="Calibri" w:eastAsia="Calibri" w:hAnsi="Calibri"/>
+                <w:b w:val="false"/>
+                <w:bCs w:val="false"/>
+                <w:sz w:val="18"/>
+                <w:szCs w:val="18"/>
+              </w:rPr>
+              <w:t xml:space="preserve">22</w:t>
+            </w:r>
+          </w:p>
+        </w:tc>
+        <w:tc>
+          <w:tcPr>
+            <w:tcW w:type="dxa" w:w="5200"/>
+            <w:tcBorders>
+              <w:top w:val="single" w:color="D9E1EA" w:sz="4"/>
+              <w:left w:val="single" w:color="D9E1EA" w:sz="4"/>
+              <w:bottom w:val="single" w:color="D9E1EA" w:sz="4"/>
+              <w:right w:val="single" w:color="D9E1EA" w:sz="4"/>
+            </w:tcBorders>
+          </w:tcPr>
+          <w:p>
+            <w:pPr>
+              <w:spacing w:after="40" w:before="40"/>
+            </w:pPr>
+            <w:r>
+              <w:rPr>
+                <w:rFonts w:ascii="Calibri" w:cs="Calibri" w:eastAsia="Calibri" w:hAnsi="Calibri"/>
+                <w:b w:val="false"/>
+                <w:bCs w:val="false"/>
+                <w:sz w:val="18"/>
+                <w:szCs w:val="18"/>
+              </w:rPr>
               <w:t xml:space="preserve">Switch role survives token refresh</w:t>
             </w:r>
           </w:p>
@@ -12252,6 +14078,138 @@
                 <w:szCs w:val="18"/>
               </w:rPr>
               <w:t xml:space="preserve">☐</w:t>
+            </w:r>
+          </w:p>
+        </w:tc>
+        <w:tc>
+          <w:tcPr>
+            <w:tcW w:type="dxa" w:w="1360"/>
+            <w:tcBorders>
+              <w:top w:val="single" w:color="D9E1EA" w:sz="4"/>
+              <w:left w:val="single" w:color="D9E1EA" w:sz="4"/>
+              <w:bottom w:val="single" w:color="D9E1EA" w:sz="4"/>
+              <w:right w:val="single" w:color="D9E1EA" w:sz="4"/>
+            </w:tcBorders>
+          </w:tcPr>
+          <w:p>
+            <w:pPr>
+              <w:spacing w:after="40" w:before="40"/>
+            </w:pPr>
+            <w:r>
+              <w:rPr>
+                <w:rFonts w:ascii="Calibri" w:cs="Calibri" w:eastAsia="Calibri" w:hAnsi="Calibri"/>
+                <w:b w:val="false"/>
+                <w:bCs w:val="false"/>
+                <w:sz w:val="18"/>
+                <w:szCs w:val="18"/>
+              </w:rPr>
+              <w:t xml:space="preserve"/>
+            </w:r>
+          </w:p>
+        </w:tc>
+      </w:tr>
+      <w:tr>
+        <w:tc>
+          <w:tcPr>
+            <w:tcW w:type="dxa" w:w="600"/>
+            <w:tcBorders>
+              <w:top w:val="single" w:color="D9E1EA" w:sz="4"/>
+              <w:left w:val="single" w:color="D9E1EA" w:sz="4"/>
+              <w:bottom w:val="single" w:color="D9E1EA" w:sz="4"/>
+              <w:right w:val="single" w:color="D9E1EA" w:sz="4"/>
+            </w:tcBorders>
+          </w:tcPr>
+          <w:p>
+            <w:pPr>
+              <w:spacing w:after="40" w:before="40"/>
+            </w:pPr>
+            <w:r>
+              <w:rPr>
+                <w:rFonts w:ascii="Calibri" w:cs="Calibri" w:eastAsia="Calibri" w:hAnsi="Calibri"/>
+                <w:b w:val="false"/>
+                <w:bCs w:val="false"/>
+                <w:sz w:val="18"/>
+                <w:szCs w:val="18"/>
+              </w:rPr>
+              <w:t xml:space="preserve">23</w:t>
+            </w:r>
+          </w:p>
+        </w:tc>
+        <w:tc>
+          <w:tcPr>
+            <w:tcW w:type="dxa" w:w="5200"/>
+            <w:tcBorders>
+              <w:top w:val="single" w:color="D9E1EA" w:sz="4"/>
+              <w:left w:val="single" w:color="D9E1EA" w:sz="4"/>
+              <w:bottom w:val="single" w:color="D9E1EA" w:sz="4"/>
+              <w:right w:val="single" w:color="D9E1EA" w:sz="4"/>
+            </w:tcBorders>
+          </w:tcPr>
+          <w:p>
+            <w:pPr>
+              <w:spacing w:after="40" w:before="40"/>
+            </w:pPr>
+            <w:r>
+              <w:rPr>
+                <w:rFonts w:ascii="Calibri" w:cs="Calibri" w:eastAsia="Calibri" w:hAnsi="Calibri"/>
+                <w:b w:val="false"/>
+                <w:bCs w:val="false"/>
+                <w:sz w:val="18"/>
+                <w:szCs w:val="18"/>
+              </w:rPr>
+              <w:t xml:space="preserve">No role / admin_target columns on app_users</w:t>
+            </w:r>
+          </w:p>
+        </w:tc>
+        <w:tc>
+          <w:tcPr>
+            <w:tcW w:type="dxa" w:w="1000"/>
+            <w:tcBorders>
+              <w:top w:val="single" w:color="D9E1EA" w:sz="4"/>
+              <w:left w:val="single" w:color="D9E1EA" w:sz="4"/>
+              <w:bottom w:val="single" w:color="D9E1EA" w:sz="4"/>
+              <w:right w:val="single" w:color="D9E1EA" w:sz="4"/>
+            </w:tcBorders>
+          </w:tcPr>
+          <w:p>
+            <w:pPr>
+              <w:spacing w:after="40" w:before="40"/>
+            </w:pPr>
+            <w:r>
+              <w:rPr>
+                <w:rFonts w:ascii="Calibri" w:cs="Calibri" w:eastAsia="Calibri" w:hAnsi="Calibri"/>
+                <w:b w:val="false"/>
+                <w:bCs w:val="false"/>
+                <w:sz w:val="18"/>
+                <w:szCs w:val="18"/>
+              </w:rPr>
+              <w:t xml:space="preserve">DB</w:t>
+            </w:r>
+          </w:p>
+        </w:tc>
+        <w:tc>
+          <w:tcPr>
+            <w:tcW w:type="dxa" w:w="1200"/>
+            <w:tcBorders>
+              <w:top w:val="single" w:color="D9E1EA" w:sz="4"/>
+              <w:left w:val="single" w:color="D9E1EA" w:sz="4"/>
+              <w:bottom w:val="single" w:color="D9E1EA" w:sz="4"/>
+              <w:right w:val="single" w:color="D9E1EA" w:sz="4"/>
+            </w:tcBorders>
+          </w:tcPr>
+          <w:p>
+            <w:pPr>
+              <w:spacing w:after="40" w:before="40"/>
+            </w:pPr>
+            <w:r>
+              <w:rPr>
+                <w:rFonts w:ascii="Calibri" w:cs="Calibri" w:eastAsia="Calibri" w:hAnsi="Calibri"/>
+                <w:b w:val="false"/>
+                <w:bCs w:val="false"/>
+                <w:sz w:val="18"/>
+                <w:szCs w:val="18"/>
+              </w:rPr>
+              <w:t xml:space="preserve">—</w:t>
             </w:r>
           </w:p>
         </w:tc>
@@ -12533,7 +14491,7 @@
                 <w:sz w:val="18"/>
                 <w:szCs w:val="18"/>
               </w:rPr>
-              <w:t xml:space="preserve">Self-service request</w:t>
+              <w:t xml:space="preserve">Self-service; creates app_user_approval queue</w:t>
             </w:r>
           </w:p>
         </w:tc>
@@ -12851,7 +14809,7 @@
                 <w:sz w:val="18"/>
                 <w:szCs w:val="18"/>
               </w:rPr>
-              <w:t xml:space="preserve">Pending list</w:t>
+              <w:t xml:space="preserve">Pending + pendingApprovers + currentUserHasApproved</w:t>
             </w:r>
           </w:p>
         </w:tc>
@@ -12957,7 +14915,7 @@
                 <w:sz w:val="18"/>
                 <w:szCs w:val="18"/>
               </w:rPr>
-              <w:t xml:space="preserve">Approve</w:t>
+              <w:t xml:space="preserve">isActivated + message (PortalAdmin activates)</w:t>
             </w:r>
           </w:p>
         </w:tc>
@@ -13063,7 +15021,7 @@
                 <w:sz w:val="18"/>
                 <w:szCs w:val="18"/>
               </w:rPr>
-              <w:t xml:space="preserve">Reject</w:t>
+              <w:t xml:space="preserve">Reject / delete</w:t>
             </w:r>
           </w:p>
         </w:tc>
@@ -13275,7 +15233,7 @@
                 <w:sz w:val="18"/>
                 <w:szCs w:val="18"/>
               </w:rPr>
-              <w:t xml:space="preserve">First password</w:t>
+              <w:t xml:space="preserve">First password (after PortalAdmin)</w:t>
             </w:r>
           </w:p>
         </w:tc>
@@ -14140,7 +16098,7 @@
           <w:sz w:val="18"/>
           <w:szCs w:val="18"/>
         </w:rPr>
-        <w:t xml:space="preserve">Companion HTML: docs/02_RankUp_User_Creation_Approval_QA.html — Rebuild DOCX: node docs/build_user_creation_qa_docx.mjs — Source of truth: WebApi Auth/Directory, React auth/admin/directory, Flutter login &amp; pending registrations, table app_user_roles.</w:t>
+        <w:t xml:space="preserve">Companion HTML: docs/02_RankUp_User_Creation_Approval_QA.html — Rebuild DOCX: node docs/build_user_creation_qa_docx.mjs — Source of truth: WebApi Auth/Directory, React auth/admin, Flutter login &amp; pending registrations, tables app_user_roles and app_user_approval (no app_users.role / admin_target).</w:t>
       </w:r>
     </w:p>
     <w:sectPr>

--- a/docs/02_RankUp_User_Creation_Approval_QA.docx
+++ b/docs/02_RankUp_User_Creation_Approval_QA.docx
@@ -770,7 +770,7 @@
                 <w:sz w:val="18"/>
                 <w:szCs w:val="18"/>
               </w:rPr>
-              <w:t xml:space="preserve">Row deleted from app_users</w:t>
+              <w:t xml:space="preserve">rejected_at set; is_approved=false on rejector row</w:t>
             </w:r>
           </w:p>
         </w:tc>
@@ -796,7 +796,7 @@
                 <w:sz w:val="18"/>
                 <w:szCs w:val="18"/>
               </w:rPr>
-              <w:t xml:space="preserve">No account found</w:t>
+              <w:t xml:space="preserve">Rejected</w:t>
             </w:r>
           </w:p>
         </w:tc>
@@ -822,7 +822,7 @@
                 <w:sz w:val="18"/>
                 <w:szCs w:val="18"/>
               </w:rPr>
-              <w:t xml:space="preserve">No</w:t>
+              <w:t xml:space="preserve">No — may re-request</w:t>
             </w:r>
           </w:p>
         </w:tc>
@@ -5372,7 +5372,7 @@
           <w:sz w:val="22"/>
           <w:szCs w:val="22"/>
         </w:rPr>
-        <w:t xml:space="preserve">• On Reject: user row hard-deleted; login-status returns No account found; can request again.</w:t>
+        <w:t xml:space="preserve">• On Reject: soft-reject — app_users.rejected_at set; rejector's app_user_approval gets is_approved=false; other pending queue rows left as-is. Login-status returns Rejected; same identity may request again (new user row).</w:t>
       </w:r>
     </w:p>
     <w:p>
@@ -8900,7 +8900,21 @@
           <w:sz w:val="22"/>
           <w:szCs w:val="22"/>
         </w:rPr>
-        <w:t xml:space="preserve">4. Login with same identifier → No account found.</w:t>
+        <w:t xml:space="preserve">4. Login with same identifier → status Rejected (message invites re-request).</w:t>
+      </w:r>
+    </w:p>
+    <w:p>
+      <w:pPr>
+        <w:spacing w:after="60"/>
+        <w:ind w:left="360"/>
+      </w:pPr>
+      <w:r>
+        <w:rPr>
+          <w:rFonts w:ascii="Calibri" w:cs="Calibri" w:eastAsia="Calibri" w:hAnsi="Calibri"/>
+          <w:sz w:val="22"/>
+          <w:szCs w:val="22"/>
+        </w:rPr>
+        <w:t xml:space="preserve">5. Submit Request Access again with same CNIC/mobile → succeeds (new pending row).</w:t>
       </w:r>
     </w:p>
     <w:p>
@@ -8925,7 +8939,7 @@
           <w:sz w:val="22"/>
           <w:szCs w:val="22"/>
         </w:rPr>
-        <w:t xml:space="preserve">Hard delete; cannot login; can request again.</w:t>
+        <w:t xml:space="preserve">Soft-reject (user + approval trail kept); login-status Rejected; re-request allowed.</w:t>
       </w:r>
     </w:p>
     <w:p>
@@ -12705,7 +12719,7 @@
                 <w:sz w:val="18"/>
                 <w:szCs w:val="18"/>
               </w:rPr>
-              <w:t xml:space="preserve">Reject → account not found</w:t>
+              <w:t xml:space="preserve">Reject → soft-reject + login-status Rejected; re-request OK</w:t>
             </w:r>
           </w:p>
         </w:tc>
@@ -15021,7 +15035,7 @@
                 <w:sz w:val="18"/>
                 <w:szCs w:val="18"/>
               </w:rPr>
-              <w:t xml:space="preserve">Reject / delete</w:t>
+              <w:t xml:space="preserve">Soft-reject (keep trail)</w:t>
             </w:r>
           </w:p>
         </w:tc>

--- a/docs/02_RankUp_User_Creation_Approval_QA.docx
+++ b/docs/02_RankUp_User_Creation_Approval_QA.docx
@@ -62,7 +62,7 @@
           <w:sz w:val="18"/>
           <w:szCs w:val="18"/>
         </w:rPr>
-        <w:t xml:space="preserve">app_user_roles + app_user_approval  ·  Date: 13 Jul 2026</w:t>
+        <w:t xml:space="preserve">app_user_roles + app_user_approval · soft-reject  ·  Date: 14 Jul 2026</w:t>
       </w:r>
     </w:p>
     <w:p>
@@ -346,7 +346,7 @@
                 <w:sz w:val="18"/>
                 <w:szCs w:val="18"/>
               </w:rPr>
-              <w:t xml:space="preserve">is_active=false AND password_hash NULL</w:t>
+              <w:t xml:space="preserve">is_active=false AND password_hash NULL AND rejected_at NULL</w:t>
             </w:r>
           </w:p>
         </w:tc>
@@ -452,7 +452,7 @@
                 <w:sz w:val="18"/>
                 <w:szCs w:val="18"/>
               </w:rPr>
-              <w:t xml:space="preserve">is_active=true AND password_hash NULL</w:t>
+              <w:t xml:space="preserve">is_active=true AND password_hash NULL (must_change_password=true)</w:t>
             </w:r>
           </w:p>
         </w:tc>
@@ -664,7 +664,7 @@
                 <w:sz w:val="18"/>
                 <w:szCs w:val="18"/>
               </w:rPr>
-              <w:t xml:space="preserve">is_active=false with password set</w:t>
+              <w:t xml:space="preserve">is_active=false with password set (directory deactivate)</w:t>
             </w:r>
           </w:p>
         </w:tc>
@@ -690,7 +690,7 @@
                 <w:sz w:val="18"/>
                 <w:szCs w:val="18"/>
               </w:rPr>
-              <w:t xml:space="preserve">not active</w:t>
+              <w:t xml:space="preserve">throws “not active” (not a status enum)</w:t>
             </w:r>
           </w:p>
         </w:tc>
@@ -744,64 +744,64 @@
                 <w:sz w:val="18"/>
                 <w:szCs w:val="18"/>
               </w:rPr>
+              <w:t xml:space="preserve">Rejected (soft)</w:t>
+            </w:r>
+          </w:p>
+        </w:tc>
+        <w:tc>
+          <w:tcPr>
+            <w:tcW w:type="dxa" w:w="3200"/>
+            <w:tcBorders>
+              <w:top w:val="single" w:color="D9E1EA" w:sz="4"/>
+              <w:left w:val="single" w:color="D9E1EA" w:sz="4"/>
+              <w:bottom w:val="single" w:color="D9E1EA" w:sz="4"/>
+              <w:right w:val="single" w:color="D9E1EA" w:sz="4"/>
+            </w:tcBorders>
+          </w:tcPr>
+          <w:p>
+            <w:pPr>
+              <w:spacing w:after="40" w:before="40"/>
+            </w:pPr>
+            <w:r>
+              <w:rPr>
+                <w:rFonts w:ascii="Calibri" w:cs="Calibri" w:eastAsia="Calibri" w:hAnsi="Calibri"/>
+                <w:b w:val="false"/>
+                <w:bCs w:val="false"/>
+                <w:sz w:val="18"/>
+                <w:szCs w:val="18"/>
+              </w:rPr>
+              <w:t xml:space="preserve">Row kept; rejected_at set; rejector app_user_approval.is_approved=false</w:t>
+            </w:r>
+          </w:p>
+        </w:tc>
+        <w:tc>
+          <w:tcPr>
+            <w:tcW w:type="dxa" w:w="2200"/>
+            <w:tcBorders>
+              <w:top w:val="single" w:color="D9E1EA" w:sz="4"/>
+              <w:left w:val="single" w:color="D9E1EA" w:sz="4"/>
+              <w:bottom w:val="single" w:color="D9E1EA" w:sz="4"/>
+              <w:right w:val="single" w:color="D9E1EA" w:sz="4"/>
+            </w:tcBorders>
+          </w:tcPr>
+          <w:p>
+            <w:pPr>
+              <w:spacing w:after="40" w:before="40"/>
+            </w:pPr>
+            <w:r>
+              <w:rPr>
+                <w:rFonts w:ascii="Calibri" w:cs="Calibri" w:eastAsia="Calibri" w:hAnsi="Calibri"/>
+                <w:b w:val="false"/>
+                <w:bCs w:val="false"/>
+                <w:sz w:val="18"/>
+                <w:szCs w:val="18"/>
+              </w:rPr>
               <w:t xml:space="preserve">Rejected</w:t>
             </w:r>
           </w:p>
         </w:tc>
         <w:tc>
           <w:tcPr>
-            <w:tcW w:type="dxa" w:w="3200"/>
-            <w:tcBorders>
-              <w:top w:val="single" w:color="D9E1EA" w:sz="4"/>
-              <w:left w:val="single" w:color="D9E1EA" w:sz="4"/>
-              <w:bottom w:val="single" w:color="D9E1EA" w:sz="4"/>
-              <w:right w:val="single" w:color="D9E1EA" w:sz="4"/>
-            </w:tcBorders>
-          </w:tcPr>
-          <w:p>
-            <w:pPr>
-              <w:spacing w:after="40" w:before="40"/>
-            </w:pPr>
-            <w:r>
-              <w:rPr>
-                <w:rFonts w:ascii="Calibri" w:cs="Calibri" w:eastAsia="Calibri" w:hAnsi="Calibri"/>
-                <w:b w:val="false"/>
-                <w:bCs w:val="false"/>
-                <w:sz w:val="18"/>
-                <w:szCs w:val="18"/>
-              </w:rPr>
-              <w:t xml:space="preserve">rejected_at set; is_approved=false on rejector row</w:t>
-            </w:r>
-          </w:p>
-        </w:tc>
-        <w:tc>
-          <w:tcPr>
-            <w:tcW w:type="dxa" w:w="2200"/>
-            <w:tcBorders>
-              <w:top w:val="single" w:color="D9E1EA" w:sz="4"/>
-              <w:left w:val="single" w:color="D9E1EA" w:sz="4"/>
-              <w:bottom w:val="single" w:color="D9E1EA" w:sz="4"/>
-              <w:right w:val="single" w:color="D9E1EA" w:sz="4"/>
-            </w:tcBorders>
-          </w:tcPr>
-          <w:p>
-            <w:pPr>
-              <w:spacing w:after="40" w:before="40"/>
-            </w:pPr>
-            <w:r>
-              <w:rPr>
-                <w:rFonts w:ascii="Calibri" w:cs="Calibri" w:eastAsia="Calibri" w:hAnsi="Calibri"/>
-                <w:b w:val="false"/>
-                <w:bCs w:val="false"/>
-                <w:sz w:val="18"/>
-                <w:szCs w:val="18"/>
-              </w:rPr>
-              <w:t xml:space="preserve">Rejected</w:t>
-            </w:r>
-          </w:p>
-        </w:tc>
-        <w:tc>
-          <w:tcPr>
             <w:tcW w:type="dxa" w:w="2160"/>
             <w:tcBorders>
               <w:top w:val="single" w:color="D9E1EA" w:sz="4"/>
@@ -822,7 +822,7 @@
                 <w:sz w:val="18"/>
                 <w:szCs w:val="18"/>
               </w:rPr>
-              <w:t xml:space="preserve">No — may re-request</w:t>
+              <w:t xml:space="preserve">No — may submit a new request</w:t>
             </w:r>
           </w:p>
         </w:tc>
@@ -884,6 +884,436 @@
         <w:t xml:space="preserve">• Self-service approval routing lives in app_user_approval (not on app_users).</w:t>
       </w:r>
     </w:p>
+    <w:p>
+      <w:pPr>
+        <w:spacing w:after="60"/>
+        <w:ind w:left="360"/>
+      </w:pPr>
+      <w:r>
+        <w:rPr>
+          <w:rFonts w:ascii="Calibri" w:cs="Calibri" w:eastAsia="Calibri" w:hAnsi="Calibri"/>
+          <w:sz w:val="22"/>
+          <w:szCs w:val="22"/>
+        </w:rPr>
+        <w:t xml:space="preserve">• Reject is a soft-reject (no hard delete of app_users). Unique indexes on username/CNIC ignore rows where rejected_at IS NOT NULL.</w:t>
+      </w:r>
+    </w:p>
+    <w:p>
+      <w:pPr>
+        <w:pStyle w:val="Heading3"/>
+        <w:spacing w:after="80" w:before="200"/>
+      </w:pPr>
+      <w:r>
+        <w:rPr>
+          <w:rFonts w:ascii="Calibri" w:cs="Calibri" w:eastAsia="Calibri" w:hAnsi="Calibri"/>
+          <w:b/>
+          <w:bCs/>
+          <w:color w:val="0B2545"/>
+          <w:sz w:val="24"/>
+          <w:szCs w:val="24"/>
+        </w:rPr>
+        <w:t xml:space="preserve">Role lookup IDs</w:t>
+      </w:r>
+    </w:p>
+    <w:tbl>
+      <w:tblPr>
+        <w:tblW w:type="dxa" w:w="9360"/>
+        <w:tblBorders>
+          <w:top w:val="single" w:color="auto" w:sz="4"/>
+          <w:left w:val="single" w:color="auto" w:sz="4"/>
+          <w:bottom w:val="single" w:color="auto" w:sz="4"/>
+          <w:right w:val="single" w:color="auto" w:sz="4"/>
+          <w:insideH w:val="single" w:color="auto" w:sz="4"/>
+          <w:insideV w:val="single" w:color="auto" w:sz="4"/>
+        </w:tblBorders>
+      </w:tblPr>
+      <w:tblGrid>
+        <w:gridCol w:w="4680"/>
+        <w:gridCol w:w="4680"/>
+      </w:tblGrid>
+      <w:tr>
+        <w:tc>
+          <w:tcPr>
+            <w:tcW w:type="dxa" w:w="4680"/>
+            <w:tcBorders>
+              <w:top w:val="single" w:color="D9E1EA" w:sz="4"/>
+              <w:left w:val="single" w:color="D9E1EA" w:sz="4"/>
+              <w:bottom w:val="single" w:color="D9E1EA" w:sz="4"/>
+              <w:right w:val="single" w:color="D9E1EA" w:sz="4"/>
+            </w:tcBorders>
+            <w:shd w:fill="F4F6F9"/>
+          </w:tcPr>
+          <w:p>
+            <w:pPr>
+              <w:spacing w:after="40" w:before="40"/>
+            </w:pPr>
+            <w:r>
+              <w:rPr>
+                <w:rFonts w:ascii="Calibri" w:cs="Calibri" w:eastAsia="Calibri" w:hAnsi="Calibri"/>
+                <w:b/>
+                <w:bCs/>
+                <w:color w:val="0B2545"/>
+                <w:sz w:val="18"/>
+                <w:szCs w:val="18"/>
+              </w:rPr>
+              <w:t xml:space="preserve">Role</w:t>
+            </w:r>
+          </w:p>
+        </w:tc>
+        <w:tc>
+          <w:tcPr>
+            <w:tcW w:type="dxa" w:w="4680"/>
+            <w:tcBorders>
+              <w:top w:val="single" w:color="D9E1EA" w:sz="4"/>
+              <w:left w:val="single" w:color="D9E1EA" w:sz="4"/>
+              <w:bottom w:val="single" w:color="D9E1EA" w:sz="4"/>
+              <w:right w:val="single" w:color="D9E1EA" w:sz="4"/>
+            </w:tcBorders>
+            <w:shd w:fill="F4F6F9"/>
+          </w:tcPr>
+          <w:p>
+            <w:pPr>
+              <w:spacing w:after="40" w:before="40"/>
+            </w:pPr>
+            <w:r>
+              <w:rPr>
+                <w:rFonts w:ascii="Calibri" w:cs="Calibri" w:eastAsia="Calibri" w:hAnsi="Calibri"/>
+                <w:b/>
+                <w:bCs/>
+                <w:color w:val="0B2545"/>
+                <w:sz w:val="18"/>
+                <w:szCs w:val="18"/>
+              </w:rPr>
+              <w:t xml:space="preserve">Lookup ID</w:t>
+            </w:r>
+          </w:p>
+        </w:tc>
+      </w:tr>
+      <w:tr>
+        <w:tc>
+          <w:tcPr>
+            <w:tcW w:type="dxa" w:w="4680"/>
+            <w:tcBorders>
+              <w:top w:val="single" w:color="D9E1EA" w:sz="4"/>
+              <w:left w:val="single" w:color="D9E1EA" w:sz="4"/>
+              <w:bottom w:val="single" w:color="D9E1EA" w:sz="4"/>
+              <w:right w:val="single" w:color="D9E1EA" w:sz="4"/>
+            </w:tcBorders>
+          </w:tcPr>
+          <w:p>
+            <w:pPr>
+              <w:spacing w:after="40" w:before="40"/>
+            </w:pPr>
+            <w:r>
+              <w:rPr>
+                <w:rFonts w:ascii="Calibri" w:cs="Calibri" w:eastAsia="Calibri" w:hAnsi="Calibri"/>
+                <w:b w:val="false"/>
+                <w:bCs w:val="false"/>
+                <w:sz w:val="18"/>
+                <w:szCs w:val="18"/>
+              </w:rPr>
+              <w:t xml:space="preserve">PortalAdmin</w:t>
+            </w:r>
+          </w:p>
+        </w:tc>
+        <w:tc>
+          <w:tcPr>
+            <w:tcW w:type="dxa" w:w="4680"/>
+            <w:tcBorders>
+              <w:top w:val="single" w:color="D9E1EA" w:sz="4"/>
+              <w:left w:val="single" w:color="D9E1EA" w:sz="4"/>
+              <w:bottom w:val="single" w:color="D9E1EA" w:sz="4"/>
+              <w:right w:val="single" w:color="D9E1EA" w:sz="4"/>
+            </w:tcBorders>
+          </w:tcPr>
+          <w:p>
+            <w:pPr>
+              <w:spacing w:after="40" w:before="40"/>
+            </w:pPr>
+            <w:r>
+              <w:rPr>
+                <w:rFonts w:ascii="Calibri" w:cs="Calibri" w:eastAsia="Calibri" w:hAnsi="Calibri"/>
+                <w:b w:val="false"/>
+                <w:bCs w:val="false"/>
+                <w:sz w:val="18"/>
+                <w:szCs w:val="18"/>
+              </w:rPr>
+              <w:t xml:space="preserve">2010</w:t>
+            </w:r>
+          </w:p>
+        </w:tc>
+      </w:tr>
+      <w:tr>
+        <w:tc>
+          <w:tcPr>
+            <w:tcW w:type="dxa" w:w="4680"/>
+            <w:tcBorders>
+              <w:top w:val="single" w:color="D9E1EA" w:sz="4"/>
+              <w:left w:val="single" w:color="D9E1EA" w:sz="4"/>
+              <w:bottom w:val="single" w:color="D9E1EA" w:sz="4"/>
+              <w:right w:val="single" w:color="D9E1EA" w:sz="4"/>
+            </w:tcBorders>
+          </w:tcPr>
+          <w:p>
+            <w:pPr>
+              <w:spacing w:after="40" w:before="40"/>
+            </w:pPr>
+            <w:r>
+              <w:rPr>
+                <w:rFonts w:ascii="Calibri" w:cs="Calibri" w:eastAsia="Calibri" w:hAnsi="Calibri"/>
+                <w:b w:val="false"/>
+                <w:bCs w:val="false"/>
+                <w:sz w:val="18"/>
+                <w:szCs w:val="18"/>
+              </w:rPr>
+              <w:t xml:space="preserve">SchoolAdmin</w:t>
+            </w:r>
+          </w:p>
+        </w:tc>
+        <w:tc>
+          <w:tcPr>
+            <w:tcW w:type="dxa" w:w="4680"/>
+            <w:tcBorders>
+              <w:top w:val="single" w:color="D9E1EA" w:sz="4"/>
+              <w:left w:val="single" w:color="D9E1EA" w:sz="4"/>
+              <w:bottom w:val="single" w:color="D9E1EA" w:sz="4"/>
+              <w:right w:val="single" w:color="D9E1EA" w:sz="4"/>
+            </w:tcBorders>
+          </w:tcPr>
+          <w:p>
+            <w:pPr>
+              <w:spacing w:after="40" w:before="40"/>
+            </w:pPr>
+            <w:r>
+              <w:rPr>
+                <w:rFonts w:ascii="Calibri" w:cs="Calibri" w:eastAsia="Calibri" w:hAnsi="Calibri"/>
+                <w:b w:val="false"/>
+                <w:bCs w:val="false"/>
+                <w:sz w:val="18"/>
+                <w:szCs w:val="18"/>
+              </w:rPr>
+              <w:t xml:space="preserve">2011</w:t>
+            </w:r>
+          </w:p>
+        </w:tc>
+      </w:tr>
+      <w:tr>
+        <w:tc>
+          <w:tcPr>
+            <w:tcW w:type="dxa" w:w="4680"/>
+            <w:tcBorders>
+              <w:top w:val="single" w:color="D9E1EA" w:sz="4"/>
+              <w:left w:val="single" w:color="D9E1EA" w:sz="4"/>
+              <w:bottom w:val="single" w:color="D9E1EA" w:sz="4"/>
+              <w:right w:val="single" w:color="D9E1EA" w:sz="4"/>
+            </w:tcBorders>
+          </w:tcPr>
+          <w:p>
+            <w:pPr>
+              <w:spacing w:after="40" w:before="40"/>
+            </w:pPr>
+            <w:r>
+              <w:rPr>
+                <w:rFonts w:ascii="Calibri" w:cs="Calibri" w:eastAsia="Calibri" w:hAnsi="Calibri"/>
+                <w:b w:val="false"/>
+                <w:bCs w:val="false"/>
+                <w:sz w:val="18"/>
+                <w:szCs w:val="18"/>
+              </w:rPr>
+              <w:t xml:space="preserve">CampusAdmin</w:t>
+            </w:r>
+          </w:p>
+        </w:tc>
+        <w:tc>
+          <w:tcPr>
+            <w:tcW w:type="dxa" w:w="4680"/>
+            <w:tcBorders>
+              <w:top w:val="single" w:color="D9E1EA" w:sz="4"/>
+              <w:left w:val="single" w:color="D9E1EA" w:sz="4"/>
+              <w:bottom w:val="single" w:color="D9E1EA" w:sz="4"/>
+              <w:right w:val="single" w:color="D9E1EA" w:sz="4"/>
+            </w:tcBorders>
+          </w:tcPr>
+          <w:p>
+            <w:pPr>
+              <w:spacing w:after="40" w:before="40"/>
+            </w:pPr>
+            <w:r>
+              <w:rPr>
+                <w:rFonts w:ascii="Calibri" w:cs="Calibri" w:eastAsia="Calibri" w:hAnsi="Calibri"/>
+                <w:b w:val="false"/>
+                <w:bCs w:val="false"/>
+                <w:sz w:val="18"/>
+                <w:szCs w:val="18"/>
+              </w:rPr>
+              <w:t xml:space="preserve">2012</w:t>
+            </w:r>
+          </w:p>
+        </w:tc>
+      </w:tr>
+      <w:tr>
+        <w:tc>
+          <w:tcPr>
+            <w:tcW w:type="dxa" w:w="4680"/>
+            <w:tcBorders>
+              <w:top w:val="single" w:color="D9E1EA" w:sz="4"/>
+              <w:left w:val="single" w:color="D9E1EA" w:sz="4"/>
+              <w:bottom w:val="single" w:color="D9E1EA" w:sz="4"/>
+              <w:right w:val="single" w:color="D9E1EA" w:sz="4"/>
+            </w:tcBorders>
+          </w:tcPr>
+          <w:p>
+            <w:pPr>
+              <w:spacing w:after="40" w:before="40"/>
+            </w:pPr>
+            <w:r>
+              <w:rPr>
+                <w:rFonts w:ascii="Calibri" w:cs="Calibri" w:eastAsia="Calibri" w:hAnsi="Calibri"/>
+                <w:b w:val="false"/>
+                <w:bCs w:val="false"/>
+                <w:sz w:val="18"/>
+                <w:szCs w:val="18"/>
+              </w:rPr>
+              <w:t xml:space="preserve">Parent</w:t>
+            </w:r>
+          </w:p>
+        </w:tc>
+        <w:tc>
+          <w:tcPr>
+            <w:tcW w:type="dxa" w:w="4680"/>
+            <w:tcBorders>
+              <w:top w:val="single" w:color="D9E1EA" w:sz="4"/>
+              <w:left w:val="single" w:color="D9E1EA" w:sz="4"/>
+              <w:bottom w:val="single" w:color="D9E1EA" w:sz="4"/>
+              <w:right w:val="single" w:color="D9E1EA" w:sz="4"/>
+            </w:tcBorders>
+          </w:tcPr>
+          <w:p>
+            <w:pPr>
+              <w:spacing w:after="40" w:before="40"/>
+            </w:pPr>
+            <w:r>
+              <w:rPr>
+                <w:rFonts w:ascii="Calibri" w:cs="Calibri" w:eastAsia="Calibri" w:hAnsi="Calibri"/>
+                <w:b w:val="false"/>
+                <w:bCs w:val="false"/>
+                <w:sz w:val="18"/>
+                <w:szCs w:val="18"/>
+              </w:rPr>
+              <w:t xml:space="preserve">2013</w:t>
+            </w:r>
+          </w:p>
+        </w:tc>
+      </w:tr>
+      <w:tr>
+        <w:tc>
+          <w:tcPr>
+            <w:tcW w:type="dxa" w:w="4680"/>
+            <w:tcBorders>
+              <w:top w:val="single" w:color="D9E1EA" w:sz="4"/>
+              <w:left w:val="single" w:color="D9E1EA" w:sz="4"/>
+              <w:bottom w:val="single" w:color="D9E1EA" w:sz="4"/>
+              <w:right w:val="single" w:color="D9E1EA" w:sz="4"/>
+            </w:tcBorders>
+          </w:tcPr>
+          <w:p>
+            <w:pPr>
+              <w:spacing w:after="40" w:before="40"/>
+            </w:pPr>
+            <w:r>
+              <w:rPr>
+                <w:rFonts w:ascii="Calibri" w:cs="Calibri" w:eastAsia="Calibri" w:hAnsi="Calibri"/>
+                <w:b w:val="false"/>
+                <w:bCs w:val="false"/>
+                <w:sz w:val="18"/>
+                <w:szCs w:val="18"/>
+              </w:rPr>
+              <w:t xml:space="preserve">Teacher</w:t>
+            </w:r>
+          </w:p>
+        </w:tc>
+        <w:tc>
+          <w:tcPr>
+            <w:tcW w:type="dxa" w:w="4680"/>
+            <w:tcBorders>
+              <w:top w:val="single" w:color="D9E1EA" w:sz="4"/>
+              <w:left w:val="single" w:color="D9E1EA" w:sz="4"/>
+              <w:bottom w:val="single" w:color="D9E1EA" w:sz="4"/>
+              <w:right w:val="single" w:color="D9E1EA" w:sz="4"/>
+            </w:tcBorders>
+          </w:tcPr>
+          <w:p>
+            <w:pPr>
+              <w:spacing w:after="40" w:before="40"/>
+            </w:pPr>
+            <w:r>
+              <w:rPr>
+                <w:rFonts w:ascii="Calibri" w:cs="Calibri" w:eastAsia="Calibri" w:hAnsi="Calibri"/>
+                <w:b w:val="false"/>
+                <w:bCs w:val="false"/>
+                <w:sz w:val="18"/>
+                <w:szCs w:val="18"/>
+              </w:rPr>
+              <w:t xml:space="preserve">2014</w:t>
+            </w:r>
+          </w:p>
+        </w:tc>
+      </w:tr>
+      <w:tr>
+        <w:tc>
+          <w:tcPr>
+            <w:tcW w:type="dxa" w:w="4680"/>
+            <w:tcBorders>
+              <w:top w:val="single" w:color="D9E1EA" w:sz="4"/>
+              <w:left w:val="single" w:color="D9E1EA" w:sz="4"/>
+              <w:bottom w:val="single" w:color="D9E1EA" w:sz="4"/>
+              <w:right w:val="single" w:color="D9E1EA" w:sz="4"/>
+            </w:tcBorders>
+          </w:tcPr>
+          <w:p>
+            <w:pPr>
+              <w:spacing w:after="40" w:before="40"/>
+            </w:pPr>
+            <w:r>
+              <w:rPr>
+                <w:rFonts w:ascii="Calibri" w:cs="Calibri" w:eastAsia="Calibri" w:hAnsi="Calibri"/>
+                <w:b w:val="false"/>
+                <w:bCs w:val="false"/>
+                <w:sz w:val="18"/>
+                <w:szCs w:val="18"/>
+              </w:rPr>
+              <w:t xml:space="preserve">Student</w:t>
+            </w:r>
+          </w:p>
+        </w:tc>
+        <w:tc>
+          <w:tcPr>
+            <w:tcW w:type="dxa" w:w="4680"/>
+            <w:tcBorders>
+              <w:top w:val="single" w:color="D9E1EA" w:sz="4"/>
+              <w:left w:val="single" w:color="D9E1EA" w:sz="4"/>
+              <w:bottom w:val="single" w:color="D9E1EA" w:sz="4"/>
+              <w:right w:val="single" w:color="D9E1EA" w:sz="4"/>
+            </w:tcBorders>
+          </w:tcPr>
+          <w:p>
+            <w:pPr>
+              <w:spacing w:after="40" w:before="40"/>
+            </w:pPr>
+            <w:r>
+              <w:rPr>
+                <w:rFonts w:ascii="Calibri" w:cs="Calibri" w:eastAsia="Calibri" w:hAnsi="Calibri"/>
+                <w:b w:val="false"/>
+                <w:bCs w:val="false"/>
+                <w:sz w:val="18"/>
+                <w:szCs w:val="18"/>
+              </w:rPr>
+              <w:t xml:space="preserve">2015</w:t>
+            </w:r>
+          </w:p>
+        </w:tc>
+      </w:tr>
+    </w:tbl>
     <w:p>
       <w:pPr>
         <w:pStyle w:val="Heading2"/>
@@ -1695,7 +2125,7 @@
                 <w:sz w:val="18"/>
                 <w:szCs w:val="18"/>
               </w:rPr>
-              <w:t xml:space="preserve">Reject registrations</w:t>
+              <w:t xml:space="preserve">Reject registrations (soft)</w:t>
             </w:r>
           </w:p>
         </w:tc>
@@ -1747,7 +2177,7 @@
                 <w:sz w:val="18"/>
                 <w:szCs w:val="18"/>
               </w:rPr>
-              <w:t xml:space="preserve">Own school (if not yet acted)</w:t>
+              <w:t xml:space="preserve">Own school (UI hides after they approve)</w:t>
             </w:r>
           </w:p>
         </w:tc>
@@ -1773,7 +2203,7 @@
                 <w:sz w:val="18"/>
                 <w:szCs w:val="18"/>
               </w:rPr>
-              <w:t xml:space="preserve">Own campus (if not yet acted)</w:t>
+              <w:t xml:space="preserve">Own campus (UI hides after they approve)</w:t>
             </w:r>
           </w:p>
         </w:tc>
@@ -4312,7 +4742,7 @@
           <w:sz w:val="22"/>
           <w:szCs w:val="22"/>
         </w:rPr>
-        <w:t xml:space="preserve">• Username on request: CNIC if provided, otherwise mobile. Must be unique.</w:t>
+        <w:t xml:space="preserve">• Username on request: CNIC if provided, otherwise mobile. Must be unique among non-rejected rows (rejected_at IS NULL).</w:t>
       </w:r>
     </w:p>
     <w:p>
@@ -5330,7 +5760,7 @@
           <w:sz w:val="22"/>
           <w:szCs w:val="22"/>
         </w:rPr>
-        <w:t xml:space="preserve">• Approve / Reject buttons are hidden for that admin; UI shows: Approved — awaiting Portal Admin.</w:t>
+        <w:t xml:space="preserve">• Approve / Reject buttons are hidden for that admin; UI shows: Approved — awaiting Portal Admin. (API flag: currentUserHasApproved).</w:t>
       </w:r>
     </w:p>
     <w:p>
@@ -5344,7 +5774,7 @@
           <w:sz w:val="22"/>
           <w:szCs w:val="22"/>
         </w:rPr>
-        <w:t xml:space="preserve">• Pending with lists remaining pending reviewers (approved_at IS NULL). After CampusAdmin approval, pending SchoolAdmin rows are omitted from Pending with.</w:t>
+        <w:t xml:space="preserve">• Pending with lists remaining reviewers where is_approved IS NULL and approved_at IS NULL. After CampusAdmin approval (is_approved=true), pending SchoolAdmin rows are omitted from Pending with (SchoolAdmin DB row may still exist as pending).</w:t>
       </w:r>
     </w:p>
     <w:p>
@@ -5372,23 +5802,479 @@
           <w:sz w:val="22"/>
           <w:szCs w:val="22"/>
         </w:rPr>
-        <w:t xml:space="preserve">• On Reject: soft-reject — app_users.rejected_at set; rejector's app_user_approval gets is_approved=false; other pending queue rows left as-is. Login-status returns Rejected; same identity may request again (new user row).</w:t>
-      </w:r>
-    </w:p>
-    <w:p>
-      <w:pPr>
-        <w:spacing w:after="60"/>
-        <w:ind w:left="360"/>
-      </w:pPr>
-      <w:r>
-        <w:rPr>
-          <w:rFonts w:ascii="Calibri" w:cs="Calibri" w:eastAsia="Calibri" w:hAnsi="Calibri"/>
-          <w:sz w:val="22"/>
-          <w:szCs w:val="22"/>
-        </w:rPr>
         <w:t xml:space="preserve">• Approvals UI (Web): school line 1, campus line 2; no Admin Target column; long reason truncated with Read more.</w:t>
       </w:r>
     </w:p>
+    <w:p>
+      <w:pPr>
+        <w:pStyle w:val="Heading3"/>
+        <w:spacing w:after="80" w:before="200"/>
+      </w:pPr>
+      <w:r>
+        <w:rPr>
+          <w:rFonts w:ascii="Calibri" w:cs="Calibri" w:eastAsia="Calibri" w:hAnsi="Calibri"/>
+          <w:b/>
+          <w:bCs/>
+          <w:color w:val="0B2545"/>
+          <w:sz w:val="24"/>
+          <w:szCs w:val="24"/>
+        </w:rPr>
+        <w:t xml:space="preserve">Soft reject (critical — not a hard delete)</w:t>
+      </w:r>
+    </w:p>
+    <w:tbl>
+      <w:tblPr>
+        <w:tblW w:type="dxa" w:w="9360"/>
+        <w:tblBorders>
+          <w:top w:val="single" w:color="auto" w:sz="4"/>
+          <w:left w:val="single" w:color="auto" w:sz="4"/>
+          <w:bottom w:val="single" w:color="auto" w:sz="4"/>
+          <w:right w:val="single" w:color="auto" w:sz="4"/>
+          <w:insideH w:val="single" w:color="auto" w:sz="4"/>
+          <w:insideV w:val="single" w:color="auto" w:sz="4"/>
+        </w:tblBorders>
+      </w:tblPr>
+      <w:tblGrid>
+        <w:gridCol w:w="2800"/>
+        <w:gridCol w:w="6560"/>
+      </w:tblGrid>
+      <w:tr>
+        <w:tc>
+          <w:tcPr>
+            <w:tcW w:type="dxa" w:w="2800"/>
+            <w:tcBorders>
+              <w:top w:val="single" w:color="D9E1EA" w:sz="4"/>
+              <w:left w:val="single" w:color="D9E1EA" w:sz="4"/>
+              <w:bottom w:val="single" w:color="D9E1EA" w:sz="4"/>
+              <w:right w:val="single" w:color="D9E1EA" w:sz="4"/>
+            </w:tcBorders>
+            <w:shd w:fill="F4F6F9"/>
+          </w:tcPr>
+          <w:p>
+            <w:pPr>
+              <w:spacing w:after="40" w:before="40"/>
+            </w:pPr>
+            <w:r>
+              <w:rPr>
+                <w:rFonts w:ascii="Calibri" w:cs="Calibri" w:eastAsia="Calibri" w:hAnsi="Calibri"/>
+                <w:b/>
+                <w:bCs/>
+                <w:color w:val="0B2545"/>
+                <w:sz w:val="18"/>
+                <w:szCs w:val="18"/>
+              </w:rPr>
+              <w:t xml:space="preserve">What</w:t>
+            </w:r>
+          </w:p>
+        </w:tc>
+        <w:tc>
+          <w:tcPr>
+            <w:tcW w:type="dxa" w:w="6560"/>
+            <w:tcBorders>
+              <w:top w:val="single" w:color="D9E1EA" w:sz="4"/>
+              <w:left w:val="single" w:color="D9E1EA" w:sz="4"/>
+              <w:bottom w:val="single" w:color="D9E1EA" w:sz="4"/>
+              <w:right w:val="single" w:color="D9E1EA" w:sz="4"/>
+            </w:tcBorders>
+            <w:shd w:fill="F4F6F9"/>
+          </w:tcPr>
+          <w:p>
+            <w:pPr>
+              <w:spacing w:after="40" w:before="40"/>
+            </w:pPr>
+            <w:r>
+              <w:rPr>
+                <w:rFonts w:ascii="Calibri" w:cs="Calibri" w:eastAsia="Calibri" w:hAnsi="Calibri"/>
+                <w:b/>
+                <w:bCs/>
+                <w:color w:val="0B2545"/>
+                <w:sz w:val="18"/>
+                <w:szCs w:val="18"/>
+              </w:rPr>
+              <w:t xml:space="preserve">Behaviour</w:t>
+            </w:r>
+          </w:p>
+        </w:tc>
+      </w:tr>
+      <w:tr>
+        <w:tc>
+          <w:tcPr>
+            <w:tcW w:type="dxa" w:w="2800"/>
+            <w:tcBorders>
+              <w:top w:val="single" w:color="D9E1EA" w:sz="4"/>
+              <w:left w:val="single" w:color="D9E1EA" w:sz="4"/>
+              <w:bottom w:val="single" w:color="D9E1EA" w:sz="4"/>
+              <w:right w:val="single" w:color="D9E1EA" w:sz="4"/>
+            </w:tcBorders>
+          </w:tcPr>
+          <w:p>
+            <w:pPr>
+              <w:spacing w:after="40" w:before="40"/>
+            </w:pPr>
+            <w:r>
+              <w:rPr>
+                <w:rFonts w:ascii="Calibri" w:cs="Calibri" w:eastAsia="Calibri" w:hAnsi="Calibri"/>
+                <w:b w:val="false"/>
+                <w:bCs w:val="false"/>
+                <w:sz w:val="18"/>
+                <w:szCs w:val="18"/>
+              </w:rPr>
+              <w:t xml:space="preserve">app_users</w:t>
+            </w:r>
+          </w:p>
+        </w:tc>
+        <w:tc>
+          <w:tcPr>
+            <w:tcW w:type="dxa" w:w="6560"/>
+            <w:tcBorders>
+              <w:top w:val="single" w:color="D9E1EA" w:sz="4"/>
+              <w:left w:val="single" w:color="D9E1EA" w:sz="4"/>
+              <w:bottom w:val="single" w:color="D9E1EA" w:sz="4"/>
+              <w:right w:val="single" w:color="D9E1EA" w:sz="4"/>
+            </w:tcBorders>
+          </w:tcPr>
+          <w:p>
+            <w:pPr>
+              <w:spacing w:after="40" w:before="40"/>
+            </w:pPr>
+            <w:r>
+              <w:rPr>
+                <w:rFonts w:ascii="Calibri" w:cs="Calibri" w:eastAsia="Calibri" w:hAnsi="Calibri"/>
+                <w:b w:val="false"/>
+                <w:bCs w:val="false"/>
+                <w:sz w:val="18"/>
+                <w:szCs w:val="18"/>
+              </w:rPr>
+              <w:t xml:space="preserve">Row kept. Sets rejected_at; keeps is_active=false, password_hash NULL. Does NOT delete the user.</w:t>
+            </w:r>
+          </w:p>
+        </w:tc>
+      </w:tr>
+      <w:tr>
+        <w:tc>
+          <w:tcPr>
+            <w:tcW w:type="dxa" w:w="2800"/>
+            <w:tcBorders>
+              <w:top w:val="single" w:color="D9E1EA" w:sz="4"/>
+              <w:left w:val="single" w:color="D9E1EA" w:sz="4"/>
+              <w:bottom w:val="single" w:color="D9E1EA" w:sz="4"/>
+              <w:right w:val="single" w:color="D9E1EA" w:sz="4"/>
+            </w:tcBorders>
+          </w:tcPr>
+          <w:p>
+            <w:pPr>
+              <w:spacing w:after="40" w:before="40"/>
+            </w:pPr>
+            <w:r>
+              <w:rPr>
+                <w:rFonts w:ascii="Calibri" w:cs="Calibri" w:eastAsia="Calibri" w:hAnsi="Calibri"/>
+                <w:b w:val="false"/>
+                <w:bCs w:val="false"/>
+                <w:sz w:val="18"/>
+                <w:szCs w:val="18"/>
+              </w:rPr>
+              <w:t xml:space="preserve">Rejector’s app_user_approval</w:t>
+            </w:r>
+          </w:p>
+        </w:tc>
+        <w:tc>
+          <w:tcPr>
+            <w:tcW w:type="dxa" w:w="6560"/>
+            <w:tcBorders>
+              <w:top w:val="single" w:color="D9E1EA" w:sz="4"/>
+              <w:left w:val="single" w:color="D9E1EA" w:sz="4"/>
+              <w:bottom w:val="single" w:color="D9E1EA" w:sz="4"/>
+              <w:right w:val="single" w:color="D9E1EA" w:sz="4"/>
+            </w:tcBorders>
+          </w:tcPr>
+          <w:p>
+            <w:pPr>
+              <w:spacing w:after="40" w:before="40"/>
+            </w:pPr>
+            <w:r>
+              <w:rPr>
+                <w:rFonts w:ascii="Calibri" w:cs="Calibri" w:eastAsia="Calibri" w:hAnsi="Calibri"/>
+                <w:b w:val="false"/>
+                <w:bCs w:val="false"/>
+                <w:sz w:val="18"/>
+                <w:szCs w:val="18"/>
+              </w:rPr>
+              <w:t xml:space="preserve">is_approved=false, approved_at set (RecordRejected). If no queue row existed, one is created then marked rejected.</w:t>
+            </w:r>
+          </w:p>
+        </w:tc>
+      </w:tr>
+      <w:tr>
+        <w:tc>
+          <w:tcPr>
+            <w:tcW w:type="dxa" w:w="2800"/>
+            <w:tcBorders>
+              <w:top w:val="single" w:color="D9E1EA" w:sz="4"/>
+              <w:left w:val="single" w:color="D9E1EA" w:sz="4"/>
+              <w:bottom w:val="single" w:color="D9E1EA" w:sz="4"/>
+              <w:right w:val="single" w:color="D9E1EA" w:sz="4"/>
+            </w:tcBorders>
+          </w:tcPr>
+          <w:p>
+            <w:pPr>
+              <w:spacing w:after="40" w:before="40"/>
+            </w:pPr>
+            <w:r>
+              <w:rPr>
+                <w:rFonts w:ascii="Calibri" w:cs="Calibri" w:eastAsia="Calibri" w:hAnsi="Calibri"/>
+                <w:b w:val="false"/>
+                <w:bCs w:val="false"/>
+                <w:sz w:val="18"/>
+                <w:szCs w:val="18"/>
+              </w:rPr>
+              <w:t xml:space="preserve">Other admins’ pending rows</w:t>
+            </w:r>
+          </w:p>
+        </w:tc>
+        <w:tc>
+          <w:tcPr>
+            <w:tcW w:type="dxa" w:w="6560"/>
+            <w:tcBorders>
+              <w:top w:val="single" w:color="D9E1EA" w:sz="4"/>
+              <w:left w:val="single" w:color="D9E1EA" w:sz="4"/>
+              <w:bottom w:val="single" w:color="D9E1EA" w:sz="4"/>
+              <w:right w:val="single" w:color="D9E1EA" w:sz="4"/>
+            </w:tcBorders>
+          </w:tcPr>
+          <w:p>
+            <w:pPr>
+              <w:spacing w:after="40" w:before="40"/>
+            </w:pPr>
+            <w:r>
+              <w:rPr>
+                <w:rFonts w:ascii="Calibri" w:cs="Calibri" w:eastAsia="Calibri" w:hAnsi="Calibri"/>
+                <w:b w:val="false"/>
+                <w:bCs w:val="false"/>
+                <w:sz w:val="18"/>
+                <w:szCs w:val="18"/>
+              </w:rPr>
+              <w:t xml:space="preserve">Left as-is (is_approved still NULL). They fall off the pending list because the user is rejected.</w:t>
+            </w:r>
+          </w:p>
+        </w:tc>
+      </w:tr>
+      <w:tr>
+        <w:tc>
+          <w:tcPr>
+            <w:tcW w:type="dxa" w:w="2800"/>
+            <w:tcBorders>
+              <w:top w:val="single" w:color="D9E1EA" w:sz="4"/>
+              <w:left w:val="single" w:color="D9E1EA" w:sz="4"/>
+              <w:bottom w:val="single" w:color="D9E1EA" w:sz="4"/>
+              <w:right w:val="single" w:color="D9E1EA" w:sz="4"/>
+            </w:tcBorders>
+          </w:tcPr>
+          <w:p>
+            <w:pPr>
+              <w:spacing w:after="40" w:before="40"/>
+            </w:pPr>
+            <w:r>
+              <w:rPr>
+                <w:rFonts w:ascii="Calibri" w:cs="Calibri" w:eastAsia="Calibri" w:hAnsi="Calibri"/>
+                <w:b w:val="false"/>
+                <w:bCs w:val="false"/>
+                <w:sz w:val="18"/>
+                <w:szCs w:val="18"/>
+              </w:rPr>
+              <w:t xml:space="preserve">Pending list</w:t>
+            </w:r>
+          </w:p>
+        </w:tc>
+        <w:tc>
+          <w:tcPr>
+            <w:tcW w:type="dxa" w:w="6560"/>
+            <w:tcBorders>
+              <w:top w:val="single" w:color="D9E1EA" w:sz="4"/>
+              <w:left w:val="single" w:color="D9E1EA" w:sz="4"/>
+              <w:bottom w:val="single" w:color="D9E1EA" w:sz="4"/>
+              <w:right w:val="single" w:color="D9E1EA" w:sz="4"/>
+            </w:tcBorders>
+          </w:tcPr>
+          <w:p>
+            <w:pPr>
+              <w:spacing w:after="40" w:before="40"/>
+            </w:pPr>
+            <w:r>
+              <w:rPr>
+                <w:rFonts w:ascii="Calibri" w:cs="Calibri" w:eastAsia="Calibri" w:hAnsi="Calibri"/>
+                <w:b w:val="false"/>
+                <w:bCs w:val="false"/>
+                <w:sz w:val="18"/>
+                <w:szCs w:val="18"/>
+              </w:rPr>
+              <w:t xml:space="preserve">Rejected users excluded (rejected_at IS NULL filter).</w:t>
+            </w:r>
+          </w:p>
+        </w:tc>
+      </w:tr>
+      <w:tr>
+        <w:tc>
+          <w:tcPr>
+            <w:tcW w:type="dxa" w:w="2800"/>
+            <w:tcBorders>
+              <w:top w:val="single" w:color="D9E1EA" w:sz="4"/>
+              <w:left w:val="single" w:color="D9E1EA" w:sz="4"/>
+              <w:bottom w:val="single" w:color="D9E1EA" w:sz="4"/>
+              <w:right w:val="single" w:color="D9E1EA" w:sz="4"/>
+            </w:tcBorders>
+          </w:tcPr>
+          <w:p>
+            <w:pPr>
+              <w:spacing w:after="40" w:before="40"/>
+            </w:pPr>
+            <w:r>
+              <w:rPr>
+                <w:rFonts w:ascii="Calibri" w:cs="Calibri" w:eastAsia="Calibri" w:hAnsi="Calibri"/>
+                <w:b w:val="false"/>
+                <w:bCs w:val="false"/>
+                <w:sz w:val="18"/>
+                <w:szCs w:val="18"/>
+              </w:rPr>
+              <w:t xml:space="preserve">login-status</w:t>
+            </w:r>
+          </w:p>
+        </w:tc>
+        <w:tc>
+          <w:tcPr>
+            <w:tcW w:type="dxa" w:w="6560"/>
+            <w:tcBorders>
+              <w:top w:val="single" w:color="D9E1EA" w:sz="4"/>
+              <w:left w:val="single" w:color="D9E1EA" w:sz="4"/>
+              <w:bottom w:val="single" w:color="D9E1EA" w:sz="4"/>
+              <w:right w:val="single" w:color="D9E1EA" w:sz="4"/>
+            </w:tcBorders>
+          </w:tcPr>
+          <w:p>
+            <w:pPr>
+              <w:spacing w:after="40" w:before="40"/>
+            </w:pPr>
+            <w:r>
+              <w:rPr>
+                <w:rFonts w:ascii="Calibri" w:cs="Calibri" w:eastAsia="Calibri" w:hAnsi="Calibri"/>
+                <w:b w:val="false"/>
+                <w:bCs w:val="false"/>
+                <w:sz w:val="18"/>
+                <w:szCs w:val="18"/>
+              </w:rPr>
+              <w:t xml:space="preserve">Rejected — Your registration request was rejected. You may submit a new request.</w:t>
+            </w:r>
+          </w:p>
+        </w:tc>
+      </w:tr>
+      <w:tr>
+        <w:tc>
+          <w:tcPr>
+            <w:tcW w:type="dxa" w:w="2800"/>
+            <w:tcBorders>
+              <w:top w:val="single" w:color="D9E1EA" w:sz="4"/>
+              <w:left w:val="single" w:color="D9E1EA" w:sz="4"/>
+              <w:bottom w:val="single" w:color="D9E1EA" w:sz="4"/>
+              <w:right w:val="single" w:color="D9E1EA" w:sz="4"/>
+            </w:tcBorders>
+          </w:tcPr>
+          <w:p>
+            <w:pPr>
+              <w:spacing w:after="40" w:before="40"/>
+            </w:pPr>
+            <w:r>
+              <w:rPr>
+                <w:rFonts w:ascii="Calibri" w:cs="Calibri" w:eastAsia="Calibri" w:hAnsi="Calibri"/>
+                <w:b w:val="false"/>
+                <w:bCs w:val="false"/>
+                <w:sz w:val="18"/>
+                <w:szCs w:val="18"/>
+              </w:rPr>
+              <w:t xml:space="preserve">Re-request</w:t>
+            </w:r>
+          </w:p>
+        </w:tc>
+        <w:tc>
+          <w:tcPr>
+            <w:tcW w:type="dxa" w:w="6560"/>
+            <w:tcBorders>
+              <w:top w:val="single" w:color="D9E1EA" w:sz="4"/>
+              <w:left w:val="single" w:color="D9E1EA" w:sz="4"/>
+              <w:bottom w:val="single" w:color="D9E1EA" w:sz="4"/>
+              <w:right w:val="single" w:color="D9E1EA" w:sz="4"/>
+            </w:tcBorders>
+          </w:tcPr>
+          <w:p>
+            <w:pPr>
+              <w:spacing w:after="40" w:before="40"/>
+            </w:pPr>
+            <w:r>
+              <w:rPr>
+                <w:rFonts w:ascii="Calibri" w:cs="Calibri" w:eastAsia="Calibri" w:hAnsi="Calibri"/>
+                <w:b w:val="false"/>
+                <w:bCs w:val="false"/>
+                <w:sz w:val="18"/>
+                <w:szCs w:val="18"/>
+              </w:rPr>
+              <w:t xml:space="preserve">Allowed. Uniqueness ignores rejected rows. Same CNIC/mobile creates a new app_users + new approval queue. Login lookup prefers the non-rejected row.</w:t>
+            </w:r>
+          </w:p>
+        </w:tc>
+      </w:tr>
+      <w:tr>
+        <w:tc>
+          <w:tcPr>
+            <w:tcW w:type="dxa" w:w="2800"/>
+            <w:tcBorders>
+              <w:top w:val="single" w:color="D9E1EA" w:sz="4"/>
+              <w:left w:val="single" w:color="D9E1EA" w:sz="4"/>
+              <w:bottom w:val="single" w:color="D9E1EA" w:sz="4"/>
+              <w:right w:val="single" w:color="D9E1EA" w:sz="4"/>
+            </w:tcBorders>
+          </w:tcPr>
+          <w:p>
+            <w:pPr>
+              <w:spacing w:after="40" w:before="40"/>
+            </w:pPr>
+            <w:r>
+              <w:rPr>
+                <w:rFonts w:ascii="Calibri" w:cs="Calibri" w:eastAsia="Calibri" w:hAnsi="Calibri"/>
+                <w:b w:val="false"/>
+                <w:bCs w:val="false"/>
+                <w:sz w:val="18"/>
+                <w:szCs w:val="18"/>
+              </w:rPr>
+              <w:t xml:space="preserve">app_user_approval.is_approved</w:t>
+            </w:r>
+          </w:p>
+        </w:tc>
+        <w:tc>
+          <w:tcPr>
+            <w:tcW w:type="dxa" w:w="6560"/>
+            <w:tcBorders>
+              <w:top w:val="single" w:color="D9E1EA" w:sz="4"/>
+              <w:left w:val="single" w:color="D9E1EA" w:sz="4"/>
+              <w:bottom w:val="single" w:color="D9E1EA" w:sz="4"/>
+              <w:right w:val="single" w:color="D9E1EA" w:sz="4"/>
+            </w:tcBorders>
+          </w:tcPr>
+          <w:p>
+            <w:pPr>
+              <w:spacing w:after="40" w:before="40"/>
+            </w:pPr>
+            <w:r>
+              <w:rPr>
+                <w:rFonts w:ascii="Calibri" w:cs="Calibri" w:eastAsia="Calibri" w:hAnsi="Calibri"/>
+                <w:b w:val="false"/>
+                <w:bCs w:val="false"/>
+                <w:sz w:val="18"/>
+                <w:szCs w:val="18"/>
+              </w:rPr>
+              <w:t xml:space="preserve">NULL = pending · true = approved · false = rejected</w:t>
+            </w:r>
+          </w:p>
+        </w:tc>
+      </w:tr>
+    </w:tbl>
     <w:p>
       <w:pPr>
         <w:pStyle w:val="Heading2"/>
@@ -6446,7 +7332,7 @@
           <w:sz w:val="22"/>
           <w:szCs w:val="22"/>
         </w:rPr>
-        <w:t xml:space="preserve">2. Branch: PendingApproval | NeedsPasswordSetup | Ready.</w:t>
+        <w:t xml:space="preserve">2. Branch: PendingApproval | Rejected | NeedsPasswordSetup | Ready.</w:t>
       </w:r>
     </w:p>
     <w:p>
@@ -6460,7 +7346,7 @@
           <w:sz w:val="22"/>
           <w:szCs w:val="22"/>
         </w:rPr>
-        <w:t xml:space="preserve">3. Sign in → POST /api/auth/login.</w:t>
+        <w:t xml:space="preserve">3. For Ready only: Sign in → POST /api/auth/login.</w:t>
       </w:r>
     </w:p>
     <w:p>
@@ -6473,7 +7359,7 @@
           <w:sz w:val="22"/>
           <w:szCs w:val="22"/>
         </w:rPr>
-        <w:t xml:space="preserve">Login identifier resolution: username → CNIC → mobile.</w:t>
+        <w:t xml:space="preserve">Login identifier resolution: username → CNIC → mobile (prefers non-rejected row when a soft-rejected duplicate exists).</w:t>
       </w:r>
     </w:p>
     <w:p>
@@ -6487,6 +7373,19 @@
           <w:szCs w:val="22"/>
         </w:rPr>
         <w:t xml:space="preserve">While SchoolAdmin / CampusAdmin have approved but PortalAdmin has not, login-status remains PendingApproval.</w:t>
+      </w:r>
+    </w:p>
+    <w:p>
+      <w:pPr>
+        <w:spacing w:after="120" w:before="0"/>
+      </w:pPr>
+      <w:r>
+        <w:rPr>
+          <w:rFonts w:ascii="Calibri" w:cs="Calibri" w:eastAsia="Calibri" w:hAnsi="Calibri"/>
+          <w:sz w:val="22"/>
+          <w:szCs w:val="22"/>
+        </w:rPr>
+        <w:t xml:space="preserve">PendingApproval and Rejected keep the user on the identifier step (info message; no password step).</w:t>
       </w:r>
     </w:p>
     <w:p>
@@ -6658,7 +7557,7 @@
                 <w:sz w:val="18"/>
                 <w:szCs w:val="18"/>
               </w:rPr>
-              <w:t xml:space="preserve">Enter identifier; see Pending / Needs password / Ready / not active</w:t>
+              <w:t xml:space="preserve">Enter identifier; see Pending / Rejected / Needs password / Ready / not active</w:t>
             </w:r>
           </w:p>
         </w:tc>
@@ -6738,7 +7637,7 @@
                 <w:sz w:val="18"/>
                 <w:szCs w:val="18"/>
               </w:rPr>
-              <w:t xml:space="preserve">Appears while is_active=false and no password (includes post–Campus/School approval)</w:t>
+              <w:t xml:space="preserve">Appears while is_active=false, no password, and rejected_at NULL (includes post–Campus/School approval)</w:t>
             </w:r>
           </w:p>
         </w:tc>
@@ -6898,7 +7797,7 @@
                 <w:sz w:val="18"/>
                 <w:szCs w:val="18"/>
               </w:rPr>
-              <w:t xml:space="preserve">app_users.is_active, password_hash, app_user_roles, app_user_approval</w:t>
+              <w:t xml:space="preserve">app_users.is_active, password_hash, rejected_at, app_user_roles, app_user_approval.is_approved</w:t>
             </w:r>
           </w:p>
         </w:tc>
@@ -8828,7 +9727,7 @@
           <w:sz w:val="24"/>
           <w:szCs w:val="24"/>
         </w:rPr>
-        <w:t xml:space="preserve">QA-10 — Reject registration</w:t>
+        <w:t xml:space="preserve">QA-10 — Reject registration (soft-reject)</w:t>
       </w:r>
     </w:p>
     <w:p>
@@ -8844,7 +9743,7 @@
           <w:sz w:val="20"/>
           <w:szCs w:val="20"/>
         </w:rPr>
-        <w:t xml:space="preserve">Platforms: Web + Mobile</w:t>
+        <w:t xml:space="preserve">Platforms: Web + Mobile + API / DB</w:t>
       </w:r>
     </w:p>
     <w:p>
@@ -8858,7 +9757,7 @@
           <w:sz w:val="22"/>
           <w:szCs w:val="22"/>
         </w:rPr>
-        <w:t xml:space="preserve">1. Create a pending request.</w:t>
+        <w:t xml:space="preserve">1. Create a pending request (optionally with school+campus so multiple app_user_approval rows exist).</w:t>
       </w:r>
     </w:p>
     <w:p>
@@ -8872,7 +9771,7 @@
           <w:sz w:val="22"/>
           <w:szCs w:val="22"/>
         </w:rPr>
-        <w:t xml:space="preserve">2. Admin Rejects (before or without prior Campus/School record).</w:t>
+        <w:t xml:space="preserve">2. Admin Rejects from Approvals (confirm dialog → success: “{name} was rejected.”).</w:t>
       </w:r>
     </w:p>
     <w:p>
@@ -8886,7 +9785,7 @@
           <w:sz w:val="22"/>
           <w:szCs w:val="22"/>
         </w:rPr>
-        <w:t xml:space="preserve">3. Confirm removed from Approvals.</w:t>
+        <w:t xml:space="preserve">3. Confirm removed from Approvals for all admins.</w:t>
       </w:r>
     </w:p>
     <w:p>
@@ -8900,7 +9799,7 @@
           <w:sz w:val="22"/>
           <w:szCs w:val="22"/>
         </w:rPr>
-        <w:t xml:space="preserve">4. Login with same identifier → status Rejected (message invites re-request).</w:t>
+        <w:t xml:space="preserve">4. DB: app_users.rejected_at is set; user row still exists (not deleted).</w:t>
       </w:r>
     </w:p>
     <w:p>
@@ -8914,7 +9813,49 @@
           <w:sz w:val="22"/>
           <w:szCs w:val="22"/>
         </w:rPr>
-        <w:t xml:space="preserve">5. Submit Request Access again with same CNIC/mobile → succeeds (new pending row).</w:t>
+        <w:t xml:space="preserve">5. DB: rejector’s app_user_approval has is_approved=false; other admins’ pending rows may still be is_approved NULL.</w:t>
+      </w:r>
+    </w:p>
+    <w:p>
+      <w:pPr>
+        <w:spacing w:after="60"/>
+        <w:ind w:left="360"/>
+      </w:pPr>
+      <w:r>
+        <w:rPr>
+          <w:rFonts w:ascii="Calibri" w:cs="Calibri" w:eastAsia="Calibri" w:hAnsi="Calibri"/>
+          <w:sz w:val="22"/>
+          <w:szCs w:val="22"/>
+        </w:rPr>
+        <w:t xml:space="preserve">6. Login with same identifier → status Rejected (“…You may submit a new request.”).</w:t>
+      </w:r>
+    </w:p>
+    <w:p>
+      <w:pPr>
+        <w:spacing w:after="60"/>
+        <w:ind w:left="360"/>
+      </w:pPr>
+      <w:r>
+        <w:rPr>
+          <w:rFonts w:ascii="Calibri" w:cs="Calibri" w:eastAsia="Calibri" w:hAnsi="Calibri"/>
+          <w:sz w:val="22"/>
+          <w:szCs w:val="22"/>
+        </w:rPr>
+        <w:t xml:space="preserve">7. Submit Request Access again with same CNIC/mobile → succeeds (new app_users + new approval queue).</w:t>
+      </w:r>
+    </w:p>
+    <w:p>
+      <w:pPr>
+        <w:spacing w:after="60"/>
+        <w:ind w:left="360"/>
+      </w:pPr>
+      <w:r>
+        <w:rPr>
+          <w:rFonts w:ascii="Calibri" w:cs="Calibri" w:eastAsia="Calibri" w:hAnsi="Calibri"/>
+          <w:sz w:val="22"/>
+          <w:szCs w:val="22"/>
+        </w:rPr>
+        <w:t xml:space="preserve">8. Login with same identifier after re-request → PendingApproval (new row preferred over soft-rejected one).</w:t>
       </w:r>
     </w:p>
     <w:p>
@@ -8939,7 +9880,32 @@
           <w:sz w:val="22"/>
           <w:szCs w:val="22"/>
         </w:rPr>
-        <w:t xml:space="preserve">Soft-reject (user + approval trail kept); login-status Rejected; re-request allowed.</w:t>
+        <w:t xml:space="preserve">Soft-reject only; trail kept; login-status Rejected then re-request → PendingApproval on new row.</w:t>
+      </w:r>
+    </w:p>
+    <w:p>
+      <w:pPr>
+        <w:spacing w:after="160" w:before="0"/>
+      </w:pPr>
+      <w:r>
+        <w:rPr>
+          <w:rFonts w:ascii="Calibri" w:cs="Calibri" w:eastAsia="Calibri" w:hAnsi="Calibri"/>
+          <w:b/>
+          <w:bCs/>
+          <w:color w:val="92400E"/>
+          <w:sz w:val="22"/>
+          <w:szCs w:val="22"/>
+        </w:rPr>
+        <w:t xml:space="preserve">Note: </w:t>
+      </w:r>
+      <w:r>
+        <w:rPr>
+          <w:rFonts w:ascii="Calibri" w:cs="Calibri" w:eastAsia="Calibri" w:hAnsi="Calibri"/>
+          <w:color w:val="92400E"/>
+          <w:sz w:val="22"/>
+          <w:szCs w:val="22"/>
+        </w:rPr>
+        <w:t xml:space="preserve">Do not expect “No account found” after reject — that was the old hard-delete behaviour.</w:t>
       </w:r>
     </w:p>
     <w:p>
@@ -12719,7 +13685,7 @@
                 <w:sz w:val="18"/>
                 <w:szCs w:val="18"/>
               </w:rPr>
-              <w:t xml:space="preserve">Reject → soft-reject + login-status Rejected; re-request OK</w:t>
+              <w:t xml:space="preserve">Reject → soft-reject (row kept) + login-status Rejected</w:t>
             </w:r>
           </w:p>
         </w:tc>
@@ -12851,7 +13817,7 @@
                 <w:sz w:val="18"/>
                 <w:szCs w:val="18"/>
               </w:rPr>
-              <w:t xml:space="preserve">Directory create → NeedsPasswordSetup (no approval queue)</w:t>
+              <w:t xml:space="preserve">After reject: rejected_at set; rejector is_approved=false</w:t>
             </w:r>
           </w:p>
         </w:tc>
@@ -12877,7 +13843,7 @@
                 <w:sz w:val="18"/>
                 <w:szCs w:val="18"/>
               </w:rPr>
-              <w:t xml:space="preserve">☐</w:t>
+              <w:t xml:space="preserve">DB</w:t>
             </w:r>
           </w:p>
         </w:tc>
@@ -12903,7 +13869,7 @@
                 <w:sz w:val="18"/>
                 <w:szCs w:val="18"/>
               </w:rPr>
-              <w:t xml:space="preserve">login</w:t>
+              <w:t xml:space="preserve">—</w:t>
             </w:r>
           </w:p>
         </w:tc>
@@ -12983,7 +13949,7 @@
                 <w:sz w:val="18"/>
                 <w:szCs w:val="18"/>
               </w:rPr>
-              <w:t xml:space="preserve">PortalAdmin creates SchoolAdmin; first login set password</w:t>
+              <w:t xml:space="preserve">After reject: same CNIC/mobile can re-request (new row)</w:t>
             </w:r>
           </w:p>
         </w:tc>
@@ -13115,7 +14081,7 @@
                 <w:sz w:val="18"/>
                 <w:szCs w:val="18"/>
               </w:rPr>
-              <w:t xml:space="preserve">Portal/School Admin creates CampusAdmin; first login set password</w:t>
+              <w:t xml:space="preserve">Directory create → NeedsPasswordSetup (no approval queue)</w:t>
             </w:r>
           </w:p>
         </w:tc>
@@ -13167,7 +14133,7 @@
                 <w:sz w:val="18"/>
                 <w:szCs w:val="18"/>
               </w:rPr>
-              <w:t xml:space="preserve">☐</w:t>
+              <w:t xml:space="preserve">login</w:t>
             </w:r>
           </w:p>
         </w:tc>
@@ -13247,7 +14213,7 @@
                 <w:sz w:val="18"/>
                 <w:szCs w:val="18"/>
               </w:rPr>
-              <w:t xml:space="preserve">CampusAdmin campus-scoped list + directory create</w:t>
+              <w:t xml:space="preserve">PortalAdmin creates SchoolAdmin; first login set password</w:t>
             </w:r>
           </w:p>
         </w:tc>
@@ -13379,7 +14345,7 @@
                 <w:sz w:val="18"/>
                 <w:szCs w:val="18"/>
               </w:rPr>
-              <w:t xml:space="preserve">Multi-role add Teacher to Parent; switch role</w:t>
+              <w:t xml:space="preserve">Portal/School Admin creates CampusAdmin; first login set password</w:t>
             </w:r>
           </w:p>
         </w:tc>
@@ -13511,7 +14477,7 @@
                 <w:sz w:val="18"/>
                 <w:szCs w:val="18"/>
               </w:rPr>
-              <w:t xml:space="preserve">Student / PortalAdmin cannot combine roles</w:t>
+              <w:t xml:space="preserve">CampusAdmin campus-scoped list + directory create</w:t>
             </w:r>
           </w:p>
         </w:tc>
@@ -13563,7 +14529,7 @@
                 <w:sz w:val="18"/>
                 <w:szCs w:val="18"/>
               </w:rPr>
-              <w:t xml:space="preserve">—</w:t>
+              <w:t xml:space="preserve">☐</w:t>
             </w:r>
           </w:p>
         </w:tc>
@@ -13643,7 +14609,7 @@
                 <w:sz w:val="18"/>
                 <w:szCs w:val="18"/>
               </w:rPr>
-              <w:t xml:space="preserve">Deactivate → not active</w:t>
+              <w:t xml:space="preserve">Multi-role add Teacher to Parent; switch role</w:t>
             </w:r>
           </w:p>
         </w:tc>
@@ -13775,7 +14741,7 @@
                 <w:sz w:val="18"/>
                 <w:szCs w:val="18"/>
               </w:rPr>
-              <w:t xml:space="preserve">Required * dark red bold</w:t>
+              <w:t xml:space="preserve">Student / PortalAdmin cannot combine roles</w:t>
             </w:r>
           </w:p>
         </w:tc>
@@ -13827,7 +14793,7 @@
                 <w:sz w:val="18"/>
                 <w:szCs w:val="18"/>
               </w:rPr>
-              <w:t xml:space="preserve">☐</w:t>
+              <w:t xml:space="preserve">—</w:t>
             </w:r>
           </w:p>
         </w:tc>
@@ -13907,7 +14873,7 @@
                 <w:sz w:val="18"/>
                 <w:szCs w:val="18"/>
               </w:rPr>
-              <w:t xml:space="preserve">Approvals UI: Pending with, no Admin Target, Read more</w:t>
+              <w:t xml:space="preserve">Deactivate → not active</w:t>
             </w:r>
           </w:p>
         </w:tc>
@@ -13959,7 +14925,7 @@
                 <w:sz w:val="18"/>
                 <w:szCs w:val="18"/>
               </w:rPr>
-              <w:t xml:space="preserve">—</w:t>
+              <w:t xml:space="preserve">☐</w:t>
             </w:r>
           </w:p>
         </w:tc>
@@ -14039,7 +15005,7 @@
                 <w:sz w:val="18"/>
                 <w:szCs w:val="18"/>
               </w:rPr>
-              <w:t xml:space="preserve">Switch role survives token refresh</w:t>
+              <w:t xml:space="preserve">Required * dark red bold</w:t>
             </w:r>
           </w:p>
         </w:tc>
@@ -14171,7 +15137,271 @@
                 <w:sz w:val="18"/>
                 <w:szCs w:val="18"/>
               </w:rPr>
-              <w:t xml:space="preserve">No role / admin_target columns on app_users</w:t>
+              <w:t xml:space="preserve">Approvals UI: Pending with, no Admin Target, Read more</w:t>
+            </w:r>
+          </w:p>
+        </w:tc>
+        <w:tc>
+          <w:tcPr>
+            <w:tcW w:type="dxa" w:w="1000"/>
+            <w:tcBorders>
+              <w:top w:val="single" w:color="D9E1EA" w:sz="4"/>
+              <w:left w:val="single" w:color="D9E1EA" w:sz="4"/>
+              <w:bottom w:val="single" w:color="D9E1EA" w:sz="4"/>
+              <w:right w:val="single" w:color="D9E1EA" w:sz="4"/>
+            </w:tcBorders>
+          </w:tcPr>
+          <w:p>
+            <w:pPr>
+              <w:spacing w:after="40" w:before="40"/>
+            </w:pPr>
+            <w:r>
+              <w:rPr>
+                <w:rFonts w:ascii="Calibri" w:cs="Calibri" w:eastAsia="Calibri" w:hAnsi="Calibri"/>
+                <w:b w:val="false"/>
+                <w:bCs w:val="false"/>
+                <w:sz w:val="18"/>
+                <w:szCs w:val="18"/>
+              </w:rPr>
+              <w:t xml:space="preserve">☐</w:t>
+            </w:r>
+          </w:p>
+        </w:tc>
+        <w:tc>
+          <w:tcPr>
+            <w:tcW w:type="dxa" w:w="1200"/>
+            <w:tcBorders>
+              <w:top w:val="single" w:color="D9E1EA" w:sz="4"/>
+              <w:left w:val="single" w:color="D9E1EA" w:sz="4"/>
+              <w:bottom w:val="single" w:color="D9E1EA" w:sz="4"/>
+              <w:right w:val="single" w:color="D9E1EA" w:sz="4"/>
+            </w:tcBorders>
+          </w:tcPr>
+          <w:p>
+            <w:pPr>
+              <w:spacing w:after="40" w:before="40"/>
+            </w:pPr>
+            <w:r>
+              <w:rPr>
+                <w:rFonts w:ascii="Calibri" w:cs="Calibri" w:eastAsia="Calibri" w:hAnsi="Calibri"/>
+                <w:b w:val="false"/>
+                <w:bCs w:val="false"/>
+                <w:sz w:val="18"/>
+                <w:szCs w:val="18"/>
+              </w:rPr>
+              <w:t xml:space="preserve">—</w:t>
+            </w:r>
+          </w:p>
+        </w:tc>
+        <w:tc>
+          <w:tcPr>
+            <w:tcW w:type="dxa" w:w="1360"/>
+            <w:tcBorders>
+              <w:top w:val="single" w:color="D9E1EA" w:sz="4"/>
+              <w:left w:val="single" w:color="D9E1EA" w:sz="4"/>
+              <w:bottom w:val="single" w:color="D9E1EA" w:sz="4"/>
+              <w:right w:val="single" w:color="D9E1EA" w:sz="4"/>
+            </w:tcBorders>
+          </w:tcPr>
+          <w:p>
+            <w:pPr>
+              <w:spacing w:after="40" w:before="40"/>
+            </w:pPr>
+            <w:r>
+              <w:rPr>
+                <w:rFonts w:ascii="Calibri" w:cs="Calibri" w:eastAsia="Calibri" w:hAnsi="Calibri"/>
+                <w:b w:val="false"/>
+                <w:bCs w:val="false"/>
+                <w:sz w:val="18"/>
+                <w:szCs w:val="18"/>
+              </w:rPr>
+              <w:t xml:space="preserve"/>
+            </w:r>
+          </w:p>
+        </w:tc>
+      </w:tr>
+      <w:tr>
+        <w:tc>
+          <w:tcPr>
+            <w:tcW w:type="dxa" w:w="600"/>
+            <w:tcBorders>
+              <w:top w:val="single" w:color="D9E1EA" w:sz="4"/>
+              <w:left w:val="single" w:color="D9E1EA" w:sz="4"/>
+              <w:bottom w:val="single" w:color="D9E1EA" w:sz="4"/>
+              <w:right w:val="single" w:color="D9E1EA" w:sz="4"/>
+            </w:tcBorders>
+          </w:tcPr>
+          <w:p>
+            <w:pPr>
+              <w:spacing w:after="40" w:before="40"/>
+            </w:pPr>
+            <w:r>
+              <w:rPr>
+                <w:rFonts w:ascii="Calibri" w:cs="Calibri" w:eastAsia="Calibri" w:hAnsi="Calibri"/>
+                <w:b w:val="false"/>
+                <w:bCs w:val="false"/>
+                <w:sz w:val="18"/>
+                <w:szCs w:val="18"/>
+              </w:rPr>
+              <w:t xml:space="preserve">24</w:t>
+            </w:r>
+          </w:p>
+        </w:tc>
+        <w:tc>
+          <w:tcPr>
+            <w:tcW w:type="dxa" w:w="5200"/>
+            <w:tcBorders>
+              <w:top w:val="single" w:color="D9E1EA" w:sz="4"/>
+              <w:left w:val="single" w:color="D9E1EA" w:sz="4"/>
+              <w:bottom w:val="single" w:color="D9E1EA" w:sz="4"/>
+              <w:right w:val="single" w:color="D9E1EA" w:sz="4"/>
+            </w:tcBorders>
+          </w:tcPr>
+          <w:p>
+            <w:pPr>
+              <w:spacing w:after="40" w:before="40"/>
+            </w:pPr>
+            <w:r>
+              <w:rPr>
+                <w:rFonts w:ascii="Calibri" w:cs="Calibri" w:eastAsia="Calibri" w:hAnsi="Calibri"/>
+                <w:b w:val="false"/>
+                <w:bCs w:val="false"/>
+                <w:sz w:val="18"/>
+                <w:szCs w:val="18"/>
+              </w:rPr>
+              <w:t xml:space="preserve">Switch role survives token refresh</w:t>
+            </w:r>
+          </w:p>
+        </w:tc>
+        <w:tc>
+          <w:tcPr>
+            <w:tcW w:type="dxa" w:w="1000"/>
+            <w:tcBorders>
+              <w:top w:val="single" w:color="D9E1EA" w:sz="4"/>
+              <w:left w:val="single" w:color="D9E1EA" w:sz="4"/>
+              <w:bottom w:val="single" w:color="D9E1EA" w:sz="4"/>
+              <w:right w:val="single" w:color="D9E1EA" w:sz="4"/>
+            </w:tcBorders>
+          </w:tcPr>
+          <w:p>
+            <w:pPr>
+              <w:spacing w:after="40" w:before="40"/>
+            </w:pPr>
+            <w:r>
+              <w:rPr>
+                <w:rFonts w:ascii="Calibri" w:cs="Calibri" w:eastAsia="Calibri" w:hAnsi="Calibri"/>
+                <w:b w:val="false"/>
+                <w:bCs w:val="false"/>
+                <w:sz w:val="18"/>
+                <w:szCs w:val="18"/>
+              </w:rPr>
+              <w:t xml:space="preserve">☐</w:t>
+            </w:r>
+          </w:p>
+        </w:tc>
+        <w:tc>
+          <w:tcPr>
+            <w:tcW w:type="dxa" w:w="1200"/>
+            <w:tcBorders>
+              <w:top w:val="single" w:color="D9E1EA" w:sz="4"/>
+              <w:left w:val="single" w:color="D9E1EA" w:sz="4"/>
+              <w:bottom w:val="single" w:color="D9E1EA" w:sz="4"/>
+              <w:right w:val="single" w:color="D9E1EA" w:sz="4"/>
+            </w:tcBorders>
+          </w:tcPr>
+          <w:p>
+            <w:pPr>
+              <w:spacing w:after="40" w:before="40"/>
+            </w:pPr>
+            <w:r>
+              <w:rPr>
+                <w:rFonts w:ascii="Calibri" w:cs="Calibri" w:eastAsia="Calibri" w:hAnsi="Calibri"/>
+                <w:b w:val="false"/>
+                <w:bCs w:val="false"/>
+                <w:sz w:val="18"/>
+                <w:szCs w:val="18"/>
+              </w:rPr>
+              <w:t xml:space="preserve">☐</w:t>
+            </w:r>
+          </w:p>
+        </w:tc>
+        <w:tc>
+          <w:tcPr>
+            <w:tcW w:type="dxa" w:w="1360"/>
+            <w:tcBorders>
+              <w:top w:val="single" w:color="D9E1EA" w:sz="4"/>
+              <w:left w:val="single" w:color="D9E1EA" w:sz="4"/>
+              <w:bottom w:val="single" w:color="D9E1EA" w:sz="4"/>
+              <w:right w:val="single" w:color="D9E1EA" w:sz="4"/>
+            </w:tcBorders>
+          </w:tcPr>
+          <w:p>
+            <w:pPr>
+              <w:spacing w:after="40" w:before="40"/>
+            </w:pPr>
+            <w:r>
+              <w:rPr>
+                <w:rFonts w:ascii="Calibri" w:cs="Calibri" w:eastAsia="Calibri" w:hAnsi="Calibri"/>
+                <w:b w:val="false"/>
+                <w:bCs w:val="false"/>
+                <w:sz w:val="18"/>
+                <w:szCs w:val="18"/>
+              </w:rPr>
+              <w:t xml:space="preserve"/>
+            </w:r>
+          </w:p>
+        </w:tc>
+      </w:tr>
+      <w:tr>
+        <w:tc>
+          <w:tcPr>
+            <w:tcW w:type="dxa" w:w="600"/>
+            <w:tcBorders>
+              <w:top w:val="single" w:color="D9E1EA" w:sz="4"/>
+              <w:left w:val="single" w:color="D9E1EA" w:sz="4"/>
+              <w:bottom w:val="single" w:color="D9E1EA" w:sz="4"/>
+              <w:right w:val="single" w:color="D9E1EA" w:sz="4"/>
+            </w:tcBorders>
+          </w:tcPr>
+          <w:p>
+            <w:pPr>
+              <w:spacing w:after="40" w:before="40"/>
+            </w:pPr>
+            <w:r>
+              <w:rPr>
+                <w:rFonts w:ascii="Calibri" w:cs="Calibri" w:eastAsia="Calibri" w:hAnsi="Calibri"/>
+                <w:b w:val="false"/>
+                <w:bCs w:val="false"/>
+                <w:sz w:val="18"/>
+                <w:szCs w:val="18"/>
+              </w:rPr>
+              <w:t xml:space="preserve">25</w:t>
+            </w:r>
+          </w:p>
+        </w:tc>
+        <w:tc>
+          <w:tcPr>
+            <w:tcW w:type="dxa" w:w="5200"/>
+            <w:tcBorders>
+              <w:top w:val="single" w:color="D9E1EA" w:sz="4"/>
+              <w:left w:val="single" w:color="D9E1EA" w:sz="4"/>
+              <w:bottom w:val="single" w:color="D9E1EA" w:sz="4"/>
+              <w:right w:val="single" w:color="D9E1EA" w:sz="4"/>
+            </w:tcBorders>
+          </w:tcPr>
+          <w:p>
+            <w:pPr>
+              <w:spacing w:after="40" w:before="40"/>
+            </w:pPr>
+            <w:r>
+              <w:rPr>
+                <w:rFonts w:ascii="Calibri" w:cs="Calibri" w:eastAsia="Calibri" w:hAnsi="Calibri"/>
+                <w:b w:val="false"/>
+                <w:bCs w:val="false"/>
+                <w:sz w:val="18"/>
+                <w:szCs w:val="18"/>
+              </w:rPr>
+              <w:t xml:space="preserve">No role/admin_target on app_users; soft-reject columns present</w:t>
             </w:r>
           </w:p>
         </w:tc>
@@ -15035,7 +16265,7 @@
                 <w:sz w:val="18"/>
                 <w:szCs w:val="18"/>
               </w:rPr>
-              <w:t xml:space="preserve">Soft-reject (keep trail)</w:t>
+              <w:t xml:space="preserve">Soft-reject: rejected_at + is_approved=false (no delete)</w:t>
             </w:r>
           </w:p>
         </w:tc>
@@ -15141,7 +16371,7 @@
                 <w:sz w:val="18"/>
                 <w:szCs w:val="18"/>
               </w:rPr>
-              <w:t xml:space="preserve">Pre-login status</w:t>
+              <w:t xml:space="preserve">PendingApproval | Rejected | NeedsPasswordSetup | Ready</w:t>
             </w:r>
           </w:p>
         </w:tc>
@@ -16112,7 +17342,7 @@
           <w:sz w:val="18"/>
           <w:szCs w:val="18"/>
         </w:rPr>
-        <w:t xml:space="preserve">Companion HTML: docs/02_RankUp_User_Creation_Approval_QA.html — Rebuild DOCX: node docs/build_user_creation_qa_docx.mjs — Source of truth: WebApi Auth/Directory, React auth/admin, Flutter login &amp; pending registrations, tables app_user_roles and app_user_approval (no app_users.role / admin_target).</w:t>
+        <w:t xml:space="preserve">Companion HTML: docs/02_RankUp_User_Creation_Approval_QA.html — Rebuild DOCX: node docs/build_user_creation_qa_docx.mjs — Source of truth: WebApi Auth/Directory, React auth/admin, Flutter login &amp; pending registrations, tables app_user_roles and app_user_approval (no app_users.role / admin_target; soft-reject via app_users.rejected_at + app_user_approval.is_approved).</w:t>
       </w:r>
     </w:p>
     <w:sectPr>
